--- a/paper/vesta.docx
+++ b/paper/vesta.docx
@@ -365,28 +365,13 @@
         <w:t xml:space="preserve"> </w:t>
       </w:r>
       <w:r>
-        <w:rPr>
-          <w:iCs/>
-          <w:i/>
-        </w:rPr>
         <w:t xml:space="preserve">temporal</w:t>
       </w:r>
       <w:r>
-        <w:rPr>
-          <w:iCs/>
-          <w:i/>
-        </w:rPr>
-        <w:t xml:space="preserve"> </w:t>
-      </w:r>
-      <w:r>
-        <w:rPr>
-          <w:iCs/>
-          <w:i/>
-        </w:rPr>
-        <w:t xml:space="preserve">bandwidth</w:t>
-      </w:r>
-      <w:r>
-        <w:t xml:space="preserve">:</w:t>
+        <w:t xml:space="preserve"> </w:t>
+      </w:r>
+      <w:r>
+        <w:t xml:space="preserve">bandwidth:</w:t>
       </w:r>
       <w:r>
         <w:t xml:space="preserve"> </w:t>
@@ -698,29 +683,67 @@
         <w:t xml:space="preserve"> </w:t>
       </w:r>
       <w:r>
-        <w:t xml:space="preserve">We</w:t>
-      </w:r>
-      <w:r>
-        <w:t xml:space="preserve"> </w:t>
-      </w:r>
-      <w:r>
-        <w:t xml:space="preserve">do</w:t>
-      </w:r>
-      <w:r>
-        <w:t xml:space="preserve"> </w:t>
-      </w:r>
-      <w:r>
-        <w:rPr>
-          <w:iCs/>
-          <w:i/>
-        </w:rPr>
-        <w:t xml:space="preserve">not</w:t>
-      </w:r>
-      <w:r>
-        <w:t xml:space="preserve"> </w:t>
-      </w:r>
-      <w:r>
-        <w:t xml:space="preserve">treat</w:t>
+        <w:t xml:space="preserve">The</w:t>
+      </w:r>
+      <w:r>
+        <w:t xml:space="preserve"> </w:t>
+      </w:r>
+      <w:r>
+        <w:t xml:space="preserve">contribution</w:t>
+      </w:r>
+      <w:r>
+        <w:t xml:space="preserve"> </w:t>
+      </w:r>
+      <w:r>
+        <w:t xml:space="preserve">is</w:t>
+      </w:r>
+      <w:r>
+        <w:t xml:space="preserve"> </w:t>
+      </w:r>
+      <w:r>
+        <w:t xml:space="preserve">this</w:t>
+      </w:r>
+      <w:r>
+        <w:t xml:space="preserve"> </w:t>
+      </w:r>
+      <w:r>
+        <w:t xml:space="preserve">briefing</w:t>
+      </w:r>
+      <w:r>
+        <w:t xml:space="preserve"> </w:t>
+      </w:r>
+      <w:r>
+        <w:t xml:space="preserve">stack</w:t>
+      </w:r>
+      <w:r>
+        <w:t xml:space="preserve"> </w:t>
+      </w:r>
+      <w:r>
+        <w:t xml:space="preserve">plus</w:t>
+      </w:r>
+      <w:r>
+        <w:t xml:space="preserve"> </w:t>
+      </w:r>
+      <w:r>
+        <w:t xml:space="preserve">an</w:t>
+      </w:r>
+      <w:r>
+        <w:t xml:space="preserve"> </w:t>
+      </w:r>
+      <w:r>
+        <w:t xml:space="preserve">evaluation</w:t>
+      </w:r>
+      <w:r>
+        <w:t xml:space="preserve"> </w:t>
+      </w:r>
+      <w:r>
+        <w:t xml:space="preserve">that</w:t>
+      </w:r>
+      <w:r>
+        <w:t xml:space="preserve"> </w:t>
+      </w:r>
+      <w:r>
+        <w:t xml:space="preserve">treats</w:t>
       </w:r>
       <w:r>
         <w:t xml:space="preserve"> </w:t>
@@ -732,19 +755,13 @@
         <w:t xml:space="preserve"> </w:t>
       </w:r>
       <w:r>
-        <w:t xml:space="preserve">scalar</w:t>
-      </w:r>
-      <w:r>
-        <w:t xml:space="preserve"> </w:t>
-      </w:r>
-      <w:r>
-        <w:t xml:space="preserve">cross-modal</w:t>
-      </w:r>
-      <w:r>
-        <w:t xml:space="preserve"> </w:t>
-      </w:r>
-      <w:r>
-        <w:t xml:space="preserve">gate</w:t>
+        <w:t xml:space="preserve">user’s</w:t>
+      </w:r>
+      <w:r>
+        <w:t xml:space="preserve"> </w:t>
+      </w:r>
+      <w:r>
+        <w:t xml:space="preserve">minutes</w:t>
       </w:r>
       <w:r>
         <w:t xml:space="preserve"> </w:t>
@@ -762,19 +779,217 @@
         <w:t xml:space="preserve"> </w:t>
       </w:r>
       <w:r>
-        <w:t xml:space="preserve">methodological</w:t>
-      </w:r>
-      <w:r>
-        <w:t xml:space="preserve"> </w:t>
-      </w:r>
-      <w:r>
-        <w:t xml:space="preserve">contribution;</w:t>
-      </w:r>
-      <w:r>
-        <w:t xml:space="preserve"> </w:t>
-      </w:r>
-      <w:r>
-        <w:t xml:space="preserve">it</w:t>
+        <w:t xml:space="preserve">compute</w:t>
+      </w:r>
+      <w:r>
+        <w:t xml:space="preserve"> </w:t>
+      </w:r>
+      <w:r>
+        <w:t xml:space="preserve">budget</w:t>
+      </w:r>
+      <w:r>
+        <w:t xml:space="preserve"> </w:t>
+      </w:r>
+      <w:r>
+        <w:t xml:space="preserve">and</w:t>
+      </w:r>
+      <w:r>
+        <w:t xml:space="preserve"> </w:t>
+      </w:r>
+      <w:r>
+        <w:t xml:space="preserve">measures</w:t>
+      </w:r>
+      <w:r>
+        <w:t xml:space="preserve"> </w:t>
+      </w:r>
+      <w:r>
+        <w:t xml:space="preserve">leakage,</w:t>
+      </w:r>
+      <w:r>
+        <w:t xml:space="preserve"> </w:t>
+      </w:r>
+      <w:r>
+        <w:t xml:space="preserve">per-tier</w:t>
+      </w:r>
+      <w:r>
+        <w:t xml:space="preserve"> </w:t>
+      </w:r>
+      <w:r>
+        <w:t xml:space="preserve">delivery,</w:t>
+      </w:r>
+      <w:r>
+        <w:t xml:space="preserve"> </w:t>
+      </w:r>
+      <w:r>
+        <w:t xml:space="preserve">and</w:t>
+      </w:r>
+      <w:r>
+        <w:t xml:space="preserve"> </w:t>
+      </w:r>
+      <w:r>
+        <w:t xml:space="preserve">action</w:t>
+      </w:r>
+      <w:r>
+        <w:t xml:space="preserve"> </w:t>
+      </w:r>
+      <w:r>
+        <w:t xml:space="preserve">against</w:t>
+      </w:r>
+      <w:r>
+        <w:t xml:space="preserve"> </w:t>
+      </w:r>
+      <w:r>
+        <w:t xml:space="preserve">buy-and-hold.</w:t>
+      </w:r>
+      <w:r>
+        <w:t xml:space="preserve"> </w:t>
+      </w:r>
+      <w:r>
+        <w:t xml:space="preserve">Text</w:t>
+      </w:r>
+      <w:r>
+        <w:t xml:space="preserve"> </w:t>
+      </w:r>
+      <w:r>
+        <w:t xml:space="preserve">and</w:t>
+      </w:r>
+      <w:r>
+        <w:t xml:space="preserve"> </w:t>
+      </w:r>
+      <w:r>
+        <w:t xml:space="preserve">vision</w:t>
+      </w:r>
+      <w:r>
+        <w:t xml:space="preserve"> </w:t>
+      </w:r>
+      <w:r>
+        <w:t xml:space="preserve">are</w:t>
+      </w:r>
+      <w:r>
+        <w:t xml:space="preserve"> </w:t>
+      </w:r>
+      <w:r>
+        <w:t xml:space="preserve">combined</w:t>
+      </w:r>
+      <w:r>
+        <w:t xml:space="preserve"> </w:t>
+      </w:r>
+      <w:r>
+        <w:t xml:space="preserve">with</w:t>
+      </w:r>
+      <w:r>
+        <w:t xml:space="preserve"> </w:t>
+      </w:r>
+      <w:r>
+        <w:t xml:space="preserve">a</w:t>
+      </w:r>
+      <w:r>
+        <w:t xml:space="preserve"> </w:t>
+      </w:r>
+      <w:r>
+        <w:t xml:space="preserve">standard</w:t>
+      </w:r>
+      <w:r>
+        <w:t xml:space="preserve"> </w:t>
+      </w:r>
+      <w:r>
+        <w:t xml:space="preserve">sigmoid</w:t>
+      </w:r>
+      <w:r>
+        <w:t xml:space="preserve"> </w:t>
+      </w:r>
+      <w:r>
+        <w:t xml:space="preserve">mixer</w:t>
+      </w:r>
+      <w:r>
+        <w:t xml:space="preserve"> </w:t>
+      </w:r>
+      <w:r>
+        <w:t xml:space="preserve">and</w:t>
+      </w:r>
+      <w:r>
+        <w:t xml:space="preserve"> </w:t>
+      </w:r>
+      <w:r>
+        <w:t xml:space="preserve">compared</w:t>
+      </w:r>
+      <w:r>
+        <w:t xml:space="preserve"> </w:t>
+      </w:r>
+      <w:r>
+        <w:t xml:space="preserve">with</w:t>
+      </w:r>
+      <w:r>
+        <w:t xml:space="preserve"> </w:t>
+      </w:r>
+      <w:r>
+        <w:t xml:space="preserve">GMU</w:t>
+      </w:r>
+      <w:r>
+        <w:t xml:space="preserve"> </w:t>
+      </w:r>
+      <w:r>
+        <w:t xml:space="preserve">and</w:t>
+      </w:r>
+      <w:r>
+        <w:t xml:space="preserve"> </w:t>
+      </w:r>
+      <w:r>
+        <w:t xml:space="preserve">tensor</w:t>
+      </w:r>
+      <w:r>
+        <w:t xml:space="preserve"> </w:t>
+      </w:r>
+      <w:r>
+        <w:t xml:space="preserve">fusion.</w:t>
+      </w:r>
+      <w:r>
+        <w:t xml:space="preserve"> </w:t>
+      </w:r>
+      <w:r>
+        <w:t xml:space="preserve">A</w:t>
+      </w:r>
+      <w:r>
+        <w:t xml:space="preserve"> </w:t>
+      </w:r>
+      <w:r>
+        <w:t xml:space="preserve">realized-volatility</w:t>
+      </w:r>
+      <w:r>
+        <w:t xml:space="preserve"> </w:t>
+      </w:r>
+      <w:r>
+        <w:t xml:space="preserve">flag</w:t>
+      </w:r>
+      <w:r>
+        <w:t xml:space="preserve"> </w:t>
+      </w:r>
+      <w:r>
+        <w:t xml:space="preserve">on</w:t>
+      </w:r>
+      <w:r>
+        <w:t xml:space="preserve"> </w:t>
+      </w:r>
+      <w:r>
+        <w:t xml:space="preserve">the</w:t>
+      </w:r>
+      <w:r>
+        <w:t xml:space="preserve"> </w:t>
+      </w:r>
+      <w:r>
+        <w:t xml:space="preserve">same</w:t>
+      </w:r>
+      <w:r>
+        <w:t xml:space="preserve"> </w:t>
+      </w:r>
+      <w:r>
+        <w:t xml:space="preserve">day’s</w:t>
+      </w:r>
+      <w:r>
+        <w:t xml:space="preserve"> </w:t>
+      </w:r>
+      <w:r>
+        <w:t xml:space="preserve">OHLCV</w:t>
       </w:r>
       <w:r>
         <w:t xml:space="preserve"> </w:t>
@@ -786,127 +1001,73 @@
         <w:t xml:space="preserve"> </w:t>
       </w:r>
       <w:r>
+        <w:t xml:space="preserve">recovered</w:t>
+      </w:r>
+      <w:r>
+        <w:t xml:space="preserve"> </w:t>
+      </w:r>
+      <w:r>
+        <w:t xml:space="preserve">at</w:t>
+      </w:r>
+      <w:r>
+        <w:t xml:space="preserve"> </w:t>
+      </w:r>
+      <w:r>
+        <w:t xml:space="preserve">100%</w:t>
+      </w:r>
+      <w:r>
+        <w:t xml:space="preserve"> </w:t>
+      </w:r>
+      <w:r>
+        <w:t xml:space="preserve">F1</w:t>
+      </w:r>
+      <w:r>
+        <w:t xml:space="preserve"> </w:t>
+      </w:r>
+      <w:r>
+        <w:t xml:space="preserve">by</w:t>
+      </w:r>
+      <w:r>
+        <w:t xml:space="preserve"> </w:t>
+      </w:r>
+      <w:r>
         <w:t xml:space="preserve">a</w:t>
       </w:r>
       <w:r>
         <w:t xml:space="preserve"> </w:t>
       </w:r>
       <w:r>
-        <w:t xml:space="preserve">standard</w:t>
-      </w:r>
-      <w:r>
-        <w:t xml:space="preserve"> </w:t>
-      </w:r>
-      <w:r>
-        <w:t xml:space="preserve">sigmoid</w:t>
-      </w:r>
-      <w:r>
-        <w:t xml:space="preserve"> </w:t>
-      </w:r>
-      <w:r>
-        <w:t xml:space="preserve">mixer,</w:t>
-      </w:r>
-      <w:r>
-        <w:t xml:space="preserve"> </w:t>
-      </w:r>
-      <w:r>
-        <w:t xml:space="preserve">compared</w:t>
-      </w:r>
-      <w:r>
-        <w:t xml:space="preserve"> </w:t>
-      </w:r>
-      <w:r>
-        <w:t xml:space="preserve">against</w:t>
-      </w:r>
-      <w:r>
-        <w:t xml:space="preserve"> </w:t>
-      </w:r>
-      <w:r>
-        <w:t xml:space="preserve">GMU</w:t>
-      </w:r>
-      <w:r>
-        <w:t xml:space="preserve"> </w:t>
-      </w:r>
-      <w:r>
-        <w:t xml:space="preserve">and</w:t>
-      </w:r>
-      <w:r>
-        <w:t xml:space="preserve"> </w:t>
-      </w:r>
-      <w:r>
-        <w:t xml:space="preserve">tensor</w:t>
-      </w:r>
-      <w:r>
-        <w:t xml:space="preserve"> </w:t>
-      </w:r>
-      <w:r>
-        <w:t xml:space="preserve">fusion.</w:t>
-      </w:r>
-      <w:r>
-        <w:t xml:space="preserve"> </w:t>
-      </w:r>
-      <w:r>
-        <w:t xml:space="preserve">A</w:t>
-      </w:r>
-      <w:r>
-        <w:t xml:space="preserve"> </w:t>
-      </w:r>
-      <w:r>
-        <w:t xml:space="preserve">previous</w:t>
-      </w:r>
-      <w:r>
-        <w:t xml:space="preserve"> </w:t>
-      </w:r>
-      <w:r>
-        <w:t xml:space="preserve">evaluation</w:t>
-      </w:r>
-      <w:r>
-        <w:t xml:space="preserve"> </w:t>
-      </w:r>
-      <w:r>
-        <w:t xml:space="preserve">protocol</w:t>
-      </w:r>
-      <w:r>
-        <w:t xml:space="preserve"> </w:t>
-      </w:r>
-      <w:r>
-        <w:t xml:space="preserve">that</w:t>
-      </w:r>
-      <w:r>
-        <w:t xml:space="preserve"> </w:t>
-      </w:r>
-      <w:r>
-        <w:t xml:space="preserve">labelled</w:t>
-      </w:r>
-      <w:r>
-        <w:t xml:space="preserve"> </w:t>
-      </w:r>
-      <w:r>
-        <w:t xml:space="preserve">“</w:t>
-      </w:r>
-      <w:r>
-        <w:t xml:space="preserve">anomalies</w:t>
-      </w:r>
-      <w:r>
-        <w:t xml:space="preserve">”</w:t>
-      </w:r>
-      <w:r>
-        <w:t xml:space="preserve"> </w:t>
-      </w:r>
-      <w:r>
-        <w:t xml:space="preserve">from</w:t>
-      </w:r>
-      <w:r>
-        <w:t xml:space="preserve"> </w:t>
-      </w:r>
-      <w:r>
-        <w:t xml:space="preserve">realized</w:t>
-      </w:r>
-      <w:r>
-        <w:t xml:space="preserve"> </w:t>
-      </w:r>
-      <w:r>
-        <w:t xml:space="preserve">volatility</w:t>
+        <w:t xml:space="preserve">closed-form</w:t>
+      </w:r>
+      <w:r>
+        <w:t xml:space="preserve"> </w:t>
+      </w:r>
+      <w:r>
+        <w:t xml:space="preserve">rule,</w:t>
+      </w:r>
+      <w:r>
+        <w:t xml:space="preserve"> </w:t>
+      </w:r>
+      <w:r>
+        <w:t xml:space="preserve">so</w:t>
+      </w:r>
+      <w:r>
+        <w:t xml:space="preserve"> </w:t>
+      </w:r>
+      <w:r>
+        <w:t xml:space="preserve">the</w:t>
+      </w:r>
+      <w:r>
+        <w:t xml:space="preserve"> </w:t>
+      </w:r>
+      <w:r>
+        <w:t xml:space="preserve">headline</w:t>
+      </w:r>
+      <w:r>
+        <w:t xml:space="preserve"> </w:t>
+      </w:r>
+      <w:r>
+        <w:t xml:space="preserve">task</w:t>
       </w:r>
       <w:r>
         <w:t xml:space="preserve"> </w:t>
@@ -918,85 +1079,19 @@
         <w:t xml:space="preserve"> </w:t>
       </w:r>
       <w:r>
-        <w:t xml:space="preserve">shown</w:t>
-      </w:r>
-      <w:r>
-        <w:t xml:space="preserve"> </w:t>
-      </w:r>
-      <w:r>
-        <w:t xml:space="preserve">to</w:t>
-      </w:r>
-      <w:r>
-        <w:t xml:space="preserve"> </w:t>
-      </w:r>
-      <w:r>
-        <w:t xml:space="preserve">be</w:t>
-      </w:r>
-      <w:r>
-        <w:t xml:space="preserve"> </w:t>
-      </w:r>
-      <w:r>
-        <w:t xml:space="preserve">invalid:</w:t>
-      </w:r>
-      <w:r>
-        <w:t xml:space="preserve"> </w:t>
-      </w:r>
-      <w:r>
-        <w:t xml:space="preserve">a</w:t>
-      </w:r>
-      <w:r>
-        <w:t xml:space="preserve"> </w:t>
-      </w:r>
-      <w:r>
-        <w:t xml:space="preserve">closed-form</w:t>
-      </w:r>
-      <w:r>
-        <w:t xml:space="preserve"> </w:t>
-      </w:r>
-      <w:r>
-        <w:t xml:space="preserve">rule</w:t>
-      </w:r>
-      <w:r>
-        <w:t xml:space="preserve"> </w:t>
-      </w:r>
-      <w:r>
-        <w:t xml:space="preserve">on</w:t>
-      </w:r>
-      <w:r>
-        <w:t xml:space="preserve"> </w:t>
-      </w:r>
-      <w:r>
-        <w:t xml:space="preserve">the</w:t>
-      </w:r>
-      <w:r>
-        <w:t xml:space="preserve"> </w:t>
-      </w:r>
-      <w:r>
-        <w:t xml:space="preserve">tabular</w:t>
-      </w:r>
-      <w:r>
-        <w:t xml:space="preserve"> </w:t>
-      </w:r>
-      <w:r>
-        <w:t xml:space="preserve">OHLCV</w:t>
-      </w:r>
-      <w:r>
-        <w:t xml:space="preserve"> </w:t>
-      </w:r>
-      <w:r>
-        <w:t xml:space="preserve">vector</w:t>
-      </w:r>
-      <w:r>
-        <w:t xml:space="preserve"> </w:t>
-      </w:r>
-      <w:r>
-        <w:t xml:space="preserve">scores</w:t>
-      </w:r>
-      <w:r>
-        <w:t xml:space="preserve"> </w:t>
-      </w:r>
-      <w:r>
-        <w:t xml:space="preserve">100%.</w:t>
+        <w:t xml:space="preserve">next-day</w:t>
+      </w:r>
+      <w:r>
+        <w:t xml:space="preserve"> </w:t>
+      </w:r>
+      <w:r>
+        <w:t xml:space="preserve">BIST100</w:t>
+      </w:r>
+      <w:r>
+        <w:t xml:space="preserve"> </w:t>
+      </w:r>
+      <w:r>
+        <w:t xml:space="preserve">direction.</w:t>
       </w:r>
       <w:r>
         <w:t xml:space="preserve"> </w:t>
@@ -1008,42 +1103,6 @@
         <w:t xml:space="preserve"> </w:t>
       </w:r>
       <w:r>
-        <w:t xml:space="preserve">a</w:t>
-      </w:r>
-      <w:r>
-        <w:t xml:space="preserve"> </w:t>
-      </w:r>
-      <w:r>
-        <w:t xml:space="preserve">leakage-free</w:t>
-      </w:r>
-      <w:r>
-        <w:t xml:space="preserve"> </w:t>
-      </w:r>
-      <w:r>
-        <w:t xml:space="preserve">next-day</w:t>
-      </w:r>
-      <w:r>
-        <w:t xml:space="preserve"> </w:t>
-      </w:r>
-      <w:r>
-        <w:t xml:space="preserve">direction</w:t>
-      </w:r>
-      <w:r>
-        <w:t xml:space="preserve"> </w:t>
-      </w:r>
-      <w:r>
-        <w:t xml:space="preserve">task</w:t>
-      </w:r>
-      <w:r>
-        <w:t xml:space="preserve"> </w:t>
-      </w:r>
-      <w:r>
-        <w:t xml:space="preserve">over</w:t>
-      </w:r>
-      <w:r>
-        <w:t xml:space="preserve"> </w:t>
-      </w:r>
-      <w:r>
         <w:t xml:space="preserve">public</w:t>
       </w:r>
       <w:r>
@@ -1062,7 +1121,7 @@
         <w:t xml:space="preserve"> </w:t>
       </w:r>
       <w:r>
-        <w:t xml:space="preserve">(2018–2026),</w:t>
+        <w:t xml:space="preserve">(2018-2026),</w:t>
       </w:r>
       <w:r>
         <w:t xml:space="preserve"> </w:t>
@@ -1145,130 +1204,126 @@
         <w:t xml:space="preserve"> </w:t>
       </w:r>
       <w:r>
-        <w:t xml:space="preserve">What</w:t>
-      </w:r>
-      <w:r>
-        <w:t xml:space="preserve"> </w:t>
-      </w:r>
-      <w:r>
-        <w:rPr>
-          <w:iCs/>
-          <w:i/>
-        </w:rPr>
+        <w:t xml:space="preserve">Coverage,</w:t>
+      </w:r>
+      <w:r>
+        <w:t xml:space="preserve"> </w:t>
+      </w:r>
+      <w:r>
+        <w:t xml:space="preserve">declared</w:t>
+      </w:r>
+      <w:r>
+        <w:t xml:space="preserve"> </w:t>
+      </w:r>
+      <w:r>
+        <w:t xml:space="preserve">latency,</w:t>
+      </w:r>
+      <w:r>
+        <w:t xml:space="preserve"> </w:t>
+      </w:r>
+      <w:r>
+        <w:t xml:space="preserve">and</w:t>
+      </w:r>
+      <w:r>
+        <w:t xml:space="preserve"> </w:t>
+      </w:r>
+      <w:r>
+        <w:t xml:space="preserve">length-normalized</w:t>
+      </w:r>
+      <w:r>
+        <w:t xml:space="preserve"> </w:t>
+      </w:r>
+      <w:r>
+        <w:t xml:space="preserve">information</w:t>
+      </w:r>
+      <w:r>
+        <w:t xml:space="preserve"> </w:t>
+      </w:r>
+      <w:r>
+        <w:t xml:space="preserve">noise</w:t>
+      </w:r>
+      <w:r>
+        <w:t xml:space="preserve"> </w:t>
+      </w:r>
+      <w:r>
+        <w:t xml:space="preserve">vary</w:t>
+      </w:r>
+      <w:r>
+        <w:t xml:space="preserve"> </w:t>
+      </w:r>
+      <w:r>
+        <w:t xml:space="preserve">across</w:t>
+      </w:r>
+      <w:r>
+        <w:t xml:space="preserve"> </w:t>
+      </w:r>
+      <w:r>
+        <w:t xml:space="preserve">the</w:t>
+      </w:r>
+      <w:r>
+        <w:t xml:space="preserve"> </w:t>
+      </w:r>
+      <w:r>
+        <w:t xml:space="preserve">three</w:t>
+      </w:r>
+      <w:r>
+        <w:t xml:space="preserve"> </w:t>
+      </w:r>
+      <w:r>
+        <w:t xml:space="preserve">time</w:t>
+      </w:r>
+      <w:r>
+        <w:t xml:space="preserve"> </w:t>
+      </w:r>
+      <w:r>
+        <w:t xml:space="preserve">tiers.</w:t>
+      </w:r>
+      <w:r>
+        <w:t xml:space="preserve"> </w:t>
+      </w:r>
+      <w:r>
+        <w:t xml:space="preserve">A</w:t>
+      </w:r>
+      <w:r>
+        <w:t xml:space="preserve"> </w:t>
+      </w:r>
+      <w:r>
+        <w:t xml:space="preserve">paper-trading</w:t>
+      </w:r>
+      <w:r>
+        <w:t xml:space="preserve"> </w:t>
+      </w:r>
+      <w:r>
+        <w:t xml:space="preserve">overlay</w:t>
+      </w:r>
+      <w:r>
+        <w:t xml:space="preserve"> </w:t>
+      </w:r>
+      <w:r>
+        <w:t xml:space="preserve">on</w:t>
+      </w:r>
+      <w:r>
+        <w:t xml:space="preserve"> </w:t>
+      </w:r>
+      <w:r>
+        <w:t xml:space="preserve">seed-0</w:t>
+      </w:r>
+      <w:r>
+        <w:t xml:space="preserve"> </w:t>
+      </w:r>
+      <w:r>
+        <w:t xml:space="preserve">calls</w:t>
+      </w:r>
+      <w:r>
+        <w:t xml:space="preserve"> </w:t>
+      </w:r>
+      <w:r>
         <w:t xml:space="preserve">does</w:t>
       </w:r>
       <w:r>
         <w:t xml:space="preserve"> </w:t>
       </w:r>
       <w:r>
-        <w:t xml:space="preserve">vary</w:t>
-      </w:r>
-      <w:r>
-        <w:t xml:space="preserve"> </w:t>
-      </w:r>
-      <w:r>
-        <w:t xml:space="preserve">across</w:t>
-      </w:r>
-      <w:r>
-        <w:t xml:space="preserve"> </w:t>
-      </w:r>
-      <w:r>
-        <w:t xml:space="preserve">tiers</w:t>
-      </w:r>
-      <w:r>
-        <w:t xml:space="preserve"> </w:t>
-      </w:r>
-      <w:r>
-        <w:t xml:space="preserve">is</w:t>
-      </w:r>
-      <w:r>
-        <w:t xml:space="preserve"> </w:t>
-      </w:r>
-      <w:r>
-        <w:t xml:space="preserve">coverage,</w:t>
-      </w:r>
-      <w:r>
-        <w:t xml:space="preserve"> </w:t>
-      </w:r>
-      <w:r>
-        <w:t xml:space="preserve">declared</w:t>
-      </w:r>
-      <w:r>
-        <w:t xml:space="preserve"> </w:t>
-      </w:r>
-      <w:r>
-        <w:t xml:space="preserve">latency,</w:t>
-      </w:r>
-      <w:r>
-        <w:t xml:space="preserve"> </w:t>
-      </w:r>
-      <w:r>
-        <w:t xml:space="preserve">and</w:t>
-      </w:r>
-      <w:r>
-        <w:t xml:space="preserve"> </w:t>
-      </w:r>
-      <w:r>
-        <w:t xml:space="preserve">length-normalized</w:t>
-      </w:r>
-      <w:r>
-        <w:t xml:space="preserve"> </w:t>
-      </w:r>
-      <w:r>
-        <w:t xml:space="preserve">information</w:t>
-      </w:r>
-      <w:r>
-        <w:t xml:space="preserve"> </w:t>
-      </w:r>
-      <w:r>
-        <w:t xml:space="preserve">noise.</w:t>
-      </w:r>
-      <w:r>
-        <w:t xml:space="preserve"> </w:t>
-      </w:r>
-      <w:r>
-        <w:t xml:space="preserve">A</w:t>
-      </w:r>
-      <w:r>
-        <w:t xml:space="preserve"> </w:t>
-      </w:r>
-      <w:r>
-        <w:t xml:space="preserve">paper-trading</w:t>
-      </w:r>
-      <w:r>
-        <w:t xml:space="preserve"> </w:t>
-      </w:r>
-      <w:r>
-        <w:t xml:space="preserve">overlay</w:t>
-      </w:r>
-      <w:r>
-        <w:t xml:space="preserve"> </w:t>
-      </w:r>
-      <w:r>
-        <w:t xml:space="preserve">on</w:t>
-      </w:r>
-      <w:r>
-        <w:t xml:space="preserve"> </w:t>
-      </w:r>
-      <w:r>
-        <w:t xml:space="preserve">seed-0</w:t>
-      </w:r>
-      <w:r>
-        <w:t xml:space="preserve"> </w:t>
-      </w:r>
-      <w:r>
-        <w:t xml:space="preserve">calls</w:t>
-      </w:r>
-      <w:r>
-        <w:t xml:space="preserve"> </w:t>
-      </w:r>
-      <w:r>
-        <w:t xml:space="preserve">does</w:t>
-      </w:r>
-      <w:r>
-        <w:t xml:space="preserve"> </w:t>
-      </w:r>
-      <w:r>
         <w:t xml:space="preserve">not</w:t>
       </w:r>
       <w:r>
@@ -1299,7 +1354,7 @@
         <w:t xml:space="preserve"> </w:t>
       </w:r>
       <w:r>
-        <w:t xml:space="preserve">2025–2026</w:t>
+        <w:t xml:space="preserve">2025-2026</w:t>
       </w:r>
       <w:r>
         <w:t xml:space="preserve"> </w:t>
@@ -1334,7 +1389,7 @@
         <w:t xml:space="preserve">.</w:t>
       </w:r>
     </w:p>
-    <w:bookmarkStart w:id="22" w:name="introduction"/>
+    <w:bookmarkStart w:id="21" w:name="introduction"/>
     <w:p>
       <w:pPr>
         <w:pStyle w:val="Heading1"/>
@@ -1348,7 +1403,7 @@
         <w:pStyle w:val="FirstParagraph"/>
       </w:pPr>
       <w:r>
-        <w:t xml:space="preserve">The financial information landscape is high-entropy. Retail investors sit between the textual density of the Public Disclosure Platform (KAP) </w:t>
+        <w:t xml:space="preserve">Retail investors sit between the textual density of the Public Disclosure Platform (KAP) </w:t>
       </w:r>
       <w:r>
         <w:t xml:space="preserve">(Public Disclosure Platform (KAP) 2026)</w:t>
@@ -1357,26 +1412,13 @@
         <w:t xml:space="preserve"> </w:t>
       </w:r>
       <w:r>
-        <w:t xml:space="preserve">and the visual flux of technical charts. The difficulty is not only volume but</w:t>
-      </w:r>
-      <w:r>
-        <w:t xml:space="preserve"> </w:t>
-      </w:r>
-      <w:r>
-        <w:rPr>
-          <w:iCs/>
-          <w:i/>
-        </w:rPr>
-        <w:t xml:space="preserve">modality mismatch</w:t>
-      </w:r>
-      <w:r>
-        <w:t xml:space="preserve">: a constructive disclosure can coincide with a failed breakout, and the two streams must be reconciled before a decision. Conventional DSS pipelines keep NLP and computer vision in semantic silos. A second, less discussed failure mode is temporal: systems emit the same information density whether the user has sixty seconds or ten minutes </w:t>
+        <w:t xml:space="preserve">and the visual flux of technical charts. The difficulty is not only volume but modality mismatch: a constructive disclosure can coincide with a failed breakout, and the two streams must be reconciled before a decision. Conventional DSS pipelines keep NLP and computer vision in separate pipelines. A second failure mode is temporal: systems emit the same information density whether the user has sixty seconds or ten minutes </w:t>
       </w:r>
       <w:r>
         <w:t xml:space="preserve">(Eppler and Mengis 2004; Miller 1956; Sweller 1988)</w:t>
       </w:r>
       <w:r>
-        <w:t xml:space="preserve">. On a mobile-first retail platform this mismatch is not cosmetic; it is extra intrinsic load </w:t>
+        <w:t xml:space="preserve">. On a mobile-first retail platform that mismatch adds intrinsic load </w:t>
       </w:r>
       <w:r>
         <w:t xml:space="preserve">(Sweller 2023)</w:t>
@@ -1396,127 +1438,34 @@
         <w:t xml:space="preserve">(Yu et al. 2024)</w:t>
       </w:r>
       <w:r>
-        <w:t xml:space="preserve">. Neither that line of work nor typical chart-reading trading bots treat the</w:t>
-      </w:r>
-      <w:r>
-        <w:t xml:space="preserve"> </w:t>
-      </w:r>
-      <w:r>
-        <w:rPr>
-          <w:iCs/>
-          <w:i/>
-        </w:rPr>
-        <w:t xml:space="preserve">user’s available time</w:t>
-      </w:r>
-      <w:r>
-        <w:t xml:space="preserve"> </w:t>
-      </w:r>
-      <w:r>
-        <w:t xml:space="preserve">as a first-class computational budget, and they are evaluated as trading agents rather than as a retail decision-support interface. VESTA occupies that gap.</w:t>
-      </w:r>
-    </w:p>
-    <w:bookmarkStart w:id="21" w:name="contributions."/>
-    <w:p>
-      <w:pPr>
-        <w:pStyle w:val="Heading4"/>
-      </w:pPr>
-      <w:r>
-        <w:t xml:space="preserve">Contributions.</w:t>
-      </w:r>
-    </w:p>
-    <w:p>
-      <w:pPr>
-        <w:pStyle w:val="FirstParagraph"/>
-      </w:pPr>
-      <w:r>
-        <w:t xml:space="preserve">This revision is explicit about what is, and is not, claimed.</w:t>
-      </w:r>
-    </w:p>
-    <w:p>
-      <w:pPr>
-        <w:numPr>
-          <w:ilvl w:val="0"/>
-          <w:numId w:val="1001"/>
-        </w:numPr>
-      </w:pPr>
-      <w:r>
-        <w:rPr>
-          <w:bCs/>
-          <w:b/>
-        </w:rPr>
-        <w:t xml:space="preserve">Time-budgeted orchestration.</w:t>
-      </w:r>
-      <w:r>
-        <w:t xml:space="preserve"> </w:t>
-      </w:r>
-      <w:r>
-        <w:t xml:space="preserve">A Temporal Orchestration Layer maps a 1-, 3-, or 10-minute user budget onto agent-chain depth. We report per-tier coverage, a declared latency budget, token load and length-normalized noise—quantities previous drafts described only in prose.</w:t>
-      </w:r>
-    </w:p>
-    <w:p>
-      <w:pPr>
-        <w:numPr>
-          <w:ilvl w:val="0"/>
-          <w:numId w:val="1001"/>
-        </w:numPr>
-      </w:pPr>
-      <w:r>
-        <w:rPr>
-          <w:bCs/>
-          <w:b/>
-        </w:rPr>
-        <w:t xml:space="preserve">A leakage-aware evaluation protocol</w:t>
-      </w:r>
-      <w:r>
-        <w:t xml:space="preserve"> </w:t>
-      </w:r>
-      <w:r>
-        <w:t xml:space="preserve">for multimodal BIST decision support. We show that a realized-volatility</w:t>
-      </w:r>
-      <w:r>
-        <w:t xml:space="preserve"> </w:t>
-      </w:r>
-      <w:r>
-        <w:t xml:space="preserve">“</w:t>
-      </w:r>
-      <w:r>
-        <w:t xml:space="preserve">anomaly</w:t>
-      </w:r>
-      <w:r>
-        <w:t xml:space="preserve">”</w:t>
-      </w:r>
-      <w:r>
-        <w:t xml:space="preserve"> </w:t>
-      </w:r>
-      <w:r>
-        <w:t xml:space="preserve">label is a closed-form function of the</w:t>
-      </w:r>
-      <w:r>
-        <w:t xml:space="preserve"> </w:t>
-      </w:r>
-      <w:r>
-        <w:rPr>
-          <w:iCs/>
-          <w:i/>
-        </w:rPr>
-        <w:t xml:space="preserve">tabular</w:t>
-      </w:r>
-      <w:r>
-        <w:t xml:space="preserve"> </w:t>
-      </w:r>
-      <w:r>
-        <w:t xml:space="preserve">OHLCV vector at day</w:t>
-      </w:r>
-      <w:r>
-        <w:t xml:space="preserve"> </w:t>
-      </w:r>
-      <m:oMath>
-        <m:r>
-          <m:t>t</m:t>
-        </m:r>
-      </m:oMath>
-      <w:r>
-        <w:t xml:space="preserve">, and we replace it with a forward-looking directional task. The public chart is bars</w:t>
+        <w:t xml:space="preserve">. VESTA scores a briefing for a retail user whose clock is 1, 3 or 10 minutes: KAP list text and a 40-bar chart. Evaluation reports leakage, per-tier delivery, and action against buy-and-hold. If the user has about one minute, the system emits a short alert or stays silent. If they have about three minutes, it adds one retrieval step over similar past days. If they have about ten minutes, it expands into a briefing with a macro explanation and a hedge sketch. The fusion rule does not change with the clock; only how many agent steps run and how much text is shown. We measure, for each setting, how often a call is issued, how long the pipeline is allowed to run, how many tokens are delivered, and what fraction of that payload is non-actionable. Decision support is scored on next-day BIST direction, not on a realized-volatility flag that can be read off the same day’s OHLCV table. Whenever a chart encoder is used, a numeric OHLCV baseline is reported beside it </w:t>
+      </w:r>
+      <w:r>
+        <w:t xml:space="preserve">(J. Jiang, Kelly, and Xiu 2023)</w:t>
+      </w:r>
+      <w:r>
+        <w:t xml:space="preserve">. The mixer is a standard sigmoid over concatenated features </w:t>
+      </w:r>
+      <w:r>
+        <w:t xml:space="preserve">(Arevalo et al. 2017; M. Jiang and Ji 2022)</w:t>
+      </w:r>
+      <w:r>
+        <w:t xml:space="preserve">; we compare it with GMU </w:t>
+      </w:r>
+      <w:r>
+        <w:t xml:space="preserve">(Arevalo et al. 2017)</w:t>
+      </w:r>
+      <w:r>
+        <w:t xml:space="preserve"> </w:t>
+      </w:r>
+      <w:r>
+        <w:t xml:space="preserve">and tensor fusion </w:t>
+      </w:r>
+      <w:r>
+        <w:t xml:space="preserve">(Zadeh et al. 2017)</w:t>
+      </w:r>
+      <w:r>
+        <w:t xml:space="preserve">. Actionability is a long/short overlay against buy-and-hold, not classification F1 alone. The public chart is bars</w:t>
       </w:r>
       <w:r>
         <w:t xml:space="preserve"> </w:t>
@@ -1569,49 +1518,165 @@
         <w:t xml:space="preserve"> </w:t>
       </w:r>
       <w:r>
-        <w:t xml:space="preserve">and does not contain today’s candle. A tabular OHLCV baseline is reported whenever chart images are used </w:t>
+        <w:t xml:space="preserve">and does not contain today’s candle.</w:t>
+      </w:r>
+    </w:p>
+    <w:bookmarkEnd w:id="21"/>
+    <w:bookmarkStart w:id="25" w:name="related-work"/>
+    <w:p>
+      <w:pPr>
+        <w:pStyle w:val="Heading1"/>
+      </w:pPr>
+      <w:r>
+        <w:t xml:space="preserve">Related Work</w:t>
+      </w:r>
+    </w:p>
+    <w:bookmarkStart w:id="22" w:name="llms-and-agentic-workflows-in-finance"/>
+    <w:p>
+      <w:pPr>
+        <w:pStyle w:val="Heading2"/>
+      </w:pPr>
+      <w:r>
+        <w:t xml:space="preserve">LLMs and agentic workflows in finance</w:t>
+      </w:r>
+    </w:p>
+    <w:p>
+      <w:pPr>
+        <w:pStyle w:val="FirstParagraph"/>
+      </w:pPr>
+      <w:r>
+        <w:t xml:space="preserve">Financial NLP has moved from sentiment scoring </w:t>
+      </w:r>
+      <w:r>
+        <w:t xml:space="preserve">(Sohangir et al. 2018)</w:t>
+      </w:r>
+      <w:r>
+        <w:t xml:space="preserve"> </w:t>
+      </w:r>
+      <w:r>
+        <w:t xml:space="preserve">to domain LLMs such as FinGPT </w:t>
+      </w:r>
+      <w:r>
+        <w:t xml:space="preserve">(Yang, Liu, and Wang 2023)</w:t>
+      </w:r>
+      <w:r>
+        <w:t xml:space="preserve">. Hallucination on prices and terminology remains a documented failure mode </w:t>
+      </w:r>
+      <w:r>
+        <w:t xml:space="preserve">(Kang and Liu 2023)</w:t>
+      </w:r>
+      <w:r>
+        <w:t xml:space="preserve">, which is why VESTA grounds text in retrieval </w:t>
+      </w:r>
+      <w:r>
+        <w:t xml:space="preserve">(Lewis et al. 2020)</w:t>
+      </w:r>
+      <w:r>
+        <w:t xml:space="preserve">. Tool-using agents </w:t>
+      </w:r>
+      <w:r>
+        <w:t xml:space="preserve">(Yao et al. 2023)</w:t>
+      </w:r>
+      <w:r>
+        <w:t xml:space="preserve"> </w:t>
+      </w:r>
+      <w:r>
+        <w:t xml:space="preserve">and trading-oriented systems with layered memory </w:t>
+      </w:r>
+      <w:r>
+        <w:t xml:space="preserve">(Yu et al. 2024)</w:t>
+      </w:r>
+      <w:r>
+        <w:t xml:space="preserve"> </w:t>
+      </w:r>
+      <w:r>
+        <w:t xml:space="preserve">are the closest architectural relatives. FinMem allocates memory by the staleness of facts; VESTA allocates compute by the staleness of the user’s attention. FinMem-style agents optimize for the trader; VESTA is scored as a briefing engine for a time-constrained retail user.</w:t>
+      </w:r>
+    </w:p>
+    <w:bookmarkEnd w:id="22"/>
+    <w:bookmarkStart w:id="23" w:name="X1fca50cd05c46a4c12151b7eb43b50b74edf4f5"/>
+    <w:p>
+      <w:pPr>
+        <w:pStyle w:val="Heading2"/>
+      </w:pPr>
+      <w:r>
+        <w:t xml:space="preserve">Multimodal fusion and chart understanding</w:t>
+      </w:r>
+    </w:p>
+    <w:p>
+      <w:pPr>
+        <w:pStyle w:val="FirstParagraph"/>
+      </w:pPr>
+      <w:r>
+        <w:t xml:space="preserve">GMU learns a multiplicative gate between modalities </w:t>
+      </w:r>
+      <w:r>
+        <w:t xml:space="preserve">(Arevalo et al. 2017)</w:t>
+      </w:r>
+      <w:r>
+        <w:t xml:space="preserve">; Tensor Fusion Networks model unimodal and bimodal interactions via an outer product </w:t>
+      </w:r>
+      <w:r>
+        <w:t xml:space="preserve">(Zadeh et al. 2017)</w:t>
+      </w:r>
+      <w:r>
+        <w:t xml:space="preserve">; MulT uses directional pairwise cross-modal attention </w:t>
+      </w:r>
+      <w:r>
+        <w:t xml:space="preserve">(Tsai et al. 2019)</w:t>
+      </w:r>
+      <w:r>
+        <w:t xml:space="preserve">. Jiang and Ji add a forget-gate over cross-modal attention maps </w:t>
+      </w:r>
+      <w:r>
+        <w:t xml:space="preserve">(M. Jiang and Ji 2022)</w:t>
+      </w:r>
+      <w:r>
+        <w:t xml:space="preserve">. VESTA’s mixer is the bimodal special case of this family; we report GMU and TFN as external controls.</w:t>
+      </w:r>
+    </w:p>
+    <w:p>
+      <w:pPr>
+        <w:pStyle w:val="BodyText"/>
+      </w:pPr>
+      <w:r>
+        <w:t xml:space="preserve">On the vision side, Pix2Struct and MatCha pretrain screenshot-to-text models that read plots </w:t>
+      </w:r>
+      <w:r>
+        <w:t xml:space="preserve">(Lee et al. 2023; Liu et al. 2023)</w:t>
+      </w:r>
+      <w:r>
+        <w:t xml:space="preserve">. In asset pricing, Jiang, Kelly and Xiu show that CNNs on price-trend images extract return-predictive patterns </w:t>
       </w:r>
       <w:r>
         <w:t xml:space="preserve">(J. Jiang, Kelly, and Xiu 2023)</w:t>
       </w:r>
       <w:r>
-        <w:t xml:space="preserve">.</w:t>
-      </w:r>
-    </w:p>
-    <w:p>
-      <w:pPr>
-        <w:numPr>
-          <w:ilvl w:val="0"/>
-          <w:numId w:val="1001"/>
-        </w:numPr>
-      </w:pPr>
-      <w:r>
-        <w:rPr>
-          <w:bCs/>
-          <w:b/>
-        </w:rPr>
-        <w:t xml:space="preserve">External fusion baselines and a decision-quality backtest.</w:t>
-      </w:r>
-      <w:r>
-        <w:t xml:space="preserve"> </w:t>
-      </w:r>
-      <w:r>
-        <w:t xml:space="preserve">Scalar gating is compared with GMU </w:t>
-      </w:r>
-      <w:r>
-        <w:t xml:space="preserve">(Arevalo et al. 2017)</w:t>
-      </w:r>
-      <w:r>
-        <w:t xml:space="preserve"> </w:t>
-      </w:r>
-      <w:r>
-        <w:t xml:space="preserve">and tensor fusion </w:t>
-      </w:r>
-      <w:r>
-        <w:t xml:space="preserve">(Zadeh et al. 2017)</w:t>
-      </w:r>
-      <w:r>
-        <w:t xml:space="preserve">. Acting on system output is evaluated as a long/short overlay, not only as classification F1.</w:t>
+        <w:t xml:space="preserve">. That result motivates VisualClaw and requires a baseline that sees the same series as numbers. Without the tabular arm, a vision score on a label computed from OHLCV is uninterpretable.</w:t>
+      </w:r>
+    </w:p>
+    <w:p>
+      <w:pPr>
+        <w:pStyle w:val="BodyText"/>
+      </w:pPr>
+      <w:r>
+        <w:t xml:space="preserve">BIST100 forecasting from technical indicators is studied by Akturk et al. </w:t>
+      </w:r>
+      <w:r>
+        <w:t xml:space="preserve">(Akturk et al. 2026)</w:t>
+      </w:r>
+      <w:r>
+        <w:t xml:space="preserve">; their features are numeric, which is the required control whenever a chart encoder is scored.</w:t>
+      </w:r>
+    </w:p>
+    <w:bookmarkEnd w:id="23"/>
+    <w:bookmarkStart w:id="24" w:name="cognitive-load-and-adaptive-interfaces"/>
+    <w:p>
+      <w:pPr>
+        <w:pStyle w:val="Heading2"/>
+      </w:pPr>
+      <w:r>
+        <w:t xml:space="preserve">Cognitive load and adaptive interfaces</w:t>
       </w:r>
     </w:p>
     <w:p>
@@ -1619,224 +1684,6 @@
         <w:pStyle w:val="FirstParagraph"/>
       </w:pPr>
       <w:r>
-        <w:t xml:space="preserve">What we withdraw: Cross-Modal Gated Fusion is a standard scalar sigmoid over concatenated features </w:t>
-      </w:r>
-      <w:r>
-        <w:t xml:space="preserve">(Arevalo et al. 2017; M. Jiang and Ji 2022)</w:t>
-      </w:r>
-      <w:r>
-        <w:t xml:space="preserve">. It is an implementation choice, not a contribution. We also withdraw the previously reported 92.4% anomaly F1; that figure scored a vision encoder on a label that is a closed-form function of the tabular vector, not anomaly detection.</w:t>
-      </w:r>
-    </w:p>
-    <w:bookmarkEnd w:id="21"/>
-    <w:bookmarkEnd w:id="22"/>
-    <w:bookmarkStart w:id="26" w:name="related-work"/>
-    <w:p>
-      <w:pPr>
-        <w:pStyle w:val="Heading1"/>
-      </w:pPr>
-      <w:r>
-        <w:t xml:space="preserve">Related Work</w:t>
-      </w:r>
-    </w:p>
-    <w:bookmarkStart w:id="23" w:name="llms-and-agentic-workflows-in-finance"/>
-    <w:p>
-      <w:pPr>
-        <w:pStyle w:val="Heading2"/>
-      </w:pPr>
-      <w:r>
-        <w:t xml:space="preserve">LLMs and agentic workflows in finance</w:t>
-      </w:r>
-    </w:p>
-    <w:p>
-      <w:pPr>
-        <w:pStyle w:val="FirstParagraph"/>
-      </w:pPr>
-      <w:r>
-        <w:t xml:space="preserve">Financial NLP has moved from sentiment scoring </w:t>
-      </w:r>
-      <w:r>
-        <w:t xml:space="preserve">(Sohangir et al. 2018)</w:t>
-      </w:r>
-      <w:r>
-        <w:t xml:space="preserve"> </w:t>
-      </w:r>
-      <w:r>
-        <w:t xml:space="preserve">to domain LLMs such as FinGPT </w:t>
-      </w:r>
-      <w:r>
-        <w:t xml:space="preserve">(Yang, Liu, and Wang 2023)</w:t>
-      </w:r>
-      <w:r>
-        <w:t xml:space="preserve">. Hallucination on prices and terminology remains a documented failure mode </w:t>
-      </w:r>
-      <w:r>
-        <w:t xml:space="preserve">(Kang and Liu 2023)</w:t>
-      </w:r>
-      <w:r>
-        <w:t xml:space="preserve">, which is why VESTA grounds text in retrieval </w:t>
-      </w:r>
-      <w:r>
-        <w:t xml:space="preserve">(Lewis et al. 2020)</w:t>
-      </w:r>
-      <w:r>
-        <w:t xml:space="preserve"> </w:t>
-      </w:r>
-      <w:r>
-        <w:t xml:space="preserve">rather than in unaugmented generation. Tool-using agents </w:t>
-      </w:r>
-      <w:r>
-        <w:t xml:space="preserve">(Yao et al. 2023)</w:t>
-      </w:r>
-      <w:r>
-        <w:t xml:space="preserve"> </w:t>
-      </w:r>
-      <w:r>
-        <w:t xml:space="preserve">and trading-oriented systems with layered memory </w:t>
-      </w:r>
-      <w:r>
-        <w:t xml:space="preserve">(Yu et al. 2024)</w:t>
-      </w:r>
-      <w:r>
-        <w:t xml:space="preserve"> </w:t>
-      </w:r>
-      <w:r>
-        <w:t xml:space="preserve">are the closest architectural relatives. FinMem allocates memory by the</w:t>
-      </w:r>
-      <w:r>
-        <w:t xml:space="preserve"> </w:t>
-      </w:r>
-      <w:r>
-        <w:rPr>
-          <w:iCs/>
-          <w:i/>
-        </w:rPr>
-        <w:t xml:space="preserve">staleness of facts</w:t>
-      </w:r>
-      <w:r>
-        <w:t xml:space="preserve">; VESTA allocates compute by the</w:t>
-      </w:r>
-      <w:r>
-        <w:t xml:space="preserve"> </w:t>
-      </w:r>
-      <w:r>
-        <w:rPr>
-          <w:iCs/>
-          <w:i/>
-        </w:rPr>
-        <w:t xml:space="preserve">staleness of the user’s attention</w:t>
-      </w:r>
-      <w:r>
-        <w:t xml:space="preserve">. FinMem-style agents optimize for the trader; VESTA is scored as a briefing engine for a time-constrained retail user.</w:t>
-      </w:r>
-    </w:p>
-    <w:bookmarkEnd w:id="23"/>
-    <w:bookmarkStart w:id="24" w:name="X1fca50cd05c46a4c12151b7eb43b50b74edf4f5"/>
-    <w:p>
-      <w:pPr>
-        <w:pStyle w:val="Heading2"/>
-      </w:pPr>
-      <w:r>
-        <w:t xml:space="preserve">Multimodal fusion and chart understanding</w:t>
-      </w:r>
-    </w:p>
-    <w:p>
-      <w:pPr>
-        <w:pStyle w:val="FirstParagraph"/>
-      </w:pPr>
-      <w:r>
-        <w:t xml:space="preserve">GMU learns a multiplicative gate between modalities </w:t>
-      </w:r>
-      <w:r>
-        <w:t xml:space="preserve">(Arevalo et al. 2017)</w:t>
-      </w:r>
-      <w:r>
-        <w:t xml:space="preserve">; Tensor Fusion Networks model unimodal and bimodal interactions via an outer product </w:t>
-      </w:r>
-      <w:r>
-        <w:t xml:space="preserve">(Zadeh et al. 2017)</w:t>
-      </w:r>
-      <w:r>
-        <w:t xml:space="preserve">; MulT uses directional pairwise cross-modal attention </w:t>
-      </w:r>
-      <w:r>
-        <w:t xml:space="preserve">(Tsai et al. 2019)</w:t>
-      </w:r>
-      <w:r>
-        <w:t xml:space="preserve">. Jiang and Ji add a forget-gate over cross-modal attention maps </w:t>
-      </w:r>
-      <w:r>
-        <w:t xml:space="preserve">(M. Jiang and Ji 2022)</w:t>
-      </w:r>
-      <w:r>
-        <w:t xml:space="preserve">. VESTA’s mixer is the bimodal special case of this family; we therefore treat GMU and TFN as the mandatory external controls.</w:t>
-      </w:r>
-    </w:p>
-    <w:p>
-      <w:pPr>
-        <w:pStyle w:val="BodyText"/>
-      </w:pPr>
-      <w:r>
-        <w:t xml:space="preserve">On the vision side, Pix2Struct and MatCha pretrain screenshot-to-text models that read plots </w:t>
-      </w:r>
-      <w:r>
-        <w:t xml:space="preserve">(Lee et al. 2023; Liu et al. 2023)</w:t>
-      </w:r>
-      <w:r>
-        <w:t xml:space="preserve">. In asset pricing, Jiang, Kelly and Xiu show that CNNs on price-trend</w:t>
-      </w:r>
-      <w:r>
-        <w:t xml:space="preserve"> </w:t>
-      </w:r>
-      <w:r>
-        <w:rPr>
-          <w:iCs/>
-          <w:i/>
-        </w:rPr>
-        <w:t xml:space="preserve">images</w:t>
-      </w:r>
-      <w:r>
-        <w:t xml:space="preserve"> </w:t>
-      </w:r>
-      <w:r>
-        <w:t xml:space="preserve">extract return-predictive patterns </w:t>
-      </w:r>
-      <w:r>
-        <w:t xml:space="preserve">(J. Jiang, Kelly, and Xiu 2023)</w:t>
-      </w:r>
-      <w:r>
-        <w:t xml:space="preserve">. That result is double-edged for our setting: it motivates VisualClaw, and it obliges a baseline that sees the same series as numbers. Without the tabular arm, a vision score on a label computed from OHLCV is uninterpretable.</w:t>
-      </w:r>
-    </w:p>
-    <w:p>
-      <w:pPr>
-        <w:pStyle w:val="BodyText"/>
-      </w:pPr>
-      <w:r>
-        <w:t xml:space="preserve">BIST100 forecasting from technical indicators is studied by Akturk et al. </w:t>
-      </w:r>
-      <w:r>
-        <w:t xml:space="preserve">(Akturk et al. 2026)</w:t>
-      </w:r>
-      <w:r>
-        <w:t xml:space="preserve">; their features are numeric, which is the required control whenever a chart encoder is scored.</w:t>
-      </w:r>
-    </w:p>
-    <w:bookmarkEnd w:id="24"/>
-    <w:bookmarkStart w:id="25" w:name="cognitive-load-and-adaptive-interfaces"/>
-    <w:p>
-      <w:pPr>
-        <w:pStyle w:val="Heading2"/>
-      </w:pPr>
-      <w:r>
-        <w:t xml:space="preserve">Cognitive load and adaptive interfaces</w:t>
-      </w:r>
-    </w:p>
-    <w:p>
-      <w:pPr>
-        <w:pStyle w:val="FirstParagraph"/>
-      </w:pPr>
-      <w:r>
         <w:t xml:space="preserve">Cognitive load theory requires that presented density match working-memory capacity </w:t>
       </w:r>
       <w:r>
@@ -1861,7 +1708,7 @@
         <w:t xml:space="preserve">(Sun et al. 2019)</w:t>
       </w:r>
       <w:r>
-        <w:t xml:space="preserve">. These four literatures jointly constrain our metrics (Sect. </w:t>
+        <w:t xml:space="preserve">. On Borsa Istanbul the load is concrete: a KAP list, a candlestick, and a clock between a filing and a retail order. Those four literatures set the metrics (Sect. </w:t>
       </w:r>
       <w:hyperlink w:anchor="sec:metrics">
         <w:r>
@@ -1872,12 +1719,23 @@
         </w:r>
       </w:hyperlink>
       <w:r>
+        <w:t xml:space="preserve">) and the 1-/3-/10-minute protocol (Sect. </w:t>
+      </w:r>
+      <w:hyperlink w:anchor="sec:user">
+        <w:r>
+          <w:rPr>
+            <w:rStyle w:val="Hyperlink"/>
+          </w:rPr>
+          <w:t xml:space="preserve">6</w:t>
+        </w:r>
+      </w:hyperlink>
+      <w:r>
         <w:t xml:space="preserve">).</w:t>
       </w:r>
     </w:p>
+    <w:bookmarkEnd w:id="24"/>
     <w:bookmarkEnd w:id="25"/>
-    <w:bookmarkEnd w:id="26"/>
-    <w:bookmarkStart w:id="34" w:name="system"/>
+    <w:bookmarkStart w:id="40" w:name="system"/>
     <w:p>
       <w:pPr>
         <w:pStyle w:val="Heading1"/>
@@ -1912,20 +1770,20 @@
       <w:r>
         <w:drawing>
           <wp:inline>
-            <wp:extent cx="4693920" cy="2565400"/>
+            <wp:extent cx="4693920" cy="2412999"/>
             <wp:effectExtent b="0" l="0" r="0" t="0"/>
-            <wp:docPr descr="" title="" id="28" name="Picture"/>
+            <wp:docPr descr="" title="" id="27" name="Picture"/>
             <a:graphic>
               <a:graphicData uri="http://schemas.openxmlformats.org/drawingml/2006/picture">
                 <pic:pic>
                   <pic:nvPicPr>
-                    <pic:cNvPr descr="figures/architecture.png" id="29" name="Picture"/>
+                    <pic:cNvPr descr="figures/architecture.png" id="28" name="Picture"/>
                     <pic:cNvPicPr>
                       <a:picLocks noChangeArrowheads="1" noChangeAspect="1"/>
                     </pic:cNvPicPr>
                   </pic:nvPicPr>
                   <pic:blipFill>
-                    <a:blip r:embed="rId27"/>
+                    <a:blip r:embed="rId26"/>
                     <a:stretch>
                       <a:fillRect/>
                     </a:stretch>
@@ -1933,7 +1791,7 @@
                   <pic:spPr bwMode="auto">
                     <a:xfrm>
                       <a:off x="0" y="0"/>
-                      <a:ext cx="4693920" cy="2565400"/>
+                      <a:ext cx="4693920" cy="2412999"/>
                     </a:xfrm>
                     <a:prstGeom prst="rect">
                       <a:avLst/>
@@ -1957,10 +1815,10 @@
         <w:pStyle w:val="ImageCaption"/>
       </w:pPr>
       <w:r>
-        <w:t xml:space="preserve">VESTA architecture. Fusion is an interchangeable block (GMU, TFN, scalar gate, or mean). The Temporal Orchestration Layer is the only named systems contribution.</w:t>
-      </w:r>
-    </w:p>
-    <w:bookmarkStart w:id="30" w:name="X950e98809531a31f4da40497a609cfa2083891f"/>
+        <w:t xml:space="preserve">KAP list text and a 40-bar chart go through a standard mixer; T1, T3 or T10 spends the 1-/3-/10-minute budget.</w:t>
+      </w:r>
+    </w:p>
+    <w:bookmarkStart w:id="33" w:name="X950e98809531a31f4da40497a609cfa2083891f"/>
     <w:p>
       <w:pPr>
         <w:pStyle w:val="Heading2"/>
@@ -1974,47 +1832,69 @@
         <w:pStyle w:val="FirstParagraph"/>
       </w:pPr>
       <w:r>
-        <w:t xml:space="preserve">DataClaw0 is an agentic RAG loop </w:t>
+        <w:t xml:space="preserve">DataClaw0 is a retrieve-score loop </w:t>
       </w:r>
       <w:r>
         <w:t xml:space="preserve">(Lewis et al. 2020; Yao et al. 2023)</w:t>
       </w:r>
       <w:r>
-        <w:t xml:space="preserve">, not a summarizer. Documents</w:t>
+        <w:t xml:space="preserve"> </w:t>
+      </w:r>
+      <w:r>
+        <w:t xml:space="preserve">(Fig. </w:t>
+      </w:r>
+      <w:hyperlink w:anchor="fig:claw">
+        <w:r>
+          <w:rPr>
+            <w:rStyle w:val="Hyperlink"/>
+          </w:rPr>
+          <w:t xml:space="preserve">2</w:t>
+        </w:r>
+      </w:hyperlink>
+      <w:r>
+        <w:t xml:space="preserve">):</w:t>
+      </w:r>
+    </w:p>
+    <w:p>
+      <w:pPr>
+        <w:numPr>
+          <w:ilvl w:val="0"/>
+          <w:numId w:val="1001"/>
+        </w:numPr>
+      </w:pPr>
+      <w:r>
+        <w:t xml:space="preserve">Embed the day’s KAP filings (and any news teasers) together with the user portfolio</w:t>
       </w:r>
       <w:r>
         <w:t xml:space="preserve"> </w:t>
       </w:r>
       <m:oMath>
         <m:r>
-          <m:t>N</m:t>
+          <m:t>P</m:t>
         </m:r>
       </m:oMath>
       <w:r>
         <w:t xml:space="preserve"> </w:t>
       </w:r>
       <w:r>
-        <w:t xml:space="preserve">and the user portfolio</w:t>
-      </w:r>
-      <w:r>
-        <w:t xml:space="preserve"> </w:t>
-      </w:r>
-      <m:oMath>
-        <m:r>
-          <m:t>P</m:t>
-        </m:r>
-      </m:oMath>
-      <w:r>
-        <w:t xml:space="preserve"> </w:t>
-      </w:r>
-      <w:r>
-        <w:t xml:space="preserve">are embedded with M3-Embedding </w:t>
+        <w:t xml:space="preserve">using M3-Embedding </w:t>
       </w:r>
       <w:r>
         <w:t xml:space="preserve">(Chen et al. 2024)</w:t>
       </w:r>
       <w:r>
-        <w:t xml:space="preserve">. A lightweight sector-to-macro graph scores sensitivity to gold, USD/TRY and tourism. Relevance of document</w:t>
+        <w:t xml:space="preserve">.</w:t>
+      </w:r>
+    </w:p>
+    <w:p>
+      <w:pPr>
+        <w:numPr>
+          <w:ilvl w:val="0"/>
+          <w:numId w:val="1001"/>
+        </w:numPr>
+      </w:pPr>
+      <w:r>
+        <w:t xml:space="preserve">Score each document against the portfolio and the day’s gold / USD/TRY moves. A light sector-to-macro graph says which names are sensitive to those macros. Relevance of document</w:t>
       </w:r>
       <w:r>
         <w:t xml:space="preserve"> </w:t>
@@ -2254,7 +2134,10 @@
     </w:p>
     <w:p>
       <w:pPr>
-        <w:pStyle w:val="FirstParagraph"/>
+        <w:numPr>
+          <w:ilvl w:val="0"/>
+          <w:numId w:val="1000"/>
+        </w:numPr>
       </w:pPr>
       <w:r>
         <w:t xml:space="preserve">where</w:t>
@@ -2308,21 +2191,149 @@
         <w:t xml:space="preserve"> </w:t>
       </w:r>
       <w:r>
-        <w:t xml:space="preserve">is the logistic function. The fusion tables below instantiate the textual stream as an eight-dimensional macro brief concatenated with eight KAP daily features (filing counts, lexicon scores, earnings/dividend/buyback flags, signed KAP polarity). Production DataClaw0 uses Eq. </w:t>
-      </w:r>
-      <w:hyperlink w:anchor="eq:rel">
+        <w:t xml:space="preserve">is the logistic function.</w:t>
+      </w:r>
+    </w:p>
+    <w:p>
+      <w:pPr>
+        <w:numPr>
+          <w:ilvl w:val="0"/>
+          <w:numId w:val="1001"/>
+        </w:numPr>
+      </w:pPr>
+      <w:r>
+        <w:t xml:space="preserve">Keep the top-ranked filings as the text brief that later enters fusion.</w:t>
+      </w:r>
+    </w:p>
+    <w:p>
+      <w:pPr>
+        <w:numPr>
+          <w:ilvl w:val="0"/>
+          <w:numId w:val="1001"/>
+        </w:numPr>
+      </w:pPr>
+      <w:r>
+        <w:t xml:space="preserve">Stop after this pass on a one-minute budget (T1). On a three- or ten-minute budget, run one more retrieval hop over historical analogues, then write.</w:t>
+      </w:r>
+    </w:p>
+    <w:p>
+      <w:pPr>
+        <w:pStyle w:val="FirstParagraph"/>
+      </w:pPr>
+      <w:r>
+        <w:t xml:space="preserve">The text dataset is VESTA-Public: one row per ticker-day (37</w:t>
+      </w:r>
+      <w:r>
+        <w:t xml:space="preserve">,</w:t>
+      </w:r>
+      <w:r>
+        <w:t xml:space="preserve">046 events; 27 BIST names plus XU100; 24 May 2018 to 19 August 2026). A row is kept if the name moved at least 2%, the vol flag fired, RSI was extreme, or a KAP list item was published that calendar day. 19</w:t>
+      </w:r>
+      <w:r>
+        <w:t xml:space="preserve">,</w:t>
+      </w:r>
+      <w:r>
+        <w:t xml:space="preserve">645 rows have a same-day KAP teaser; 15</w:t>
+      </w:r>
+      <w:r>
+        <w:t xml:space="preserve">,</w:t>
+      </w:r>
+      <w:r>
+        <w:t xml:space="preserve">212 have a cached public HTML body. Yahoo headlines exist for 41 rows. Table </w:t>
+      </w:r>
+      <w:hyperlink w:anchor="tab:text">
         <w:r>
           <w:rPr>
             <w:rStyle w:val="Hyperlink"/>
           </w:rPr>
-          <w:t xml:space="preserve">[eq:rel]</w:t>
+          <w:t xml:space="preserve">1</w:t>
         </w:r>
       </w:hyperlink>
       <w:r>
         <w:t xml:space="preserve"> </w:t>
       </w:r>
       <w:r>
-        <w:t xml:space="preserve">over live KAP bodies and M3 embeddings. The public stand-in is MiniLM </w:t>
+        <w:t xml:space="preserve">shows four KAP list strings. We do three things with them: (i) a Turkish/English lexicon plus subject priors (dividend and buyback tilt bullish; fine and probe tilt bearish) yields</w:t>
+      </w:r>
+      <w:r>
+        <w:t xml:space="preserve"> </w:t>
+      </w:r>
+      <m:oMath>
+        <m:r>
+          <m:rPr>
+            <m:sty m:val="p"/>
+          </m:rPr>
+          <m:t>k</m:t>
+        </m:r>
+        <m:r>
+          <m:rPr>
+            <m:sty m:val="p"/>
+          </m:rPr>
+          <m:t>a</m:t>
+        </m:r>
+        <m:r>
+          <m:rPr>
+            <m:sty m:val="p"/>
+          </m:rPr>
+          <m:t>p</m:t>
+        </m:r>
+        <m:r>
+          <m:rPr>
+            <m:sty m:val="p"/>
+          </m:rPr>
+          <m:t>_</m:t>
+        </m:r>
+        <m:r>
+          <m:rPr>
+            <m:sty m:val="p"/>
+          </m:rPr>
+          <m:t>p</m:t>
+        </m:r>
+        <m:r>
+          <m:rPr>
+            <m:sty m:val="p"/>
+          </m:rPr>
+          <m:t>o</m:t>
+        </m:r>
+        <m:r>
+          <m:rPr>
+            <m:sty m:val="p"/>
+          </m:rPr>
+          <m:t>l</m:t>
+        </m:r>
+        <m:r>
+          <m:rPr>
+            <m:sty m:val="p"/>
+          </m:rPr>
+          <m:t>a</m:t>
+        </m:r>
+        <m:r>
+          <m:rPr>
+            <m:sty m:val="p"/>
+          </m:rPr>
+          <m:t>r</m:t>
+        </m:r>
+        <m:r>
+          <m:rPr>
+            <m:sty m:val="p"/>
+          </m:rPr>
+          <m:t>i</m:t>
+        </m:r>
+        <m:r>
+          <m:rPr>
+            <m:sty m:val="p"/>
+          </m:rPr>
+          <m:t>t</m:t>
+        </m:r>
+        <m:r>
+          <m:rPr>
+            <m:sty m:val="p"/>
+          </m:rPr>
+          <m:t>y</m:t>
+        </m:r>
+      </m:oMath>
+      <w:r>
+        <w:t xml:space="preserve">; (ii) the same strings, plus USD/TRY, gold and the session, become an eight-plus-eight feature vector for the mixers; (iii) MiniLM </w:t>
       </w:r>
       <w:r>
         <w:t xml:space="preserve">(Reimers and Gurevych 2019)</w:t>
@@ -2331,17 +2342,362 @@
         <w:t xml:space="preserve"> </w:t>
       </w:r>
       <w:r>
-        <w:t xml:space="preserve">and public BGE-M3 over KAP concatenations—not Infina HTML.</w:t>
-      </w:r>
-    </w:p>
-    <w:bookmarkEnd w:id="30"/>
-    <w:bookmarkStart w:id="31" w:name="X3dc63978d124e98868e62f53713ac92af081cf0"/>
+        <w:t xml:space="preserve">and BGE-M3 embed the concatenated list text. The templated brief a T10 user would read looks like:</w:t>
+      </w:r>
+      <w:r>
+        <w:t xml:space="preserve"> </w:t>
+      </w:r>
+      <w:r>
+        <w:t xml:space="preserve">“</w:t>
+      </w:r>
+      <w:r>
+        <w:t xml:space="preserve">2018-06-14 BIMAS.IS. Session return +0.12%. USD/TRY …Brief polarity bullish; chart cue none. Payların Geri Alınmasına İlişkin Bildirim. 13 Haziran 2018 Tarihli Pay Geri Alım İşlemleri.</w:t>
+      </w:r>
+      <w:r>
+        <w:t xml:space="preserve">”</w:t>
+      </w:r>
+    </w:p>
+    <w:bookmarkStart w:id="29" w:name="tab:text"/>
+    <w:p>
+      <w:pPr>
+        <w:pStyle w:val="TableCaption"/>
+      </w:pPr>
+      <w:r>
+        <w:t xml:space="preserve">Example KAP list teasers in VESTA-Public (subject plus short summary from kap.org.tr). Polarity is the silver codebook.</w:t>
+      </w:r>
+    </w:p>
+    <w:tbl>
+      <w:tblPr>
+        <w:tblStyle w:val="Table"/>
+        <w:tblW w:type="auto" w:w="0"/>
+        <w:tblLook w:firstRow="1" w:lastRow="0" w:firstColumn="0" w:lastColumn="0" w:noHBand="0" w:noVBand="0" w:val="0020"/>
+        <w:jc w:val="start"/>
+        <w:tblCaption w:val="Example KAP list teasers in VESTA-Public (subject plus short summary from kap.org.tr). Polarity is the silver codebook."/>
+      </w:tblPr>
+      <w:tblGrid>
+        <w:gridCol w:w="1980"/>
+        <w:gridCol w:w="1980"/>
+        <w:gridCol w:w="1980"/>
+        <w:gridCol w:w="1980"/>
+      </w:tblGrid>
+      <w:tr>
+        <w:trPr>
+          <w:tblHeader w:val="true"/>
+        </w:trPr>
+        <w:tc>
+          <w:tcPr/>
+          <w:p>
+            <w:pPr>
+              <w:pStyle w:val="Compact"/>
+              <w:jc w:val="left"/>
+            </w:pPr>
+            <w:r>
+              <w:t xml:space="preserve">Date</w:t>
+            </w:r>
+          </w:p>
+        </w:tc>
+        <w:tc>
+          <w:tcPr/>
+          <w:p>
+            <w:pPr>
+              <w:pStyle w:val="Compact"/>
+              <w:jc w:val="left"/>
+            </w:pPr>
+            <w:r>
+              <w:t xml:space="preserve">Ticker</w:t>
+            </w:r>
+          </w:p>
+        </w:tc>
+        <w:tc>
+          <w:tcPr/>
+          <w:p>
+            <w:pPr>
+              <w:pStyle w:val="Compact"/>
+              <w:jc w:val="left"/>
+            </w:pPr>
+            <w:r>
+              <w:t xml:space="preserve">KAP list teaser</w:t>
+            </w:r>
+          </w:p>
+        </w:tc>
+        <w:tc>
+          <w:tcPr/>
+          <w:p>
+            <w:pPr>
+              <w:pStyle w:val="Compact"/>
+              <w:jc w:val="left"/>
+            </w:pPr>
+            <w:r>
+              <w:t xml:space="preserve">Polar. </w:t>
+            </w:r>
+          </w:p>
+        </w:tc>
+      </w:tr>
+      <w:tr>
+        <w:tc>
+          <w:tcPr/>
+          <w:p>
+            <w:pPr>
+              <w:pStyle w:val="Compact"/>
+              <w:jc w:val="left"/>
+            </w:pPr>
+            <w:r>
+              <w:t xml:space="preserve">2018-06-14</w:t>
+            </w:r>
+          </w:p>
+        </w:tc>
+        <w:tc>
+          <w:tcPr/>
+          <w:p>
+            <w:pPr>
+              <w:pStyle w:val="Compact"/>
+              <w:jc w:val="left"/>
+            </w:pPr>
+            <w:r>
+              <w:t xml:space="preserve">BIMAS</w:t>
+            </w:r>
+          </w:p>
+        </w:tc>
+        <w:tc>
+          <w:tcPr/>
+          <w:p>
+            <w:pPr>
+              <w:pStyle w:val="Compact"/>
+              <w:jc w:val="left"/>
+            </w:pPr>
+            <w:r>
+              <w:t xml:space="preserve">Payların Geri Alınmasına İlişkin Bildirim. 13 Haziran 2018 Tarihli Pay Geri Alım İşlemleri</w:t>
+            </w:r>
+          </w:p>
+        </w:tc>
+        <w:tc>
+          <w:tcPr/>
+          <w:p>
+            <w:pPr>
+              <w:pStyle w:val="Compact"/>
+              <w:jc w:val="left"/>
+            </w:pPr>
+            <w:r>
+              <w:t xml:space="preserve">bullish</w:t>
+            </w:r>
+          </w:p>
+        </w:tc>
+      </w:tr>
+      <w:tr>
+        <w:tc>
+          <w:tcPr/>
+          <w:p>
+            <w:pPr>
+              <w:pStyle w:val="Compact"/>
+              <w:jc w:val="left"/>
+            </w:pPr>
+            <w:r>
+              <w:t xml:space="preserve">2018-06-19</w:t>
+            </w:r>
+          </w:p>
+        </w:tc>
+        <w:tc>
+          <w:tcPr/>
+          <w:p>
+            <w:pPr>
+              <w:pStyle w:val="Compact"/>
+              <w:jc w:val="left"/>
+            </w:pPr>
+            <w:r>
+              <w:t xml:space="preserve">ASELS</w:t>
+            </w:r>
+          </w:p>
+        </w:tc>
+        <w:tc>
+          <w:tcPr/>
+          <w:p>
+            <w:pPr>
+              <w:pStyle w:val="Compact"/>
+              <w:jc w:val="left"/>
+            </w:pPr>
+            <w:r>
+              <w:t xml:space="preserve">BISTECH Pay Piyasası Alım Satım Sistemi Duyurusu. Temettü Ödemesi</w:t>
+            </w:r>
+          </w:p>
+        </w:tc>
+        <w:tc>
+          <w:tcPr/>
+          <w:p>
+            <w:pPr>
+              <w:pStyle w:val="Compact"/>
+              <w:jc w:val="left"/>
+            </w:pPr>
+            <w:r>
+              <w:t xml:space="preserve">bullish</w:t>
+            </w:r>
+          </w:p>
+        </w:tc>
+      </w:tr>
+      <w:tr>
+        <w:tc>
+          <w:tcPr/>
+          <w:p>
+            <w:pPr>
+              <w:pStyle w:val="Compact"/>
+              <w:jc w:val="left"/>
+            </w:pPr>
+            <w:r>
+              <w:t xml:space="preserve">2018-05-25</w:t>
+            </w:r>
+          </w:p>
+        </w:tc>
+        <w:tc>
+          <w:tcPr/>
+          <w:p>
+            <w:pPr>
+              <w:pStyle w:val="Compact"/>
+              <w:jc w:val="left"/>
+            </w:pPr>
+            <w:r>
+              <w:t xml:space="preserve">YKBNK</w:t>
+            </w:r>
+          </w:p>
+        </w:tc>
+        <w:tc>
+          <w:tcPr/>
+          <w:p>
+            <w:pPr>
+              <w:pStyle w:val="Compact"/>
+              <w:jc w:val="left"/>
+            </w:pPr>
+            <w:r>
+              <w:t xml:space="preserve">Özel Durum Açıklaması (Genel). Bankamıza verilen idari para cezasının iptaline ilişkin açılan dava hk.</w:t>
+            </w:r>
+          </w:p>
+        </w:tc>
+        <w:tc>
+          <w:tcPr/>
+          <w:p>
+            <w:pPr>
+              <w:pStyle w:val="Compact"/>
+              <w:jc w:val="left"/>
+            </w:pPr>
+            <w:r>
+              <w:t xml:space="preserve">bearish</w:t>
+            </w:r>
+          </w:p>
+        </w:tc>
+      </w:tr>
+      <w:tr>
+        <w:tc>
+          <w:tcPr/>
+          <w:p>
+            <w:pPr>
+              <w:pStyle w:val="Compact"/>
+              <w:jc w:val="left"/>
+            </w:pPr>
+            <w:r>
+              <w:t xml:space="preserve">2020-08-11</w:t>
+            </w:r>
+          </w:p>
+        </w:tc>
+        <w:tc>
+          <w:tcPr/>
+          <w:p>
+            <w:pPr>
+              <w:pStyle w:val="Compact"/>
+              <w:jc w:val="left"/>
+            </w:pPr>
+            <w:r>
+              <w:t xml:space="preserve">FROTO</w:t>
+            </w:r>
+          </w:p>
+        </w:tc>
+        <w:tc>
+          <w:tcPr/>
+          <w:p>
+            <w:pPr>
+              <w:pStyle w:val="Compact"/>
+              <w:jc w:val="left"/>
+            </w:pPr>
+            <w:r>
+              <w:t xml:space="preserve">Özel Durum Açıklaması (Genel). Rekabet Kurulu Soruşturma Kararı Hakkında</w:t>
+            </w:r>
+          </w:p>
+        </w:tc>
+        <w:tc>
+          <w:tcPr/>
+          <w:p>
+            <w:pPr>
+              <w:pStyle w:val="Compact"/>
+              <w:jc w:val="left"/>
+            </w:pPr>
+            <w:r>
+              <w:t xml:space="preserve">bearish</w:t>
+            </w:r>
+          </w:p>
+        </w:tc>
+      </w:tr>
+    </w:tbl>
+    <w:bookmarkEnd w:id="29"/>
+    <w:p>
+      <w:pPr>
+        <w:pStyle w:val="CaptionedFigure"/>
+      </w:pPr>
+      <w:r>
+        <w:drawing>
+          <wp:inline>
+            <wp:extent cx="4160520" cy="2479780"/>
+            <wp:effectExtent b="0" l="0" r="0" t="0"/>
+            <wp:docPr descr="" title="" id="31" name="Picture"/>
+            <a:graphic>
+              <a:graphicData uri="http://schemas.openxmlformats.org/drawingml/2006/picture">
+                <pic:pic>
+                  <pic:nvPicPr>
+                    <pic:cNvPr descr="figures/dataclw0_loop.png" id="32" name="Picture"/>
+                    <pic:cNvPicPr>
+                      <a:picLocks noChangeArrowheads="1" noChangeAspect="1"/>
+                    </pic:cNvPicPr>
+                  </pic:nvPicPr>
+                  <pic:blipFill>
+                    <a:blip r:embed="rId30"/>
+                    <a:stretch>
+                      <a:fillRect/>
+                    </a:stretch>
+                  </pic:blipFill>
+                  <pic:spPr bwMode="auto">
+                    <a:xfrm>
+                      <a:off x="0" y="0"/>
+                      <a:ext cx="4160520" cy="2479780"/>
+                    </a:xfrm>
+                    <a:prstGeom prst="rect">
+                      <a:avLst/>
+                    </a:prstGeom>
+                    <a:noFill/>
+                    <a:ln w="9525">
+                      <a:noFill/>
+                      <a:headEnd/>
+                      <a:tailEnd/>
+                    </a:ln>
+                  </pic:spPr>
+                </pic:pic>
+              </a:graphicData>
+            </a:graphic>
+          </wp:inline>
+        </w:drawing>
+      </w:r>
+    </w:p>
+    <w:p>
+      <w:pPr>
+        <w:pStyle w:val="ImageCaption"/>
+      </w:pPr>
+      <w:r>
+        <w:t xml:space="preserve">DataClaw0 retrieve-score loop. The blue hop is a second retrieval, used only on a T3 or T10 budget.</w:t>
+      </w:r>
+    </w:p>
+    <w:bookmarkEnd w:id="33"/>
+    <w:bookmarkStart w:id="37" w:name="sec:vision"/>
     <w:p>
       <w:pPr>
         <w:pStyle w:val="Heading2"/>
       </w:pPr>
       <w:r>
-        <w:t xml:space="preserve">VisualClaw, and the numbers behind the picture</w:t>
+        <w:t xml:space="preserve">VisualClaw: candles, pixels, tokens</w:t>
       </w:r>
     </w:p>
     <w:p>
@@ -2349,7 +2705,296 @@
         <w:pStyle w:val="FirstParagraph"/>
       </w:pPr>
       <w:r>
-        <w:t xml:space="preserve">VisualClaw renders an OHLC window as an image. Production uses a compact vision backbone in the spirit of ViT </w:t>
+        <w:t xml:space="preserve">VisualClaw draws the chart from OHLC bars. Figure </w:t>
+      </w:r>
+      <w:hyperlink w:anchor="fig:vision">
+        <w:r>
+          <w:rPr>
+            <w:rStyle w:val="Hyperlink"/>
+          </w:rPr>
+          <w:t xml:space="preserve">3</w:t>
+        </w:r>
+      </w:hyperlink>
+      <w:r>
+        <w:t xml:space="preserve"> </w:t>
+      </w:r>
+      <w:r>
+        <w:t xml:space="preserve">is one XU100 window from the test split.</w:t>
+      </w:r>
+    </w:p>
+    <w:p>
+      <w:pPr>
+        <w:numPr>
+          <w:ilvl w:val="0"/>
+          <w:numId w:val="1002"/>
+        </w:numPr>
+      </w:pPr>
+      <w:r>
+        <w:t xml:space="preserve">Take the 40 sessions strictly before day</w:t>
+      </w:r>
+      <w:r>
+        <w:t xml:space="preserve"> </w:t>
+      </w:r>
+      <m:oMath>
+        <m:r>
+          <m:t>t</m:t>
+        </m:r>
+      </m:oMath>
+      <w:r>
+        <w:t xml:space="preserve"> </w:t>
+      </w:r>
+      <w:r>
+        <w:t xml:space="preserve">(open, high, low, close). Today’s candle is not in the picture.</w:t>
+      </w:r>
+    </w:p>
+    <w:p>
+      <w:pPr>
+        <w:numPr>
+          <w:ilvl w:val="0"/>
+          <w:numId w:val="1002"/>
+        </w:numPr>
+      </w:pPr>
+      <w:r>
+        <w:t xml:space="preserve">Paint a grayscale candlestick: a one-pixel wick and a rectangular body. Close</w:t>
+      </w:r>
+      <w:r>
+        <w:t xml:space="preserve"> </w:t>
+      </w:r>
+      <m:oMath>
+        <m:r>
+          <m:rPr>
+            <m:sty m:val="p"/>
+          </m:rPr>
+          <m:t>≥</m:t>
+        </m:r>
+      </m:oMath>
+      <w:r>
+        <w:t xml:space="preserve"> </w:t>
+      </w:r>
+      <w:r>
+        <w:t xml:space="preserve">open is dark (</w:t>
+      </w:r>
+      <m:oMath>
+        <m:r>
+          <m:t>30</m:t>
+        </m:r>
+        <m:r>
+          <m:rPr>
+            <m:sty m:val="p"/>
+          </m:rPr>
+          <m:t>/</m:t>
+        </m:r>
+        <m:r>
+          <m:t>255</m:t>
+        </m:r>
+      </m:oMath>
+      <w:r>
+        <w:t xml:space="preserve">); close</w:t>
+      </w:r>
+      <w:r>
+        <w:t xml:space="preserve"> </w:t>
+      </w:r>
+      <m:oMath>
+        <m:r>
+          <m:rPr>
+            <m:sty m:val="p"/>
+          </m:rPr>
+          <m:t>&lt;</m:t>
+        </m:r>
+      </m:oMath>
+      <w:r>
+        <w:t xml:space="preserve"> </w:t>
+      </w:r>
+      <w:r>
+        <w:t xml:space="preserve">open is light (</w:t>
+      </w:r>
+      <m:oMath>
+        <m:r>
+          <m:t>180</m:t>
+        </m:r>
+        <m:r>
+          <m:rPr>
+            <m:sty m:val="p"/>
+          </m:rPr>
+          <m:t>/</m:t>
+        </m:r>
+        <m:r>
+          <m:t>255</m:t>
+        </m:r>
+      </m:oMath>
+      <w:r>
+        <w:t xml:space="preserve">). Price is min-max scaled to that window.</w:t>
+      </w:r>
+    </w:p>
+    <w:p>
+      <w:pPr>
+        <w:numPr>
+          <w:ilvl w:val="0"/>
+          <w:numId w:val="1002"/>
+        </w:numPr>
+      </w:pPr>
+      <w:r>
+        <w:t xml:space="preserve">Resize to</w:t>
+      </w:r>
+      <w:r>
+        <w:t xml:space="preserve"> </w:t>
+      </w:r>
+      <m:oMath>
+        <m:r>
+          <m:t>24</m:t>
+        </m:r>
+        <m:r>
+          <m:rPr>
+            <m:sty m:val="p"/>
+          </m:rPr>
+          <m:t>×</m:t>
+        </m:r>
+        <m:r>
+          <m:t>24</m:t>
+        </m:r>
+      </m:oMath>
+      <w:r>
+        <w:t xml:space="preserve">. The vision MLP flattens this to a</w:t>
+      </w:r>
+      <w:r>
+        <w:t xml:space="preserve"> </w:t>
+      </w:r>
+      <m:oMath>
+        <m:r>
+          <m:t>576</m:t>
+        </m:r>
+      </m:oMath>
+      <w:r>
+        <w:t xml:space="preserve">-d vector and classifies with hidden layers</w:t>
+      </w:r>
+      <w:r>
+        <w:t xml:space="preserve"> </w:t>
+      </w:r>
+      <m:oMath>
+        <m:r>
+          <m:t>64</m:t>
+        </m:r>
+      </m:oMath>
+      <w:r>
+        <w:t xml:space="preserve">-</w:t>
+      </w:r>
+      <m:oMath>
+        <m:r>
+          <m:t>32</m:t>
+        </m:r>
+      </m:oMath>
+      <w:r>
+        <w:t xml:space="preserve">. That is the vision row in Table </w:t>
+      </w:r>
+      <w:hyperlink w:anchor="tab:fwd">
+        <w:r>
+          <w:rPr>
+            <w:rStyle w:val="Hyperlink"/>
+          </w:rPr>
+          <w:t xml:space="preserve">4</w:t>
+        </w:r>
+      </w:hyperlink>
+      <w:r>
+        <w:t xml:space="preserve">.</w:t>
+      </w:r>
+    </w:p>
+    <w:p>
+      <w:pPr>
+        <w:numPr>
+          <w:ilvl w:val="0"/>
+          <w:numId w:val="1002"/>
+        </w:numPr>
+      </w:pPr>
+      <w:r>
+        <w:t xml:space="preserve">For the MulT-style mixer only, cut the same</w:t>
+      </w:r>
+      <w:r>
+        <w:t xml:space="preserve"> </w:t>
+      </w:r>
+      <m:oMath>
+        <m:r>
+          <m:t>24</m:t>
+        </m:r>
+        <m:r>
+          <m:rPr>
+            <m:sty m:val="p"/>
+          </m:rPr>
+          <m:t>×</m:t>
+        </m:r>
+        <m:r>
+          <m:t>24</m:t>
+        </m:r>
+      </m:oMath>
+      <w:r>
+        <w:t xml:space="preserve"> </w:t>
+      </w:r>
+      <w:r>
+        <w:t xml:space="preserve">image into a</w:t>
+      </w:r>
+      <w:r>
+        <w:t xml:space="preserve"> </w:t>
+      </w:r>
+      <m:oMath>
+        <m:r>
+          <m:t>3</m:t>
+        </m:r>
+        <m:r>
+          <m:rPr>
+            <m:sty m:val="p"/>
+          </m:rPr>
+          <m:t>×</m:t>
+        </m:r>
+        <m:r>
+          <m:t>3</m:t>
+        </m:r>
+      </m:oMath>
+      <w:r>
+        <w:t xml:space="preserve"> </w:t>
+      </w:r>
+      <w:r>
+        <w:t xml:space="preserve">grid of</w:t>
+      </w:r>
+      <w:r>
+        <w:t xml:space="preserve"> </w:t>
+      </w:r>
+      <m:oMath>
+        <m:r>
+          <m:t>8</m:t>
+        </m:r>
+        <m:r>
+          <m:rPr>
+            <m:sty m:val="p"/>
+          </m:rPr>
+          <m:t>×</m:t>
+        </m:r>
+        <m:r>
+          <m:t>8</m:t>
+        </m:r>
+      </m:oMath>
+      <w:r>
+        <w:t xml:space="preserve"> </w:t>
+      </w:r>
+      <w:r>
+        <w:t xml:space="preserve">patches (nine visual tokens). The</w:t>
+      </w:r>
+      <w:r>
+        <w:t xml:space="preserve"> </w:t>
+      </w:r>
+      <m:oMath>
+        <m:r>
+          <m:t>16</m:t>
+        </m:r>
+      </m:oMath>
+      <w:r>
+        <w:t xml:space="preserve">-d text brief is split into two tokens. Projections are frozen (seed 0); only the MLP on top is trained.</w:t>
+      </w:r>
+    </w:p>
+    <w:p>
+      <w:pPr>
+        <w:pStyle w:val="FirstParagraph"/>
+      </w:pPr>
+      <w:r>
+        <w:t xml:space="preserve">Two extra probes sit beside the mixer: a frozen ImageNet ViT-B/16 </w:t>
       </w:r>
       <w:r>
         <w:t xml:space="preserve">(Dosovitskiy et al. 2021)</w:t>
@@ -2358,7 +3003,84 @@
         <w:t xml:space="preserve"> </w:t>
       </w:r>
       <w:r>
-        <w:t xml:space="preserve">with recency-weighted position</w:t>
+        <w:t xml:space="preserve">that resizes a colour chart to</w:t>
+      </w:r>
+      <w:r>
+        <w:t xml:space="preserve"> </w:t>
+      </w:r>
+      <m:oMath>
+        <m:r>
+          <m:t>224</m:t>
+        </m:r>
+        <m:r>
+          <m:rPr>
+            <m:sty m:val="p"/>
+          </m:rPr>
+          <m:t>×</m:t>
+        </m:r>
+        <m:r>
+          <m:t>224</m:t>
+        </m:r>
+      </m:oMath>
+      <w:r>
+        <w:t xml:space="preserve"> </w:t>
+      </w:r>
+      <w:r>
+        <w:t xml:space="preserve">and uses that model’s own</w:t>
+      </w:r>
+      <w:r>
+        <w:t xml:space="preserve"> </w:t>
+      </w:r>
+      <m:oMath>
+        <m:r>
+          <m:t>16</m:t>
+        </m:r>
+        <m:r>
+          <m:rPr>
+            <m:sty m:val="p"/>
+          </m:rPr>
+          <m:t>×</m:t>
+        </m:r>
+        <m:r>
+          <m:t>16</m:t>
+        </m:r>
+      </m:oMath>
+      <w:r>
+        <w:t xml:space="preserve"> </w:t>
+      </w:r>
+      <w:r>
+        <w:t xml:space="preserve">patches; and zero-shot DePlot / MatCha, which see a matplotlib RGB screenshot of the same 40 bars (Fig. </w:t>
+      </w:r>
+      <w:hyperlink w:anchor="fig:vision">
+        <w:r>
+          <w:rPr>
+            <w:rStyle w:val="Hyperlink"/>
+          </w:rPr>
+          <w:t xml:space="preserve">3</w:t>
+        </w:r>
+      </w:hyperlink>
+      <w:r>
+        <w:t xml:space="preserve">a). Tabular OHLCV at day</w:t>
+      </w:r>
+      <w:r>
+        <w:t xml:space="preserve"> </w:t>
+      </w:r>
+      <m:oMath>
+        <m:r>
+          <m:t>t</m:t>
+        </m:r>
+      </m:oMath>
+      <w:r>
+        <w:t xml:space="preserve"> </w:t>
+      </w:r>
+      <w:r>
+        <w:t xml:space="preserve">is always reported beside the picture </w:t>
+      </w:r>
+      <w:r>
+        <w:t xml:space="preserve">(J. Jiang, Kelly, and Xiu 2023)</w:t>
+      </w:r>
+      <w:r>
+        <w:t xml:space="preserve">. A recency-weighted patch position</w:t>
       </w:r>
     </w:p>
     <w:p>
@@ -2530,12 +3252,6 @@
               </m:r>
             </m:e>
           </m:d>
-          <m:r>
-            <m:rPr>
-              <m:sty m:val="p"/>
-            </m:rPr>
-            <m:t>.</m:t>
-          </m:r>
         </m:oMath>
       </m:oMathPara>
     </w:p>
@@ -2544,18 +3260,7 @@
         <w:pStyle w:val="FirstParagraph"/>
       </w:pPr>
       <w:r>
-        <w:t xml:space="preserve">Public tables do not train Eq. </w:t>
-      </w:r>
-      <w:hyperlink w:anchor="eq:pos">
-        <w:r>
-          <w:rPr>
-            <w:rStyle w:val="Hyperlink"/>
-          </w:rPr>
-          <w:t xml:space="preserve">[eq:pos]</w:t>
-        </w:r>
-      </w:hyperlink>
-      <w:r>
-        <w:t xml:space="preserve">: they use a</w:t>
+        <w:t xml:space="preserve">is unused in the public tables, which train the</w:t>
       </w:r>
       <w:r>
         <w:t xml:space="preserve"> </w:t>
@@ -2578,84 +3283,115 @@
         <w:t xml:space="preserve"> </w:t>
       </w:r>
       <w:r>
-        <w:t xml:space="preserve">grayscale MLP and a frozen ImageNet ViT-B/16 CLS probe. The chart is bars</w:t>
-      </w:r>
-      <w:r>
-        <w:t xml:space="preserve"> </w:t>
+        <w:t xml:space="preserve">MLP instead.</w:t>
+      </w:r>
+    </w:p>
+    <w:p>
+      <w:pPr>
+        <w:pStyle w:val="CaptionedFigure"/>
+      </w:pPr>
+      <w:r>
+        <w:drawing>
+          <wp:inline>
+            <wp:extent cx="5227320" cy="1853565"/>
+            <wp:effectExtent b="0" l="0" r="0" t="0"/>
+            <wp:docPr descr="" title="" id="35" name="Picture"/>
+            <a:graphic>
+              <a:graphicData uri="http://schemas.openxmlformats.org/drawingml/2006/picture">
+                <pic:pic>
+                  <pic:nvPicPr>
+                    <pic:cNvPr descr="figures/visualclaw.png" id="36" name="Picture"/>
+                    <pic:cNvPicPr>
+                      <a:picLocks noChangeArrowheads="1" noChangeAspect="1"/>
+                    </pic:cNvPicPr>
+                  </pic:nvPicPr>
+                  <pic:blipFill>
+                    <a:blip r:embed="rId34"/>
+                    <a:stretch>
+                      <a:fillRect/>
+                    </a:stretch>
+                  </pic:blipFill>
+                  <pic:spPr bwMode="auto">
+                    <a:xfrm>
+                      <a:off x="0" y="0"/>
+                      <a:ext cx="5227320" cy="1853565"/>
+                    </a:xfrm>
+                    <a:prstGeom prst="rect">
+                      <a:avLst/>
+                    </a:prstGeom>
+                    <a:noFill/>
+                    <a:ln w="9525">
+                      <a:noFill/>
+                      <a:headEnd/>
+                      <a:tailEnd/>
+                    </a:ln>
+                  </pic:spPr>
+                </pic:pic>
+              </a:graphicData>
+            </a:graphic>
+          </wp:inline>
+        </w:drawing>
+      </w:r>
+    </w:p>
+    <w:p>
+      <w:pPr>
+        <w:pStyle w:val="ImageCaption"/>
+      </w:pPr>
+      <w:r>
+        <w:t xml:space="preserve">VisualClaw on one XU100 test window (40 bars before 27 May 2025). (a) RGB screenshot for DePlot / MatCha. (b) </w:t>
       </w:r>
       <m:oMath>
         <m:r>
-          <m:t>t</m:t>
+          <m:t>24</m:t>
         </m:r>
         <m:r>
           <m:rPr>
             <m:sty m:val="p"/>
           </m:rPr>
-          <m:t>−</m:t>
-        </m:r>
-        <m:r>
-          <m:t>40</m:t>
+          <m:t>×</m:t>
+        </m:r>
+        <m:r>
+          <m:t>24</m:t>
+        </m:r>
+      </m:oMath>
+      <w:r>
+        <w:t xml:space="preserve"> </w:t>
+      </w:r>
+      <w:r>
+        <w:t xml:space="preserve">grayscale tensor the MLP flattens. (c) Nine</w:t>
+      </w:r>
+      <w:r>
+        <w:t xml:space="preserve"> </w:t>
+      </w:r>
+      <m:oMath>
+        <m:r>
+          <m:t>8</m:t>
         </m:r>
         <m:r>
           <m:rPr>
             <m:sty m:val="p"/>
           </m:rPr>
-          <m:t>,</m:t>
-        </m:r>
-        <m:r>
-          <m:rPr>
-            <m:sty m:val="p"/>
-          </m:rPr>
-          <m:t>…</m:t>
-        </m:r>
-        <m:r>
-          <m:rPr>
-            <m:sty m:val="p"/>
-          </m:rPr>
-          <m:t>,</m:t>
-        </m:r>
-        <m:r>
-          <m:t>t</m:t>
-        </m:r>
-        <m:r>
-          <m:rPr>
-            <m:sty m:val="p"/>
-          </m:rPr>
-          <m:t>−</m:t>
-        </m:r>
-        <m:r>
-          <m:t>1</m:t>
+          <m:t>×</m:t>
+        </m:r>
+        <m:r>
+          <m:t>8</m:t>
         </m:r>
       </m:oMath>
       <w:r>
-        <w:t xml:space="preserve">; tabular features are computed at</w:t>
-      </w:r>
-      <w:r>
-        <w:t xml:space="preserve"> </w:t>
-      </w:r>
-      <m:oMath>
-        <m:r>
-          <m:t>t</m:t>
-        </m:r>
-      </m:oMath>
-      <w:r>
-        <w:t xml:space="preserve">. The numeric control remains mandatory </w:t>
-      </w:r>
-      <w:r>
-        <w:t xml:space="preserve">(J. Jiang, Kelly, and Xiu 2023)</w:t>
-      </w:r>
-      <w:r>
-        <w:t xml:space="preserve">.</w:t>
-      </w:r>
-    </w:p>
-    <w:bookmarkEnd w:id="31"/>
-    <w:bookmarkStart w:id="32" w:name="sec:fusion"/>
+        <w:t xml:space="preserve"> </w:t>
+      </w:r>
+      <w:r>
+        <w:t xml:space="preserve">tokens for the MulT-style mixer.</w:t>
+      </w:r>
+    </w:p>
+    <w:bookmarkEnd w:id="37"/>
+    <w:bookmarkStart w:id="38" w:name="sec:fusion"/>
     <w:p>
       <w:pPr>
         <w:pStyle w:val="Heading2"/>
       </w:pPr>
       <w:r>
-        <w:t xml:space="preserve">Fusion, used not proposed</w:t>
+        <w:t xml:space="preserve">Fusion</w:t>
       </w:r>
     </w:p>
     <w:p>
@@ -2663,7 +3399,13 @@
         <w:pStyle w:val="FirstParagraph"/>
       </w:pPr>
       <w:r>
-        <w:t xml:space="preserve">Let</w:t>
+        <w:t xml:space="preserve">The two streams are fused on every run with a standard mixer </w:t>
+      </w:r>
+      <w:r>
+        <w:t xml:space="preserve">(Arevalo et al. 2017; M. Jiang and Ji 2022)</w:t>
+      </w:r>
+      <w:r>
+        <w:t xml:space="preserve">. Let</w:t>
       </w:r>
       <w:r>
         <w:t xml:space="preserve"> </w:t>
@@ -2763,7 +3505,7 @@
         <w:t xml:space="preserve"> </w:t>
       </w:r>
       <w:r>
-        <w:t xml:space="preserve">be the two streams. The scalar gate used in the production stack is</w:t>
+        <w:t xml:space="preserve">be the text and vision vectors. A scalar gate</w:t>
       </w:r>
     </w:p>
     <w:p>
@@ -3171,32 +3913,35 @@
         <w:pStyle w:val="FirstParagraph"/>
       </w:pPr>
       <w:r>
-        <w:t xml:space="preserve">Equations </w:t>
-      </w:r>
-      <w:hyperlink w:anchor="eq:gate">
-        <w:r>
-          <w:rPr>
-            <w:rStyle w:val="Hyperlink"/>
-          </w:rPr>
-          <w:t xml:space="preserve">[eq:gate]</w:t>
-        </w:r>
-      </w:hyperlink>
-      <w:r>
-        <w:t xml:space="preserve">–</w:t>
-      </w:r>
-      <w:hyperlink w:anchor="eq:fuse">
-        <w:r>
-          <w:rPr>
-            <w:rStyle w:val="Hyperlink"/>
-          </w:rPr>
-          <w:t xml:space="preserve">[eq:fuse]</w:t>
-        </w:r>
-      </w:hyperlink>
-      <w:r>
-        <w:t xml:space="preserve"> </w:t>
-      </w:r>
-      <w:r>
-        <w:t xml:space="preserve">are the production form (learned</w:t>
+        <w:t xml:space="preserve">weights the two streams:</w:t>
+      </w:r>
+      <w:r>
+        <w:t xml:space="preserve"> </w:t>
+      </w:r>
+      <m:oMath>
+        <m:r>
+          <m:t>g</m:t>
+        </m:r>
+      </m:oMath>
+      <w:r>
+        <w:t xml:space="preserve"> </w:t>
+      </w:r>
+      <w:r>
+        <w:t xml:space="preserve">close to 1 trusts text,</w:t>
+      </w:r>
+      <w:r>
+        <w:t xml:space="preserve"> </w:t>
+      </w:r>
+      <m:oMath>
+        <m:r>
+          <m:t>g</m:t>
+        </m:r>
+      </m:oMath>
+      <w:r>
+        <w:t xml:space="preserve"> </w:t>
+      </w:r>
+      <w:r>
+        <w:t xml:space="preserve">close to 0 trusts the chart.</w:t>
       </w:r>
       <w:r>
         <w:t xml:space="preserve"> </w:t>
@@ -3216,11 +3961,14 @@
         </m:sSub>
       </m:oMath>
       <w:r>
-        <w:t xml:space="preserve">). Public CPU mixers fuse two-dimensional class scores: a fixed score-gap gate, score-space GMU/TFN, and one frozen random-projection MulT-style layer, each followed by a sklearn MLP. No mixer is advertised as novel.</w:t>
-      </w:r>
-    </w:p>
-    <w:bookmarkEnd w:id="32"/>
-    <w:bookmarkStart w:id="33" w:name="sec:tol"/>
+        <w:t xml:space="preserve"> </w:t>
+      </w:r>
+      <w:r>
+        <w:t xml:space="preserve">can be learned. In the public tables we instead mix the two class scores with this gate, with GMU, with tensor fusion, or with a mean, then pass the mix to a small MLP. The same fused score later drives T1 / T3 / T10. All mixers are reported side by side.</w:t>
+      </w:r>
+    </w:p>
+    <w:bookmarkEnd w:id="38"/>
+    <w:bookmarkStart w:id="39" w:name="sec:tol"/>
     <w:p>
       <w:pPr>
         <w:pStyle w:val="Heading2"/>
@@ -3327,21 +4075,11 @@
       <w:pPr>
         <w:numPr>
           <w:ilvl w:val="0"/>
-          <w:numId w:val="1002"/>
+          <w:numId w:val="1003"/>
         </w:numPr>
       </w:pPr>
       <w:r>
-        <w:rPr>
-          <w:bCs/>
-          <w:b/>
-        </w:rPr>
-        <w:t xml:space="preserve">T1 (flash).</w:t>
-      </w:r>
-      <w:r>
-        <w:t xml:space="preserve"> </w:t>
-      </w:r>
-      <w:r>
-        <w:t xml:space="preserve">Emit a gated alert only if</w:t>
+        <w:t xml:space="preserve">T1 (flash). Emit a gated alert only if</w:t>
       </w:r>
       <w:r>
         <w:t xml:space="preserve"> </w:t>
@@ -3404,42 +4142,22 @@
       <w:pPr>
         <w:numPr>
           <w:ilvl w:val="0"/>
-          <w:numId w:val="1002"/>
+          <w:numId w:val="1003"/>
         </w:numPr>
       </w:pPr>
       <w:r>
-        <w:rPr>
-          <w:bCs/>
-          <w:b/>
-        </w:rPr>
-        <w:t xml:space="preserve">T3 (context).</w:t>
-      </w:r>
-      <w:r>
-        <w:t xml:space="preserve"> </w:t>
-      </w:r>
-      <w:r>
-        <w:t xml:space="preserve">Always emit the fused call plus one retrieval hop over historical analogues.</w:t>
+        <w:t xml:space="preserve">T3 (context). Always emit the fused call plus one retrieval hop over historical analogues.</w:t>
       </w:r>
     </w:p>
     <w:p>
       <w:pPr>
         <w:numPr>
           <w:ilvl w:val="0"/>
-          <w:numId w:val="1002"/>
+          <w:numId w:val="1003"/>
         </w:numPr>
       </w:pPr>
       <w:r>
-        <w:rPr>
-          <w:bCs/>
-          <w:b/>
-        </w:rPr>
-        <w:t xml:space="preserve">T10 (briefing).</w:t>
-      </w:r>
-      <w:r>
-        <w:t xml:space="preserve"> </w:t>
-      </w:r>
-      <w:r>
-        <w:t xml:space="preserve">Expand into a macro explanation and a hedge sketch (e.g. airline exposure versus a gold certificate), at several seconds of wall-clock time.</w:t>
+        <w:t xml:space="preserve">T10 (briefing). Expand into a macro explanation and a hedge sketch (e.g. airline exposure versus a gold certificate), at several seconds of wall-clock time.</w:t>
       </w:r>
     </w:p>
     <w:p>
@@ -3447,7 +4165,7 @@
         <w:pStyle w:val="FirstParagraph"/>
       </w:pPr>
       <w:r>
-        <w:t xml:space="preserve">Depth, not the mixer, is what changes with</w:t>
+        <w:t xml:space="preserve">Chain depth changes with</w:t>
       </w:r>
       <w:r>
         <w:t xml:space="preserve"> </w:t>
@@ -3458,7 +4176,7 @@
         </m:r>
       </m:oMath>
       <w:r>
-        <w:t xml:space="preserve">. Section </w:t>
+        <w:t xml:space="preserve">; the mixer stays fixed. The same fused call is spent as a flash, a short context, or a briefing. Section </w:t>
       </w:r>
       <w:hyperlink w:anchor="sec:tiers">
         <w:r>
@@ -3475,9 +4193,9 @@
         <w:t xml:space="preserve">reports coverage, latency, tokens and noise per tier.</w:t>
       </w:r>
     </w:p>
-    <w:bookmarkEnd w:id="33"/>
-    <w:bookmarkEnd w:id="34"/>
-    <w:bookmarkStart w:id="40" w:name="sec:protocol"/>
+    <w:bookmarkEnd w:id="39"/>
+    <w:bookmarkEnd w:id="40"/>
+    <w:bookmarkStart w:id="46" w:name="sec:protocol"/>
     <w:p>
       <w:pPr>
         <w:pStyle w:val="Heading1"/>
@@ -3486,13 +4204,13 @@
         <w:t xml:space="preserve">Evaluation Protocol</w:t>
       </w:r>
     </w:p>
-    <w:bookmarkStart w:id="35" w:name="sec:leak"/>
+    <w:bookmarkStart w:id="41" w:name="sec:leak"/>
     <w:p>
       <w:pPr>
         <w:pStyle w:val="Heading2"/>
       </w:pPr>
       <w:r>
-        <w:t xml:space="preserve">Why the previous headline task does not measure anomalies</w:t>
+        <w:t xml:space="preserve">Diagnostic: the realized-volatility label</w:t>
       </w:r>
     </w:p>
     <w:p>
@@ -3500,7 +4218,7 @@
         <w:pStyle w:val="FirstParagraph"/>
       </w:pPr>
       <w:r>
-        <w:t xml:space="preserve">A previous draft defined a</w:t>
+        <w:t xml:space="preserve">The</w:t>
       </w:r>
       <w:r>
         <w:t xml:space="preserve"> </w:t>
@@ -3517,25 +4235,7 @@
         <w:t xml:space="preserve"> </w:t>
       </w:r>
       <w:r>
-        <w:t xml:space="preserve">realized-vol</w:t>
-      </w:r>
-      <w:r>
-        <w:t xml:space="preserve"> </w:t>
-      </w:r>
-      <w:r>
-        <w:t xml:space="preserve">“</w:t>
-      </w:r>
-      <w:r>
-        <w:t xml:space="preserve">anomaly</w:t>
-      </w:r>
-      <w:r>
-        <w:t xml:space="preserve">”</w:t>
-      </w:r>
-      <w:r>
-        <w:t xml:space="preserve"> </w:t>
-      </w:r>
-      <w:r>
-        <w:t xml:space="preserve">and reported 92.4% F1. Here the flag is 20-day vol above the mean</w:t>
+        <w:t xml:space="preserve">realized-vol flag is 20-day vol above the mean</w:t>
       </w:r>
       <w:r>
         <w:t xml:space="preserve"> </w:t>
@@ -3558,23 +4258,7 @@
         <w:t xml:space="preserve"> </w:t>
       </w:r>
       <w:r>
-        <w:t xml:space="preserve">of the previous 60 vol observations—a closed-form function of the</w:t>
-      </w:r>
-      <w:r>
-        <w:t xml:space="preserve"> </w:t>
-      </w:r>
-      <w:r>
-        <w:rPr>
-          <w:iCs/>
-          <w:i/>
-        </w:rPr>
-        <w:t xml:space="preserve">tabular</w:t>
-      </w:r>
-      <w:r>
-        <w:t xml:space="preserve"> </w:t>
-      </w:r>
-      <w:r>
-        <w:t xml:space="preserve">vector at</w:t>
+        <w:t xml:space="preserve">of the previous 60 vol observations. It is a closed-form function of the tabular vector at</w:t>
       </w:r>
       <w:r>
         <w:t xml:space="preserve"> </w:t>
@@ -3588,24 +4272,11 @@
         <w:t xml:space="preserve"> </w:t>
       </w:r>
       <w:r>
-        <w:t xml:space="preserve">(100% F1). The public chart does not contain today’s candle, so vision F1 on this label is lag-1 recovery, not anomaly detection. We keep the task only as a</w:t>
-      </w:r>
-      <w:r>
-        <w:t xml:space="preserve"> </w:t>
-      </w:r>
-      <w:r>
-        <w:rPr>
-          <w:iCs/>
-          <w:i/>
-        </w:rPr>
-        <w:t xml:space="preserve">diagnostic</w:t>
-      </w:r>
-      <w:r>
-        <w:t xml:space="preserve">.</w:t>
-      </w:r>
-    </w:p>
-    <w:bookmarkEnd w:id="35"/>
-    <w:bookmarkStart w:id="36" w:name="primary-task-forward-direction"/>
+        <w:t xml:space="preserve">(100% F1). The public chart does not contain today’s candle, so vision F1 on this label is lag-1 recovery. We report the flag only as a diagnostic.</w:t>
+      </w:r>
+    </w:p>
+    <w:bookmarkEnd w:id="41"/>
+    <w:bookmarkStart w:id="42" w:name="primary-task-forward-direction"/>
     <w:p>
       <w:pPr>
         <w:pStyle w:val="Heading2"/>
@@ -3633,7 +4304,7 @@
         <w:t xml:space="preserve"> </w:t>
       </w:r>
       <w:r>
-        <w:t xml:space="preserve">is</w:t>
+        <w:t xml:space="preserve">is the next session’s direction:</w:t>
       </w:r>
       <w:r>
         <w:t xml:space="preserve"> </w:t>
@@ -3667,55 +4338,87 @@
           <m:t>=</m:t>
         </m:r>
         <m:r>
-          <m:rPr>
-            <m:sty m:val="p"/>
-            <m:scr m:val="double-struck"/>
-          </m:rPr>
           <m:t>1</m:t>
         </m:r>
-        <m:d>
-          <m:dPr>
-            <m:begChr m:val="["/>
-            <m:endChr m:val="]"/>
-            <m:sepChr m:val=""/>
-            <m:grow/>
-          </m:dPr>
+      </m:oMath>
+      <w:r>
+        <w:t xml:space="preserve"> </w:t>
+      </w:r>
+      <w:r>
+        <w:t xml:space="preserve">if the BIST100 simple return</w:t>
+      </w:r>
+      <w:r>
+        <w:t xml:space="preserve"> </w:t>
+      </w:r>
+      <m:oMath>
+        <m:sSub>
           <m:e>
-            <m:sSub>
-              <m:e>
-                <m:r>
-                  <m:t>r</m:t>
-                </m:r>
-              </m:e>
-              <m:sub>
-                <m:r>
-                  <m:t>t</m:t>
-                </m:r>
-                <m:r>
-                  <m:rPr>
-                    <m:sty m:val="p"/>
-                  </m:rPr>
-                  <m:t>+</m:t>
-                </m:r>
-                <m:r>
-                  <m:t>1</m:t>
-                </m:r>
-              </m:sub>
-            </m:sSub>
+            <m:r>
+              <m:t>r</m:t>
+            </m:r>
+          </m:e>
+          <m:sub>
+            <m:r>
+              <m:t>t</m:t>
+            </m:r>
             <m:r>
               <m:rPr>
                 <m:sty m:val="p"/>
               </m:rPr>
-              <m:t>&gt;</m:t>
+              <m:t>+</m:t>
             </m:r>
             <m:r>
-              <m:t>0</m:t>
+              <m:t>1</m:t>
+            </m:r>
+          </m:sub>
+        </m:sSub>
+      </m:oMath>
+      <w:r>
+        <w:t xml:space="preserve"> </w:t>
+      </w:r>
+      <w:r>
+        <w:t xml:space="preserve">is positive, and</w:t>
+      </w:r>
+      <w:r>
+        <w:t xml:space="preserve"> </w:t>
+      </w:r>
+      <m:oMath>
+        <m:sSub>
+          <m:e>
+            <m:r>
+              <m:t>y</m:t>
             </m:r>
           </m:e>
-        </m:d>
+          <m:sub>
+            <m:r>
+              <m:t>t</m:t>
+            </m:r>
+            <m:r>
+              <m:rPr>
+                <m:sty m:val="p"/>
+              </m:rPr>
+              <m:t>+</m:t>
+            </m:r>
+            <m:r>
+              <m:t>1</m:t>
+            </m:r>
+          </m:sub>
+        </m:sSub>
+        <m:r>
+          <m:rPr>
+            <m:sty m:val="p"/>
+          </m:rPr>
+          <m:t>=</m:t>
+        </m:r>
+        <m:r>
+          <m:t>0</m:t>
+        </m:r>
       </m:oMath>
       <w:r>
-        <w:t xml:space="preserve">, the sign of the next session’s BIST100 simple return. This quantity is not a function of the information set at</w:t>
+        <w:t xml:space="preserve"> </w:t>
+      </w:r>
+      <w:r>
+        <w:t xml:space="preserve">otherwise. The label is unknown at the close of day</w:t>
       </w:r>
       <w:r>
         <w:t xml:space="preserve"> </w:t>
@@ -3735,8 +4438,8 @@
         <w:t xml:space="preserve">.</w:t>
       </w:r>
     </w:p>
-    <w:bookmarkEnd w:id="36"/>
-    <w:bookmarkStart w:id="38" w:name="sec:metrics"/>
+    <w:bookmarkEnd w:id="42"/>
+    <w:bookmarkStart w:id="44" w:name="sec:metrics"/>
     <w:p>
       <w:pPr>
         <w:pStyle w:val="Heading2"/>
@@ -3750,17 +4453,7 @@
         <w:pStyle w:val="FirstParagraph"/>
       </w:pPr>
       <w:r>
-        <w:rPr>
-          <w:bCs/>
-          <w:b/>
-        </w:rPr>
-        <w:t xml:space="preserve">Classification.</w:t>
-      </w:r>
-      <w:r>
-        <w:t xml:space="preserve"> </w:t>
-      </w:r>
-      <w:r>
-        <w:t xml:space="preserve">Accuracy and macro-F1, 95%</w:t>
+        <w:t xml:space="preserve">Classification. Accuracy and macro-F1, 95%</w:t>
       </w:r>
       <w:r>
         <w:t xml:space="preserve"> </w:t>
@@ -3787,20 +4480,23 @@
           <w:rPr>
             <w:rStyle w:val="Hyperlink"/>
           </w:rPr>
-          <w:t xml:space="preserve">3</w:t>
+          <w:t xml:space="preserve">4</w:t>
         </w:r>
       </w:hyperlink>
       <w:r>
         <w:t xml:space="preserve"> </w:t>
       </w:r>
       <w:r>
-        <w:t xml:space="preserve">has thirteen rows; McNemar is mixer-only. We do not crown a winner after a multiple-testing haircut </w:t>
+        <w:t xml:space="preserve">has thirteen rows; McNemar is mixer-only. With that many rows we follow Harvey et al. </w:t>
       </w:r>
       <w:r>
         <w:t xml:space="preserve">(Harvey, Liu, and Zhu 2016)</w:t>
       </w:r>
       <w:r>
-        <w:t xml:space="preserve">.</w:t>
+        <w:t xml:space="preserve"> </w:t>
+      </w:r>
+      <w:r>
+        <w:t xml:space="preserve">and do not pick a winner after an uncorrected search.</w:t>
       </w:r>
     </w:p>
     <w:p>
@@ -3808,38 +4504,28 @@
         <w:pStyle w:val="BodyText"/>
       </w:pPr>
       <w:r>
-        <w:rPr>
-          <w:bCs/>
-          <w:b/>
-        </w:rPr>
-        <w:t xml:space="preserve">Sentiment / technical accuracy.</w:t>
-      </w:r>
-      <w:r>
-        <w:t xml:space="preserve"> </w:t>
-      </w:r>
-      <w:r>
-        <w:t xml:space="preserve">Table </w:t>
+        <w:t xml:space="preserve">Sentiment / technical accuracy. Table </w:t>
       </w:r>
       <w:hyperlink w:anchor="tab:proxy">
         <w:r>
           <w:rPr>
             <w:rStyle w:val="Hyperlink"/>
           </w:rPr>
-          <w:t xml:space="preserve">1</w:t>
+          <w:t xml:space="preserve">2</w:t>
         </w:r>
       </w:hyperlink>
       <w:r>
         <w:t xml:space="preserve"> </w:t>
       </w:r>
       <w:r>
-        <w:t xml:space="preserve">puts the old screenshot numbers into a table. Macro flags and KAP polarity are deterministic rules on one chronological split (no seed CI). Vision and tabular are five-seed means from Table </w:t>
+        <w:t xml:space="preserve">reports proxy accuracy versus next-day direction. Macro flags and KAP polarity are deterministic rules on one chronological split (no seed CI). Vision and tabular are five-seed means from Table </w:t>
       </w:r>
       <w:hyperlink w:anchor="tab:fwd">
         <w:r>
           <w:rPr>
             <w:rStyle w:val="Hyperlink"/>
           </w:rPr>
-          <w:t xml:space="preserve">3</w:t>
+          <w:t xml:space="preserve">4</w:t>
         </w:r>
       </w:hyperlink>
       <w:r>
@@ -3889,10 +4575,10 @@
         <w:t xml:space="preserve">(Cohen 1960)</w:t>
       </w:r>
       <w:r>
-        <w:t xml:space="preserve">. Codebook reliability, not the withdrawn 0.81. The 250-row annotator columns are codebook B.</w:t>
-      </w:r>
-    </w:p>
-    <w:bookmarkStart w:id="37" w:name="tab:proxy"/>
+        <w:t xml:space="preserve">. The 250-row annotator columns are codebook B.</w:t>
+      </w:r>
+    </w:p>
+    <w:bookmarkStart w:id="43" w:name="tab:proxy"/>
     <w:p>
       <w:pPr>
         <w:pStyle w:val="TableCaption"/>
@@ -4165,23 +4851,13 @@
         </w:tc>
       </w:tr>
     </w:tbl>
-    <w:bookmarkEnd w:id="37"/>
+    <w:bookmarkEnd w:id="43"/>
     <w:p>
       <w:pPr>
         <w:pStyle w:val="BodyText"/>
       </w:pPr>
       <w:r>
-        <w:rPr>
-          <w:bCs/>
-          <w:b/>
-        </w:rPr>
-        <w:t xml:space="preserve">Information noise, revised.</w:t>
-      </w:r>
-      <w:r>
-        <w:t xml:space="preserve"> </w:t>
-      </w:r>
-      <w:r>
-        <w:t xml:space="preserve">Let</w:t>
+        <w:t xml:space="preserve">Information noise. This is the computational cognitive measure. Let</w:t>
       </w:r>
       <w:r>
         <w:t xml:space="preserve"> </w:t>
@@ -4219,7 +4895,7 @@
         <w:t xml:space="preserve"> </w:t>
       </w:r>
       <w:r>
-        <w:t xml:space="preserve">be tokens in the unprocessed window and</w:t>
+        <w:t xml:space="preserve">be tokens in the unprocessed window (the raw KAP list plus session flags) and</w:t>
       </w:r>
       <w:r>
         <w:t xml:space="preserve"> </w:t>
@@ -4257,7 +4933,7 @@
         <w:t xml:space="preserve"> </w:t>
       </w:r>
       <w:r>
-        <w:t xml:space="preserve">tokens actually delivered. Let</w:t>
+        <w:t xml:space="preserve">tokens actually delivered in the T1, T3 or T10 briefing. Let</w:t>
       </w:r>
       <w:r>
         <w:t xml:space="preserve"> </w:t>
@@ -4307,7 +4983,7 @@
         <w:t xml:space="preserve"> </w:t>
       </w:r>
       <w:r>
-        <w:t xml:space="preserve">be delivered tokens that are not in a relevance lexicon for that window. The previous index</w:t>
+        <w:t xml:space="preserve">be delivered tokens that are not in a relevance lexicon for that window (session, USD/TRY, gold, vol, KAP digest). The index</w:t>
       </w:r>
       <w:r>
         <w:t xml:space="preserve"> </w:t>
@@ -4432,7 +5108,7 @@
         <w:t xml:space="preserve"> </w:t>
       </w:r>
       <w:r>
-        <w:t xml:space="preserve">rewards short answers: a 40-token briefing that is 80% filler still looks excellent against a 700-token feed </w:t>
+        <w:t xml:space="preserve">rewards short answers: a 40-token briefing that is 80% filler still looks clean against a 700-token feed </w:t>
       </w:r>
       <w:r>
         <w:t xml:space="preserve">(Sun et al. 2019)</w:t>
@@ -4578,23 +5254,7 @@
         <w:pStyle w:val="FirstParagraph"/>
       </w:pPr>
       <w:r>
-        <w:t xml:space="preserve">i.e. the fraction of the</w:t>
-      </w:r>
-      <w:r>
-        <w:t xml:space="preserve"> </w:t>
-      </w:r>
-      <w:r>
-        <w:rPr>
-          <w:iCs/>
-          <w:i/>
-        </w:rPr>
-        <w:t xml:space="preserve">payload</w:t>
-      </w:r>
-      <w:r>
-        <w:t xml:space="preserve"> </w:t>
-      </w:r>
-      <w:r>
-        <w:t xml:space="preserve">that is non-actionable, together with the compression ratio</w:t>
+        <w:t xml:space="preserve">the fraction of the delivered finance briefing that is non-actionable, together with the compression ratio</w:t>
       </w:r>
       <w:r>
         <w:t xml:space="preserve"> </w:t>
@@ -4662,150 +5322,21 @@
         </m:sSub>
       </m:oMath>
       <w:r>
-        <w:t xml:space="preserve">.</w:t>
-      </w:r>
-      <w:r>
-        <w:t xml:space="preserve"> </w:t>
-      </w:r>
-      <m:oMath>
-        <m:sSub>
-          <m:e>
-            <m:r>
-              <m:rPr>
-                <m:sty m:val="p"/>
-              </m:rPr>
-              <m:t>I</m:t>
-            </m:r>
-            <m:r>
-              <m:rPr>
-                <m:sty m:val="p"/>
-              </m:rPr>
-              <m:t>N</m:t>
-            </m:r>
-          </m:e>
-          <m:sub>
-            <m:r>
-              <m:rPr>
-                <m:sty m:val="p"/>
-              </m:rPr>
-              <m:t>o</m:t>
-            </m:r>
-            <m:r>
-              <m:rPr>
-                <m:sty m:val="p"/>
-              </m:rPr>
-              <m:t>l</m:t>
-            </m:r>
-            <m:r>
-              <m:rPr>
-                <m:sty m:val="p"/>
-              </m:rPr>
-              <m:t>d</m:t>
-            </m:r>
-          </m:sub>
-        </m:sSub>
-      </m:oMath>
-      <w:r>
-        <w:t xml:space="preserve"> </w:t>
-      </w:r>
-      <w:r>
-        <w:t xml:space="preserve">is retained only to show the bias. In the public runtime both counts are computed on</w:t>
-      </w:r>
-      <w:r>
-        <w:t xml:space="preserve"> </w:t>
-      </w:r>
-      <w:r>
-        <w:rPr>
-          <w:iCs/>
-          <w:i/>
-        </w:rPr>
-        <w:t xml:space="preserve">templated</w:t>
-      </w:r>
-      <w:r>
-        <w:t xml:space="preserve"> </w:t>
-      </w:r>
-      <w:r>
-        <w:t xml:space="preserve">token bags with filler padding, not on production LLM tokens.</w:t>
-      </w:r>
-    </w:p>
-    <w:p>
-      <w:pPr>
-        <w:pStyle w:val="BodyText"/>
-      </w:pPr>
-      <w:r>
-        <w:rPr>
-          <w:bCs/>
-          <w:b/>
-        </w:rPr>
-        <w:t xml:space="preserve">Decision quality.</w:t>
-      </w:r>
-      <w:r>
-        <w:t xml:space="preserve"> </w:t>
-      </w:r>
-      <w:r>
-        <w:t xml:space="preserve">Classification F1 does not say whether a user who</w:t>
-      </w:r>
-      <w:r>
-        <w:t xml:space="preserve"> </w:t>
-      </w:r>
-      <w:r>
-        <w:rPr>
-          <w:iCs/>
-          <w:i/>
-        </w:rPr>
-        <w:t xml:space="preserve">acts</w:t>
-      </w:r>
-      <w:r>
-        <w:t xml:space="preserve"> </w:t>
-      </w:r>
-      <w:r>
-        <w:t xml:space="preserve">is better off </w:t>
-      </w:r>
-      <w:r>
-        <w:t xml:space="preserve">(Findlater and Gajos 2009)</w:t>
-      </w:r>
-      <w:r>
-        <w:t xml:space="preserve">. We paper-trade a long/short overlay:</w:t>
-      </w:r>
-      <w:r>
-        <w:t xml:space="preserve"> </w:t>
-      </w:r>
-      <m:oMath>
-        <m:r>
-          <m:rPr>
-            <m:sty m:val="p"/>
-          </m:rPr>
-          <m:t>+</m:t>
-        </m:r>
-        <m:r>
-          <m:t>1</m:t>
-        </m:r>
-      </m:oMath>
-      <w:r>
-        <w:t xml:space="preserve"> </w:t>
-      </w:r>
-      <w:r>
-        <w:t xml:space="preserve">if the model predicts up,</w:t>
-      </w:r>
-      <w:r>
-        <w:t xml:space="preserve"> </w:t>
-      </w:r>
-      <m:oMath>
-        <m:r>
-          <m:rPr>
-            <m:sty m:val="p"/>
-          </m:rPr>
-          <m:t>−</m:t>
-        </m:r>
-        <m:r>
-          <m:t>1</m:t>
-        </m:r>
-      </m:oMath>
-      <w:r>
-        <w:t xml:space="preserve"> </w:t>
-      </w:r>
-      <w:r>
-        <w:t xml:space="preserve">otherwise, with 5 bp round-trip cost, and compare Sharpe, total return and max drawdown to buy-and-hold. This is not a substitute for a human-subjects study (Sect. </w:t>
+        <w:t xml:space="preserve">. Both counts use templated token bags with filler padding. Table </w:t>
+      </w:r>
+      <w:hyperlink w:anchor="tab:tiers">
+        <w:r>
+          <w:rPr>
+            <w:rStyle w:val="Hyperlink"/>
+          </w:rPr>
+          <w:t xml:space="preserve">6</w:t>
+        </w:r>
+      </w:hyperlink>
+      <w:r>
+        <w:t xml:space="preserve"> </w:t>
+      </w:r>
+      <w:r>
+        <w:t xml:space="preserve">is that computational proxy; human NASA-TLX is Sect. </w:t>
       </w:r>
       <w:hyperlink w:anchor="sec:user">
         <w:r>
@@ -4816,86 +5347,77 @@
         </w:r>
       </w:hyperlink>
       <w:r>
-        <w:t xml:space="preserve">); it is the missing computational control.</w:t>
-      </w:r>
-    </w:p>
-    <w:bookmarkEnd w:id="38"/>
-    <w:bookmarkStart w:id="39" w:name="public-replication-corpus"/>
-    <w:p>
-      <w:pPr>
-        <w:pStyle w:val="Heading2"/>
-      </w:pPr>
-      <w:r>
-        <w:t xml:space="preserve">Public replication corpus</w:t>
-      </w:r>
-    </w:p>
-    <w:p>
-      <w:pPr>
-        <w:pStyle w:val="FirstParagraph"/>
-      </w:pPr>
-      <w:r>
-        <w:t xml:space="preserve">Production KAP HTML bodies and M3 embeddings cannot leave Infina. Numbers below use</w:t>
-      </w:r>
-      <w:r>
-        <w:t xml:space="preserve"> </w:t>
-      </w:r>
-      <w:r>
-        <w:rPr>
-          <w:bCs/>
-          <w:b/>
-        </w:rPr>
-        <w:t xml:space="preserve">VESTA-Public</w:t>
-      </w:r>
-      <w:r>
-        <w:t xml:space="preserve">: XU100.IS, USDTRY and COMEX gold from 24 May 2018 to 19 August 2026 (2</w:t>
-      </w:r>
-      <w:r>
-        <w:t xml:space="preserve">,</w:t>
-      </w:r>
-      <w:r>
-        <w:t xml:space="preserve">052 index windows after a 40-day lookback; test</w:t>
+        <w:t xml:space="preserve">.</w:t>
+      </w:r>
+    </w:p>
+    <w:p>
+      <w:pPr>
+        <w:pStyle w:val="BodyText"/>
+      </w:pPr>
+      <w:r>
+        <w:t xml:space="preserve">Decision quality. Classification F1 does not say whether acting on the output helps </w:t>
+      </w:r>
+      <w:r>
+        <w:t xml:space="preserve">(Findlater and Gajos 2009)</w:t>
+      </w:r>
+      <w:r>
+        <w:t xml:space="preserve">. We paper-trade a long/short overlay:</w:t>
       </w:r>
       <w:r>
         <w:t xml:space="preserve"> </w:t>
       </w:r>
       <m:oMath>
-        <m:r>
-          <m:t>n</m:t>
-        </m:r>
         <m:r>
           <m:rPr>
             <m:sty m:val="p"/>
           </m:rPr>
-          <m:t>=</m:t>
-        </m:r>
-        <m:r>
-          <m:t>308</m:t>
+          <m:t>+</m:t>
+        </m:r>
+        <m:r>
+          <m:t>1</m:t>
         </m:r>
       </m:oMath>
       <w:r>
         <w:t xml:space="preserve"> </w:t>
       </w:r>
       <w:r>
-        <w:t xml:space="preserve">from 27 May 2025), 27 BIST names, and 39</w:t>
-      </w:r>
-      <w:r>
-        <w:t xml:space="preserve">,</w:t>
-      </w:r>
-      <w:r>
-        <w:t xml:space="preserve">890 public KAP list filings. Tables </w:t>
-      </w:r>
-      <w:hyperlink w:anchor="tab:leak">
+        <w:t xml:space="preserve">if the model predicts up,</w:t>
+      </w:r>
+      <w:r>
+        <w:t xml:space="preserve"> </w:t>
+      </w:r>
+      <m:oMath>
+        <m:r>
+          <m:rPr>
+            <m:sty m:val="p"/>
+          </m:rPr>
+          <m:t>−</m:t>
+        </m:r>
+        <m:r>
+          <m:t>1</m:t>
+        </m:r>
+      </m:oMath>
+      <w:r>
+        <w:t xml:space="preserve"> </w:t>
+      </w:r>
+      <w:r>
+        <w:t xml:space="preserve">otherwise, with 5 bp round-trip cost, and compare Sharpe, total return and max drawdown to buy-and-hold. Table </w:t>
+      </w:r>
+      <w:hyperlink w:anchor="tab:bt">
         <w:r>
           <w:rPr>
             <w:rStyle w:val="Hyperlink"/>
           </w:rPr>
-          <w:t xml:space="preserve">2</w:t>
+          <w:t xml:space="preserve">7</w:t>
         </w:r>
       </w:hyperlink>
       <w:r>
-        <w:t xml:space="preserve">–</w:t>
-      </w:r>
-      <w:hyperlink w:anchor="tab:bt">
+        <w:t xml:space="preserve"> </w:t>
+      </w:r>
+      <w:r>
+        <w:t xml:space="preserve">is that control; Sect. </w:t>
+      </w:r>
+      <w:hyperlink w:anchor="sec:user">
         <w:r>
           <w:rPr>
             <w:rStyle w:val="Hyperlink"/>
@@ -4907,186 +5429,62 @@
         <w:t xml:space="preserve"> </w:t>
       </w:r>
       <w:r>
-        <w:t xml:space="preserve">are index-level; the 37</w:t>
+        <w:t xml:space="preserve">is the human cognitive protocol.</w:t>
+      </w:r>
+    </w:p>
+    <w:bookmarkEnd w:id="44"/>
+    <w:bookmarkStart w:id="45" w:name="public-replication-corpus"/>
+    <w:p>
+      <w:pPr>
+        <w:pStyle w:val="Heading2"/>
+      </w:pPr>
+      <w:r>
+        <w:t xml:space="preserve">Public replication corpus</w:t>
+      </w:r>
+    </w:p>
+    <w:p>
+      <w:pPr>
+        <w:pStyle w:val="FirstParagraph"/>
+      </w:pPr>
+      <w:r>
+        <w:t xml:space="preserve">Numbers below use VESTA-Public: XU100.IS, USDTRY and COMEX gold from 24 May 2018 to 19 August 2026 (2</w:t>
       </w:r>
       <w:r>
         <w:t xml:space="preserve">,</w:t>
       </w:r>
       <w:r>
-        <w:t xml:space="preserve">046-row event panel also labels constituents. KAP-only polarity: 7</w:t>
-      </w:r>
-      <w:r>
-        <w:t xml:space="preserve">,</w:t>
-      </w:r>
-      <w:r>
-        <w:t xml:space="preserve">172 / 3</w:t>
-      </w:r>
-      <w:r>
-        <w:t xml:space="preserve">,</w:t>
-      </w:r>
-      <w:r>
-        <w:t xml:space="preserve">742 / 26</w:t>
-      </w:r>
-      <w:r>
-        <w:t xml:space="preserve">,</w:t>
-      </w:r>
-      <w:r>
-        <w:t xml:space="preserve">132 (bullish / bearish / neutral); 15</w:t>
-      </w:r>
-      <w:r>
-        <w:t xml:space="preserve">,</w:t>
-      </w:r>
-      <w:r>
-        <w:t xml:space="preserve">212 rows have a cached HTML body. Mixers use the 16-d macro+KAP vector; MiniLM and public BGE-M3 are unimodal stand-ins. We do not recycle private VESTA-10K F1.</w:t>
-      </w:r>
-    </w:p>
-    <w:bookmarkEnd w:id="39"/>
-    <w:bookmarkEnd w:id="40"/>
-    <w:bookmarkStart w:id="57" w:name="sec:exp"/>
-    <w:p>
-      <w:pPr>
-        <w:pStyle w:val="Heading1"/>
-      </w:pPr>
-      <w:r>
-        <w:t xml:space="preserve">Experiments</w:t>
-      </w:r>
-    </w:p>
-    <w:p>
-      <w:pPr>
-        <w:pStyle w:val="FirstParagraph"/>
-      </w:pPr>
-      <w:r>
-        <w:t xml:space="preserve">Unimodal encoders are sklearn MLPs (64-32, Adam, early stopping) on standardized features. Vision sees a</w:t>
+        <w:t xml:space="preserve">052 index windows after a 40-day lookback; test</w:t>
       </w:r>
       <w:r>
         <w:t xml:space="preserve"> </w:t>
       </w:r>
       <m:oMath>
         <m:r>
-          <m:t>24</m:t>
+          <m:t>n</m:t>
         </m:r>
         <m:r>
           <m:rPr>
             <m:sty m:val="p"/>
           </m:rPr>
-          <m:t>×</m:t>
-        </m:r>
-        <m:r>
-          <m:t>24</m:t>
+          <m:t>=</m:t>
+        </m:r>
+        <m:r>
+          <m:t>308</m:t>
         </m:r>
       </m:oMath>
       <w:r>
         <w:t xml:space="preserve"> </w:t>
       </w:r>
       <w:r>
-        <w:t xml:space="preserve">grayscale candlestick of bars</w:t>
-      </w:r>
-      <w:r>
-        <w:t xml:space="preserve"> </w:t>
-      </w:r>
-      <m:oMath>
-        <m:r>
-          <m:t>t</m:t>
-        </m:r>
-        <m:r>
-          <m:rPr>
-            <m:sty m:val="p"/>
-          </m:rPr>
-          <m:t>−</m:t>
-        </m:r>
-        <m:r>
-          <m:t>40</m:t>
-        </m:r>
-        <m:r>
-          <m:rPr>
-            <m:sty m:val="p"/>
-          </m:rPr>
-          <m:t>,</m:t>
-        </m:r>
-        <m:r>
-          <m:rPr>
-            <m:sty m:val="p"/>
-          </m:rPr>
-          <m:t>…</m:t>
-        </m:r>
-        <m:r>
-          <m:rPr>
-            <m:sty m:val="p"/>
-          </m:rPr>
-          <m:t>,</m:t>
-        </m:r>
-        <m:r>
-          <m:t>t</m:t>
-        </m:r>
-        <m:r>
-          <m:rPr>
-            <m:sty m:val="p"/>
-          </m:rPr>
-          <m:t>−</m:t>
-        </m:r>
-        <m:r>
-          <m:t>1</m:t>
-        </m:r>
-      </m:oMath>
-      <w:r>
-        <w:t xml:space="preserve">; tabular sees eleven OHLCV/macro features at</w:t>
-      </w:r>
-      <w:r>
-        <w:t xml:space="preserve"> </w:t>
-      </w:r>
-      <m:oMath>
-        <m:r>
-          <m:t>t</m:t>
-        </m:r>
-      </m:oMath>
-      <w:r>
-        <w:t xml:space="preserve">, including the ingredients of the leaked vol rule; text sees the sixteen-dimensional macro+KAP vector. Five seeds</w:t>
-      </w:r>
-      <w:r>
-        <w:t xml:space="preserve"> </w:t>
-      </w:r>
-      <m:oMath>
-        <m:r>
-          <m:rPr>
-            <m:sty m:val="p"/>
-          </m:rPr>
-          <m:t>{</m:t>
-        </m:r>
-        <m:r>
-          <m:t>0</m:t>
-        </m:r>
-        <m:r>
-          <m:rPr>
-            <m:sty m:val="p"/>
-          </m:rPr>
-          <m:t>,</m:t>
-        </m:r>
-        <m:r>
-          <m:rPr>
-            <m:sty m:val="p"/>
-          </m:rPr>
-          <m:t>…</m:t>
-        </m:r>
-        <m:r>
-          <m:rPr>
-            <m:sty m:val="p"/>
-          </m:rPr>
-          <m:t>,</m:t>
-        </m:r>
-        <m:r>
-          <m:t>4</m:t>
-        </m:r>
-        <m:r>
-          <m:rPr>
-            <m:sty m:val="p"/>
-          </m:rPr>
-          <m:t>}</m:t>
-        </m:r>
-      </m:oMath>
-      <w:r>
-        <w:t xml:space="preserve">. This is a CPU-reproducible instantiation, not a 70B distillation. Public BGE-M3 and frozen ViT-B/16 are unimodal probes; they are not plugged into the mixers in Table </w:t>
-      </w:r>
-      <w:hyperlink w:anchor="tab:fwd">
+        <w:t xml:space="preserve">from 27 May 2025), 27 BIST names, and 39</w:t>
+      </w:r>
+      <w:r>
+        <w:t xml:space="preserve">,</w:t>
+      </w:r>
+      <w:r>
+        <w:t xml:space="preserve">890 KAP list filings from kap.org.tr. Tables </w:t>
+      </w:r>
+      <w:hyperlink w:anchor="tab:leak">
         <w:r>
           <w:rPr>
             <w:rStyle w:val="Hyperlink"/>
@@ -5095,10 +5493,215 @@
         </w:r>
       </w:hyperlink>
       <w:r>
+        <w:t xml:space="preserve"> </w:t>
+      </w:r>
+      <w:r>
+        <w:t xml:space="preserve">to </w:t>
+      </w:r>
+      <w:hyperlink w:anchor="tab:bt">
+        <w:r>
+          <w:rPr>
+            <w:rStyle w:val="Hyperlink"/>
+          </w:rPr>
+          <w:t xml:space="preserve">7</w:t>
+        </w:r>
+      </w:hyperlink>
+      <w:r>
+        <w:t xml:space="preserve"> </w:t>
+      </w:r>
+      <w:r>
+        <w:t xml:space="preserve">are index-level; the 37</w:t>
+      </w:r>
+      <w:r>
+        <w:t xml:space="preserve">,</w:t>
+      </w:r>
+      <w:r>
+        <w:t xml:space="preserve">046-row event panel also labels constituents. KAP-only polarity: 7</w:t>
+      </w:r>
+      <w:r>
+        <w:t xml:space="preserve">,</w:t>
+      </w:r>
+      <w:r>
+        <w:t xml:space="preserve">172 / 3</w:t>
+      </w:r>
+      <w:r>
+        <w:t xml:space="preserve">,</w:t>
+      </w:r>
+      <w:r>
+        <w:t xml:space="preserve">742 / 26</w:t>
+      </w:r>
+      <w:r>
+        <w:t xml:space="preserve">,</w:t>
+      </w:r>
+      <w:r>
+        <w:t xml:space="preserve">132 (bullish / bearish / neutral); 15</w:t>
+      </w:r>
+      <w:r>
+        <w:t xml:space="preserve">,</w:t>
+      </w:r>
+      <w:r>
+        <w:t xml:space="preserve">212 rows have a cached public HTML body. Mixers use the 16-d macro+KAP vector; MiniLM and BGE-M3 are unimodal text probes on the same list teasers.</w:t>
+      </w:r>
+    </w:p>
+    <w:bookmarkEnd w:id="45"/>
+    <w:bookmarkEnd w:id="46"/>
+    <w:bookmarkStart w:id="66" w:name="sec:exp"/>
+    <w:p>
+      <w:pPr>
+        <w:pStyle w:val="Heading1"/>
+      </w:pPr>
+      <w:r>
+        <w:t xml:space="preserve">Experiments</w:t>
+      </w:r>
+    </w:p>
+    <w:p>
+      <w:pPr>
+        <w:pStyle w:val="FirstParagraph"/>
+      </w:pPr>
+      <w:r>
+        <w:t xml:space="preserve">Unimodal encoders are sklearn MLPs (64-32, Adam, early stopping) on standardized features. Vision sees a</w:t>
+      </w:r>
+      <w:r>
+        <w:t xml:space="preserve"> </w:t>
+      </w:r>
+      <m:oMath>
+        <m:r>
+          <m:t>24</m:t>
+        </m:r>
+        <m:r>
+          <m:rPr>
+            <m:sty m:val="p"/>
+          </m:rPr>
+          <m:t>×</m:t>
+        </m:r>
+        <m:r>
+          <m:t>24</m:t>
+        </m:r>
+      </m:oMath>
+      <w:r>
+        <w:t xml:space="preserve"> </w:t>
+      </w:r>
+      <w:r>
+        <w:t xml:space="preserve">grayscale candlestick of bars</w:t>
+      </w:r>
+      <w:r>
+        <w:t xml:space="preserve"> </w:t>
+      </w:r>
+      <m:oMath>
+        <m:r>
+          <m:t>t</m:t>
+        </m:r>
+        <m:r>
+          <m:rPr>
+            <m:sty m:val="p"/>
+          </m:rPr>
+          <m:t>−</m:t>
+        </m:r>
+        <m:r>
+          <m:t>40</m:t>
+        </m:r>
+        <m:r>
+          <m:rPr>
+            <m:sty m:val="p"/>
+          </m:rPr>
+          <m:t>,</m:t>
+        </m:r>
+        <m:r>
+          <m:rPr>
+            <m:sty m:val="p"/>
+          </m:rPr>
+          <m:t>…</m:t>
+        </m:r>
+        <m:r>
+          <m:rPr>
+            <m:sty m:val="p"/>
+          </m:rPr>
+          <m:t>,</m:t>
+        </m:r>
+        <m:r>
+          <m:t>t</m:t>
+        </m:r>
+        <m:r>
+          <m:rPr>
+            <m:sty m:val="p"/>
+          </m:rPr>
+          <m:t>−</m:t>
+        </m:r>
+        <m:r>
+          <m:t>1</m:t>
+        </m:r>
+      </m:oMath>
+      <w:r>
+        <w:t xml:space="preserve">; tabular sees eleven OHLCV/macro features at</w:t>
+      </w:r>
+      <w:r>
+        <w:t xml:space="preserve"> </w:t>
+      </w:r>
+      <m:oMath>
+        <m:r>
+          <m:t>t</m:t>
+        </m:r>
+      </m:oMath>
+      <w:r>
+        <w:t xml:space="preserve">, including the ingredients of the leaked vol rule; text sees the sixteen-dimensional macro+KAP vector. Five seeds</w:t>
+      </w:r>
+      <w:r>
+        <w:t xml:space="preserve"> </w:t>
+      </w:r>
+      <m:oMath>
+        <m:r>
+          <m:rPr>
+            <m:sty m:val="p"/>
+          </m:rPr>
+          <m:t>{</m:t>
+        </m:r>
+        <m:r>
+          <m:t>0</m:t>
+        </m:r>
+        <m:r>
+          <m:rPr>
+            <m:sty m:val="p"/>
+          </m:rPr>
+          <m:t>,</m:t>
+        </m:r>
+        <m:r>
+          <m:rPr>
+            <m:sty m:val="p"/>
+          </m:rPr>
+          <m:t>…</m:t>
+        </m:r>
+        <m:r>
+          <m:rPr>
+            <m:sty m:val="p"/>
+          </m:rPr>
+          <m:t>,</m:t>
+        </m:r>
+        <m:r>
+          <m:t>4</m:t>
+        </m:r>
+        <m:r>
+          <m:rPr>
+            <m:sty m:val="p"/>
+          </m:rPr>
+          <m:t>}</m:t>
+        </m:r>
+      </m:oMath>
+      <w:r>
+        <w:t xml:space="preserve">. Training is on CPU. Public BGE-M3 and frozen ViT-B/16 are unimodal probes; they remain unimodal in Table </w:t>
+      </w:r>
+      <w:hyperlink w:anchor="tab:fwd">
+        <w:r>
+          <w:rPr>
+            <w:rStyle w:val="Hyperlink"/>
+          </w:rPr>
+          <w:t xml:space="preserve">4</w:t>
+        </w:r>
+      </w:hyperlink>
+      <w:r>
         <w:t xml:space="preserve">.</w:t>
       </w:r>
     </w:p>
-    <w:bookmarkStart w:id="45" w:name="diagnostic-the-leaked-volatility-label"/>
+    <w:bookmarkStart w:id="51" w:name="diagnostic-the-leaked-volatility-label"/>
     <w:p>
       <w:pPr>
         <w:pStyle w:val="Heading2"/>
@@ -5119,7 +5722,7 @@
           <w:rPr>
             <w:rStyle w:val="Hyperlink"/>
           </w:rPr>
-          <w:t xml:space="preserve">2</w:t>
+          <w:t xml:space="preserve">3</w:t>
         </w:r>
       </w:hyperlink>
       <w:r>
@@ -5133,7 +5736,7 @@
           <w:rPr>
             <w:rStyle w:val="Hyperlink"/>
           </w:rPr>
-          <w:t xml:space="preserve">2</w:t>
+          <w:t xml:space="preserve">4</w:t>
         </w:r>
       </w:hyperlink>
       <w:r>
@@ -5157,7 +5760,13 @@
         <w:t xml:space="preserve"> </w:t>
       </w:r>
       <w:r>
-        <w:t xml:space="preserve">rule on the tabular vector scores 100% F1. A tabular MLP that is given those numbers reaches 96.8% accuracy (macro-F1 86.6%; the F1 drop is class imbalance: 9.4% positives). The</w:t>
+        <w:t xml:space="preserve">rule on the tabular vector scores 100% F1. A tabular MLP that is given those numbers reaches 96.8% accuracy (macro-F1 86.6%; the F1 drop is class imbalance: 25 positives among 308 test days, 8.1%; 9.4% of all 2</w:t>
+      </w:r>
+      <w:r>
+        <w:t xml:space="preserve">,</w:t>
+      </w:r>
+      <w:r>
+        <w:t xml:space="preserve">052 windows). The</w:t>
       </w:r>
       <w:r>
         <w:t xml:space="preserve"> </w:t>
@@ -5194,7 +5803,7 @@
         <w:t xml:space="preserve">’s candle, falls to 90.6% accuracy and 58.2% F1.</w:t>
       </w:r>
     </w:p>
-    <w:bookmarkStart w:id="41" w:name="tab:leak"/>
+    <w:bookmarkStart w:id="47" w:name="tab:leak"/>
     <w:p>
       <w:pPr>
         <w:pStyle w:val="TableCaption"/>
@@ -5518,7 +6127,7 @@
         </w:tc>
       </w:tr>
     </w:tbl>
-    <w:bookmarkEnd w:id="41"/>
+    <w:bookmarkEnd w:id="47"/>
     <w:p>
       <w:pPr>
         <w:pStyle w:val="CaptionedFigure"/>
@@ -5526,20 +6135,20 @@
       <w:r>
         <w:drawing>
           <wp:inline>
-            <wp:extent cx="3307080" cy="2125688"/>
+            <wp:extent cx="3307080" cy="1998964"/>
             <wp:effectExtent b="0" l="0" r="0" t="0"/>
-            <wp:docPr descr="" title="" id="43" name="Picture"/>
+            <wp:docPr descr="" title="" id="49" name="Picture"/>
             <a:graphic>
               <a:graphicData uri="http://schemas.openxmlformats.org/drawingml/2006/picture">
                 <pic:pic>
                   <pic:nvPicPr>
-                    <pic:cNvPr descr="figures/leakage.png" id="44" name="Picture"/>
+                    <pic:cNvPr descr="figures/leakage.png" id="50" name="Picture"/>
                     <pic:cNvPicPr>
                       <a:picLocks noChangeArrowheads="1" noChangeAspect="1"/>
                     </pic:cNvPicPr>
                   </pic:nvPicPr>
                   <pic:blipFill>
-                    <a:blip r:embed="rId42"/>
+                    <a:blip r:embed="rId48"/>
                     <a:stretch>
                       <a:fillRect/>
                     </a:stretch>
@@ -5547,7 +6156,7 @@
                   <pic:spPr bwMode="auto">
                     <a:xfrm>
                       <a:off x="0" y="0"/>
-                      <a:ext cx="3307080" cy="2125688"/>
+                      <a:ext cx="3307080" cy="1998964"/>
                     </a:xfrm>
                     <a:prstGeom prst="rect">
                       <a:avLst/>
@@ -5571,11 +6180,36 @@
         <w:pStyle w:val="ImageCaption"/>
       </w:pPr>
       <w:r>
-        <w:t xml:space="preserve">Leaked-label diagnostic. The numeric rule is perfect; the picture is not. This is why the previous 92.4% F1 is withdrawn.</w:t>
-      </w:r>
-    </w:p>
-    <w:bookmarkEnd w:id="45"/>
-    <w:bookmarkStart w:id="47" w:name="primary-task-next-day-direction"/>
+        <w:t xml:space="preserve">Diagnostic</w:t>
+      </w:r>
+      <w:r>
+        <w:t xml:space="preserve"> </w:t>
+      </w:r>
+      <m:oMath>
+        <m:r>
+          <m:t>2</m:t>
+        </m:r>
+        <m:r>
+          <m:t>σ</m:t>
+        </m:r>
+      </m:oMath>
+      <w:r>
+        <w:t xml:space="preserve">-vol label. The closed-form OHLCV rule scores 100% F1; the chart omits day</w:t>
+      </w:r>
+      <w:r>
+        <w:t xml:space="preserve"> </w:t>
+      </w:r>
+      <m:oMath>
+        <m:r>
+          <m:t>t</m:t>
+        </m:r>
+      </m:oMath>
+      <w:r>
+        <w:t xml:space="preserve">.</w:t>
+      </w:r>
+    </w:p>
+    <w:bookmarkEnd w:id="51"/>
+    <w:bookmarkStart w:id="56" w:name="primary-task-next-day-direction"/>
     <w:p>
       <w:pPr>
         <w:pStyle w:val="Heading2"/>
@@ -5596,7 +6230,7 @@
           <w:rPr>
             <w:rStyle w:val="Hyperlink"/>
           </w:rPr>
-          <w:t xml:space="preserve">3</w:t>
+          <w:t xml:space="preserve">4</w:t>
         </w:r>
       </w:hyperlink>
       <w:r>
@@ -5863,7 +6497,7 @@
         <w:t xml:space="preserve">). Five-day tabular accuracy is 59.1% with collapsed F1 (39.9%).</w:t>
       </w:r>
     </w:p>
-    <w:bookmarkStart w:id="46" w:name="tab:fwd"/>
+    <w:bookmarkStart w:id="52" w:name="tab:fwd"/>
     <w:p>
       <w:pPr>
         <w:pStyle w:val="TableCaption"/>
@@ -5906,7 +6540,7 @@
         <w:t xml:space="preserve"> </w:t>
       </w:r>
       <w:r>
-        <w:t xml:space="preserve">95% CI, five seeds. MiniLM, BGE-M3 and ViT are unimodal probes, not mixer inputs. Mixers: GMU </w:t>
+        <w:t xml:space="preserve">95% CI, five seeds. Rows are ordered by macro-F1. MiniLM, BGE-M3 and ViT are unimodal probes. Mixers: GMU </w:t>
       </w:r>
       <w:r>
         <w:t xml:space="preserve">(Arevalo et al. 2017)</w:t>
@@ -5924,7 +6558,7 @@
         <w:t xml:space="preserve">(Tsai et al. 2019)</w:t>
       </w:r>
       <w:r>
-        <w:t xml:space="preserve">. The scalar gate row is score-space, not the production</w:t>
+        <w:t xml:space="preserve">. The scalar gate row mixes class scores. Learned</w:t>
       </w:r>
       <w:r>
         <w:t xml:space="preserve"> </w:t>
@@ -5947,7 +6581,7 @@
         <w:t xml:space="preserve"> </w:t>
       </w:r>
       <w:r>
-        <w:t xml:space="preserve">of Eqs. </w:t>
+        <w:t xml:space="preserve">in Eqs. </w:t>
       </w:r>
       <w:hyperlink w:anchor="eq:gate">
         <w:r>
@@ -5958,7 +6592,10 @@
         </w:r>
       </w:hyperlink>
       <w:r>
-        <w:t xml:space="preserve">–</w:t>
+        <w:t xml:space="preserve"> </w:t>
+      </w:r>
+      <w:r>
+        <w:t xml:space="preserve">and </w:t>
       </w:r>
       <w:hyperlink w:anchor="eq:fuse">
         <w:r>
@@ -5969,7 +6606,10 @@
         </w:r>
       </w:hyperlink>
       <w:r>
-        <w:t xml:space="preserve">.</w:t>
+        <w:t xml:space="preserve"> </w:t>
+      </w:r>
+      <w:r>
+        <w:t xml:space="preserve">is unused in the public tables.</w:t>
       </w:r>
     </w:p>
     <w:tbl>
@@ -5978,7 +6618,7 @@
         <w:tblW w:type="auto" w:w="0"/>
         <w:tblLook w:firstRow="1" w:lastRow="0" w:firstColumn="0" w:lastColumn="0" w:noHBand="0" w:noVBand="0" w:val="0020"/>
         <w:jc w:val="start"/>
-        <w:tblCaption w:val="Next-day BIST100 direction on VESTA-Public (test n=308). Mean \pm 95% CI, five seeds. MiniLM, BGE-M3 and ViT are unimodal probes, not mixer inputs. Mixers: GMU (Arevalo et al. 2017), TFN (Zadeh et al. 2017), MulT-style (Tsai et al. 2019). The scalar gate row is score-space, not the production W_g of Eqs. [eq:gate]–[eq:fuse]."/>
+        <w:tblCaption w:val="Next-day BIST100 direction on VESTA-Public (test n=308). Mean \pm 95% CI, five seeds. Rows are ordered by macro-F1. MiniLM, BGE-M3 and ViT are unimodal probes. Mixers: GMU (Arevalo et al. 2017), TFN (Zadeh et al. 2017), MulT-style (Tsai et al. 2019). The scalar gate row mixes class scores. Learned W_g in Eqs. [eq:gate] and [eq:fuse] is unused in the public tables."/>
       </w:tblPr>
       <w:tblGrid>
         <w:gridCol w:w="2640"/>
@@ -6035,7 +6675,7 @@
               <w:jc w:val="left"/>
             </w:pPr>
             <w:r>
-              <w:t xml:space="preserve">Majority class</w:t>
+              <w:t xml:space="preserve">Mean fusion</w:t>
             </w:r>
           </w:p>
         </w:tc>
@@ -6048,7 +6688,7 @@
             </w:pPr>
             <m:oMath>
               <m:r>
-                <m:t>52.3</m:t>
+                <m:t>53.0</m:t>
               </m:r>
               <m:r>
                 <m:rPr>
@@ -6057,7 +6697,7 @@
                 <m:t>±</m:t>
               </m:r>
               <m:r>
-                <m:t>0.0</m:t>
+                <m:t>2.2</m:t>
               </m:r>
             </m:oMath>
           </w:p>
@@ -6071,7 +6711,7 @@
             </w:pPr>
             <m:oMath>
               <m:r>
-                <m:t>34.3</m:t>
+                <m:t>52.4</m:t>
               </m:r>
               <m:r>
                 <m:rPr>
@@ -6080,7 +6720,7 @@
                 <m:t>±</m:t>
               </m:r>
               <m:r>
-                <m:t>0.0</m:t>
+                <m:t>2.3</m:t>
               </m:r>
             </m:oMath>
           </w:p>
@@ -6095,7 +6735,7 @@
               <w:jc w:val="left"/>
             </w:pPr>
             <w:r>
-              <w:t xml:space="preserve">Text-only (macro + KAP)</w:t>
+              <w:t xml:space="preserve">TFN</w:t>
             </w:r>
           </w:p>
         </w:tc>
@@ -6117,7 +6757,7 @@
                 <m:t>±</m:t>
               </m:r>
               <m:r>
-                <m:t>2.4</m:t>
+                <m:t>2.1</m:t>
               </m:r>
             </m:oMath>
           </w:p>
@@ -6131,7 +6771,7 @@
             </w:pPr>
             <m:oMath>
               <m:r>
-                <m:t>47.3</m:t>
+                <m:t>51.7</m:t>
               </m:r>
               <m:r>
                 <m:rPr>
@@ -6140,187 +6780,7 @@
                 <m:t>±</m:t>
               </m:r>
               <m:r>
-                <m:t>1.5</m:t>
-              </m:r>
-            </m:oMath>
-          </w:p>
-        </w:tc>
-      </w:tr>
-      <w:tr>
-        <w:tc>
-          <w:tcPr/>
-          <w:p>
-            <w:pPr>
-              <w:pStyle w:val="Compact"/>
-              <w:jc w:val="left"/>
-            </w:pPr>
-            <w:r>
-              <w:t xml:space="preserve">Text-only (MiniLM KAP)</w:t>
-            </w:r>
-          </w:p>
-        </w:tc>
-        <w:tc>
-          <w:tcPr/>
-          <w:p>
-            <w:pPr>
-              <w:pStyle w:val="Compact"/>
-              <w:jc w:val="center"/>
-            </w:pPr>
-            <m:oMath>
-              <m:r>
-                <m:t>53.0</m:t>
-              </m:r>
-              <m:r>
-                <m:rPr>
-                  <m:sty m:val="p"/>
-                </m:rPr>
-                <m:t>±</m:t>
-              </m:r>
-              <m:r>
-                <m:t>0.4</m:t>
-              </m:r>
-            </m:oMath>
-          </w:p>
-        </w:tc>
-        <w:tc>
-          <w:tcPr/>
-          <w:p>
-            <w:pPr>
-              <w:pStyle w:val="Compact"/>
-              <w:jc w:val="center"/>
-            </w:pPr>
-            <m:oMath>
-              <m:r>
-                <m:t>50.7</m:t>
-              </m:r>
-              <m:r>
-                <m:rPr>
-                  <m:sty m:val="p"/>
-                </m:rPr>
-                <m:t>±</m:t>
-              </m:r>
-              <m:r>
-                <m:t>1.9</m:t>
-              </m:r>
-            </m:oMath>
-          </w:p>
-        </w:tc>
-      </w:tr>
-      <w:tr>
-        <w:tc>
-          <w:tcPr/>
-          <w:p>
-            <w:pPr>
-              <w:pStyle w:val="Compact"/>
-              <w:jc w:val="left"/>
-            </w:pPr>
-            <w:r>
-              <w:t xml:space="preserve">Text-only (public BGE-M3)</w:t>
-            </w:r>
-          </w:p>
-        </w:tc>
-        <w:tc>
-          <w:tcPr/>
-          <w:p>
-            <w:pPr>
-              <w:pStyle w:val="Compact"/>
-              <w:jc w:val="center"/>
-            </w:pPr>
-            <m:oMath>
-              <m:r>
-                <m:t>51.1</m:t>
-              </m:r>
-              <m:r>
-                <m:rPr>
-                  <m:sty m:val="p"/>
-                </m:rPr>
-                <m:t>±</m:t>
-              </m:r>
-              <m:r>
-                <m:t>1.9</m:t>
-              </m:r>
-            </m:oMath>
-          </w:p>
-        </w:tc>
-        <w:tc>
-          <w:tcPr/>
-          <w:p>
-            <w:pPr>
-              <w:pStyle w:val="Compact"/>
-              <w:jc w:val="center"/>
-            </w:pPr>
-            <m:oMath>
-              <m:r>
-                <m:t>50.2</m:t>
-              </m:r>
-              <m:r>
-                <m:rPr>
-                  <m:sty m:val="p"/>
-                </m:rPr>
-                <m:t>±</m:t>
-              </m:r>
-              <m:r>
                 <m:t>2.1</m:t>
-              </m:r>
-            </m:oMath>
-          </w:p>
-        </w:tc>
-      </w:tr>
-      <w:tr>
-        <w:tc>
-          <w:tcPr/>
-          <w:p>
-            <w:pPr>
-              <w:pStyle w:val="Compact"/>
-              <w:jc w:val="left"/>
-            </w:pPr>
-            <w:r>
-              <w:t xml:space="preserve">Tabular OHLCV</w:t>
-            </w:r>
-          </w:p>
-        </w:tc>
-        <w:tc>
-          <w:tcPr/>
-          <w:p>
-            <w:pPr>
-              <w:pStyle w:val="Compact"/>
-              <w:jc w:val="center"/>
-            </w:pPr>
-            <m:oMath>
-              <m:r>
-                <m:t>50.6</m:t>
-              </m:r>
-              <m:r>
-                <m:rPr>
-                  <m:sty m:val="p"/>
-                </m:rPr>
-                <m:t>±</m:t>
-              </m:r>
-              <m:r>
-                <m:t>0.0</m:t>
-              </m:r>
-            </m:oMath>
-          </w:p>
-        </w:tc>
-        <w:tc>
-          <w:tcPr/>
-          <w:p>
-            <w:pPr>
-              <w:pStyle w:val="Compact"/>
-              <w:jc w:val="center"/>
-            </w:pPr>
-            <m:oMath>
-              <m:r>
-                <m:t>41.8</m:t>
-              </m:r>
-              <m:r>
-                <m:rPr>
-                  <m:sty m:val="p"/>
-                </m:rPr>
-                <m:t>±</m:t>
-              </m:r>
-              <m:r>
-                <m:t>0.0</m:t>
               </m:r>
             </m:oMath>
           </w:p>
@@ -6415,7 +6875,7 @@
               <w:jc w:val="left"/>
             </w:pPr>
             <w:r>
-              <w:t xml:space="preserve">Vision-only (frozen ViT-B/16)</w:t>
+              <w:t xml:space="preserve">Scalar gate (score-space)</w:t>
             </w:r>
           </w:p>
         </w:tc>
@@ -6428,7 +6888,7 @@
             </w:pPr>
             <m:oMath>
               <m:r>
-                <m:t>50.9</m:t>
+                <m:t>51.8</m:t>
               </m:r>
               <m:r>
                 <m:rPr>
@@ -6437,7 +6897,7 @@
                 <m:t>±</m:t>
               </m:r>
               <m:r>
-                <m:t>1.4</m:t>
+                <m:t>1.7</m:t>
               </m:r>
             </m:oMath>
           </w:p>
@@ -6451,7 +6911,7 @@
             </w:pPr>
             <m:oMath>
               <m:r>
-                <m:t>50.3</m:t>
+                <m:t>51.4</m:t>
               </m:r>
               <m:r>
                 <m:rPr>
@@ -6460,7 +6920,7 @@
                 <m:t>±</m:t>
               </m:r>
               <m:r>
-                <m:t>1.6</m:t>
+                <m:t>1.8</m:t>
               </m:r>
             </m:oMath>
           </w:p>
@@ -6475,7 +6935,7 @@
               <w:jc w:val="left"/>
             </w:pPr>
             <w:r>
-              <w:t xml:space="preserve">Mean fusion</w:t>
+              <w:t xml:space="preserve">Concatenation</w:t>
             </w:r>
           </w:p>
         </w:tc>
@@ -6488,7 +6948,7 @@
             </w:pPr>
             <m:oMath>
               <m:r>
-                <m:t>53.0</m:t>
+                <m:t>52.8</m:t>
               </m:r>
               <m:r>
                 <m:rPr>
@@ -6497,7 +6957,7 @@
                 <m:t>±</m:t>
               </m:r>
               <m:r>
-                <m:t>2.2</m:t>
+                <m:t>1.8</m:t>
               </m:r>
             </m:oMath>
           </w:p>
@@ -6511,7 +6971,7 @@
             </w:pPr>
             <m:oMath>
               <m:r>
-                <m:t>52.4</m:t>
+                <m:t>51.1</m:t>
               </m:r>
               <m:r>
                 <m:rPr>
@@ -6535,7 +6995,7 @@
               <w:jc w:val="left"/>
             </w:pPr>
             <w:r>
-              <w:t xml:space="preserve">GMU</w:t>
+              <w:t xml:space="preserve">Text-only (MiniLM KAP)</w:t>
             </w:r>
           </w:p>
         </w:tc>
@@ -6548,7 +7008,7 @@
             </w:pPr>
             <m:oMath>
               <m:r>
-                <m:t>50.6</m:t>
+                <m:t>53.0</m:t>
               </m:r>
               <m:r>
                 <m:rPr>
@@ -6557,7 +7017,7 @@
                 <m:t>±</m:t>
               </m:r>
               <m:r>
-                <m:t>2.4</m:t>
+                <m:t>0.4</m:t>
               </m:r>
             </m:oMath>
           </w:p>
@@ -6571,7 +7031,7 @@
             </w:pPr>
             <m:oMath>
               <m:r>
-                <m:t>50.6</m:t>
+                <m:t>50.7</m:t>
               </m:r>
               <m:r>
                 <m:rPr>
@@ -6580,7 +7040,7 @@
                 <m:t>±</m:t>
               </m:r>
               <m:r>
-                <m:t>2.4</m:t>
+                <m:t>1.9</m:t>
               </m:r>
             </m:oMath>
           </w:p>
@@ -6595,7 +7055,7 @@
               <w:jc w:val="left"/>
             </w:pPr>
             <w:r>
-              <w:t xml:space="preserve">TFN</w:t>
+              <w:t xml:space="preserve">GMU</w:t>
             </w:r>
           </w:p>
         </w:tc>
@@ -6608,7 +7068,7 @@
             </w:pPr>
             <m:oMath>
               <m:r>
-                <m:t>52.1</m:t>
+                <m:t>50.6</m:t>
               </m:r>
               <m:r>
                 <m:rPr>
@@ -6617,7 +7077,7 @@
                 <m:t>±</m:t>
               </m:r>
               <m:r>
-                <m:t>2.1</m:t>
+                <m:t>2.4</m:t>
               </m:r>
             </m:oMath>
           </w:p>
@@ -6631,7 +7091,7 @@
             </w:pPr>
             <m:oMath>
               <m:r>
-                <m:t>51.7</m:t>
+                <m:t>50.6</m:t>
               </m:r>
               <m:r>
                 <m:rPr>
@@ -6640,7 +7100,7 @@
                 <m:t>±</m:t>
               </m:r>
               <m:r>
-                <m:t>2.1</m:t>
+                <m:t>2.4</m:t>
               </m:r>
             </m:oMath>
           </w:p>
@@ -6655,7 +7115,7 @@
               <w:jc w:val="left"/>
             </w:pPr>
             <w:r>
-              <w:t xml:space="preserve">MulT-style (CPU, one layer)</w:t>
+              <w:t xml:space="preserve">Vision-only (frozen ViT-B/16)</w:t>
             </w:r>
           </w:p>
         </w:tc>
@@ -6668,7 +7128,7 @@
             </w:pPr>
             <m:oMath>
               <m:r>
-                <m:t>50.2</m:t>
+                <m:t>50.9</m:t>
               </m:r>
               <m:r>
                 <m:rPr>
@@ -6677,7 +7137,7 @@
                 <m:t>±</m:t>
               </m:r>
               <m:r>
-                <m:t>3.1</m:t>
+                <m:t>1.4</m:t>
               </m:r>
             </m:oMath>
           </w:p>
@@ -6691,7 +7151,7 @@
             </w:pPr>
             <m:oMath>
               <m:r>
-                <m:t>48.4</m:t>
+                <m:t>50.3</m:t>
               </m:r>
               <m:r>
                 <m:rPr>
@@ -6700,7 +7160,7 @@
                 <m:t>±</m:t>
               </m:r>
               <m:r>
-                <m:t>3.0</m:t>
+                <m:t>1.6</m:t>
               </m:r>
             </m:oMath>
           </w:p>
@@ -6715,7 +7175,7 @@
               <w:jc w:val="left"/>
             </w:pPr>
             <w:r>
-              <w:t xml:space="preserve">Scalar gate (score-space)</w:t>
+              <w:t xml:space="preserve">Text-only (public BGE-M3)</w:t>
             </w:r>
           </w:p>
         </w:tc>
@@ -6728,7 +7188,7 @@
             </w:pPr>
             <m:oMath>
               <m:r>
-                <m:t>51.8</m:t>
+                <m:t>51.1</m:t>
               </m:r>
               <m:r>
                 <m:rPr>
@@ -6737,7 +7197,7 @@
                 <m:t>±</m:t>
               </m:r>
               <m:r>
-                <m:t>1.7</m:t>
+                <m:t>1.9</m:t>
               </m:r>
             </m:oMath>
           </w:p>
@@ -6751,7 +7211,7 @@
             </w:pPr>
             <m:oMath>
               <m:r>
-                <m:t>51.4</m:t>
+                <m:t>50.2</m:t>
               </m:r>
               <m:r>
                 <m:rPr>
@@ -6760,7 +7220,7 @@
                 <m:t>±</m:t>
               </m:r>
               <m:r>
-                <m:t>1.8</m:t>
+                <m:t>2.1</m:t>
               </m:r>
             </m:oMath>
           </w:p>
@@ -6775,7 +7235,7 @@
               <w:jc w:val="left"/>
             </w:pPr>
             <w:r>
-              <w:t xml:space="preserve">Concatenation</w:t>
+              <w:t xml:space="preserve">MulT-style (CPU, one layer)</w:t>
             </w:r>
           </w:p>
         </w:tc>
@@ -6788,7 +7248,7 @@
             </w:pPr>
             <m:oMath>
               <m:r>
-                <m:t>52.8</m:t>
+                <m:t>50.2</m:t>
               </m:r>
               <m:r>
                 <m:rPr>
@@ -6797,7 +7257,7 @@
                 <m:t>±</m:t>
               </m:r>
               <m:r>
-                <m:t>1.8</m:t>
+                <m:t>3.1</m:t>
               </m:r>
             </m:oMath>
           </w:p>
@@ -6811,7 +7271,7 @@
             </w:pPr>
             <m:oMath>
               <m:r>
-                <m:t>51.1</m:t>
+                <m:t>48.4</m:t>
               </m:r>
               <m:r>
                 <m:rPr>
@@ -6820,50 +7280,290 @@
                 <m:t>±</m:t>
               </m:r>
               <m:r>
-                <m:t>2.3</m:t>
+                <m:t>3.0</m:t>
+              </m:r>
+            </m:oMath>
+          </w:p>
+        </w:tc>
+      </w:tr>
+      <w:tr>
+        <w:tc>
+          <w:tcPr/>
+          <w:p>
+            <w:pPr>
+              <w:pStyle w:val="Compact"/>
+              <w:jc w:val="left"/>
+            </w:pPr>
+            <w:r>
+              <w:t xml:space="preserve">Text-only (macro + KAP)</w:t>
+            </w:r>
+          </w:p>
+        </w:tc>
+        <w:tc>
+          <w:tcPr/>
+          <w:p>
+            <w:pPr>
+              <w:pStyle w:val="Compact"/>
+              <w:jc w:val="center"/>
+            </w:pPr>
+            <m:oMath>
+              <m:r>
+                <m:t>52.1</m:t>
+              </m:r>
+              <m:r>
+                <m:rPr>
+                  <m:sty m:val="p"/>
+                </m:rPr>
+                <m:t>±</m:t>
+              </m:r>
+              <m:r>
+                <m:t>2.4</m:t>
+              </m:r>
+            </m:oMath>
+          </w:p>
+        </w:tc>
+        <w:tc>
+          <w:tcPr/>
+          <w:p>
+            <w:pPr>
+              <w:pStyle w:val="Compact"/>
+              <w:jc w:val="center"/>
+            </w:pPr>
+            <m:oMath>
+              <m:r>
+                <m:t>47.3</m:t>
+              </m:r>
+              <m:r>
+                <m:rPr>
+                  <m:sty m:val="p"/>
+                </m:rPr>
+                <m:t>±</m:t>
+              </m:r>
+              <m:r>
+                <m:t>1.5</m:t>
+              </m:r>
+            </m:oMath>
+          </w:p>
+        </w:tc>
+      </w:tr>
+      <w:tr>
+        <w:tc>
+          <w:tcPr/>
+          <w:p>
+            <w:pPr>
+              <w:pStyle w:val="Compact"/>
+              <w:jc w:val="left"/>
+            </w:pPr>
+            <w:r>
+              <w:t xml:space="preserve">Tabular OHLCV</w:t>
+            </w:r>
+          </w:p>
+        </w:tc>
+        <w:tc>
+          <w:tcPr/>
+          <w:p>
+            <w:pPr>
+              <w:pStyle w:val="Compact"/>
+              <w:jc w:val="center"/>
+            </w:pPr>
+            <m:oMath>
+              <m:r>
+                <m:t>50.6</m:t>
+              </m:r>
+              <m:r>
+                <m:rPr>
+                  <m:sty m:val="p"/>
+                </m:rPr>
+                <m:t>±</m:t>
+              </m:r>
+              <m:r>
+                <m:t>0.0</m:t>
+              </m:r>
+            </m:oMath>
+          </w:p>
+        </w:tc>
+        <w:tc>
+          <w:tcPr/>
+          <w:p>
+            <w:pPr>
+              <w:pStyle w:val="Compact"/>
+              <w:jc w:val="center"/>
+            </w:pPr>
+            <m:oMath>
+              <m:r>
+                <m:t>41.8</m:t>
+              </m:r>
+              <m:r>
+                <m:rPr>
+                  <m:sty m:val="p"/>
+                </m:rPr>
+                <m:t>±</m:t>
+              </m:r>
+              <m:r>
+                <m:t>0.0</m:t>
+              </m:r>
+            </m:oMath>
+          </w:p>
+        </w:tc>
+      </w:tr>
+      <w:tr>
+        <w:tc>
+          <w:tcPr/>
+          <w:p>
+            <w:pPr>
+              <w:pStyle w:val="Compact"/>
+              <w:jc w:val="left"/>
+            </w:pPr>
+            <w:r>
+              <w:t xml:space="preserve">Majority class</w:t>
+            </w:r>
+          </w:p>
+        </w:tc>
+        <w:tc>
+          <w:tcPr/>
+          <w:p>
+            <w:pPr>
+              <w:pStyle w:val="Compact"/>
+              <w:jc w:val="center"/>
+            </w:pPr>
+            <m:oMath>
+              <m:r>
+                <m:t>52.3</m:t>
+              </m:r>
+              <m:r>
+                <m:rPr>
+                  <m:sty m:val="p"/>
+                </m:rPr>
+                <m:t>±</m:t>
+              </m:r>
+              <m:r>
+                <m:t>0.0</m:t>
+              </m:r>
+            </m:oMath>
+          </w:p>
+        </w:tc>
+        <w:tc>
+          <w:tcPr/>
+          <w:p>
+            <w:pPr>
+              <w:pStyle w:val="Compact"/>
+              <w:jc w:val="center"/>
+            </w:pPr>
+            <m:oMath>
+              <m:r>
+                <m:t>34.3</m:t>
+              </m:r>
+              <m:r>
+                <m:rPr>
+                  <m:sty m:val="p"/>
+                </m:rPr>
+                <m:t>±</m:t>
+              </m:r>
+              <m:r>
+                <m:t>0.0</m:t>
               </m:r>
             </m:oMath>
           </w:p>
         </w:tc>
       </w:tr>
     </w:tbl>
-    <w:bookmarkEnd w:id="46"/>
-    <w:p>
-      <w:pPr>
-        <w:pStyle w:val="BodyText"/>
-      </w:pPr>
-      <w:r>
-        <w:t xml:space="preserve">Replacing the gate with a fixed mean changes five-seed F1 from</w:t>
+    <w:bookmarkEnd w:id="52"/>
+    <w:p>
+      <w:pPr>
+        <w:pStyle w:val="CaptionedFigure"/>
+      </w:pPr>
+      <w:r>
+        <w:drawing>
+          <wp:inline>
+            <wp:extent cx="4907280" cy="2788454"/>
+            <wp:effectExtent b="0" l="0" r="0" t="0"/>
+            <wp:docPr descr="" title="" id="54" name="Picture"/>
+            <a:graphic>
+              <a:graphicData uri="http://schemas.openxmlformats.org/drawingml/2006/picture">
+                <pic:pic>
+                  <pic:nvPicPr>
+                    <pic:cNvPr descr="figures/forward_f1.png" id="55" name="Picture"/>
+                    <pic:cNvPicPr>
+                      <a:picLocks noChangeArrowheads="1" noChangeAspect="1"/>
+                    </pic:cNvPicPr>
+                  </pic:nvPicPr>
+                  <pic:blipFill>
+                    <a:blip r:embed="rId53"/>
+                    <a:stretch>
+                      <a:fillRect/>
+                    </a:stretch>
+                  </pic:blipFill>
+                  <pic:spPr bwMode="auto">
+                    <a:xfrm>
+                      <a:off x="0" y="0"/>
+                      <a:ext cx="4907280" cy="2788454"/>
+                    </a:xfrm>
+                    <a:prstGeom prst="rect">
+                      <a:avLst/>
+                    </a:prstGeom>
+                    <a:noFill/>
+                    <a:ln w="9525">
+                      <a:noFill/>
+                      <a:headEnd/>
+                      <a:tailEnd/>
+                    </a:ln>
+                  </pic:spPr>
+                </pic:pic>
+              </a:graphicData>
+            </a:graphic>
+          </wp:inline>
+        </w:drawing>
+      </w:r>
+    </w:p>
+    <w:p>
+      <w:pPr>
+        <w:pStyle w:val="ImageCaption"/>
+      </w:pPr>
+      <w:r>
+        <w:t xml:space="preserve">Macro-F1 for mixers and sklearn unimodal rows of Table </w:t>
+      </w:r>
+      <w:hyperlink w:anchor="tab:fwd">
+        <w:r>
+          <w:rPr>
+            <w:rStyle w:val="Hyperlink"/>
+          </w:rPr>
+          <w:t xml:space="preserve">4</w:t>
+        </w:r>
+      </w:hyperlink>
+      <w:r>
+        <w:t xml:space="preserve">. MiniLM, BGE-M3 and ViT are in the table. Mean</w:t>
       </w:r>
       <w:r>
         <w:t xml:space="preserve"> </w:t>
       </w:r>
       <m:oMath>
-        <m:r>
-          <m:t>51.4</m:t>
-        </m:r>
         <m:r>
           <m:rPr>
             <m:sty m:val="p"/>
           </m:rPr>
           <m:t>±</m:t>
         </m:r>
-        <m:r>
-          <m:t>1.8</m:t>
-        </m:r>
       </m:oMath>
       <w:r>
         <w:t xml:space="preserve"> </w:t>
       </w:r>
       <w:r>
-        <w:t xml:space="preserve">to</w:t>
+        <w:t xml:space="preserve">95% CI is in the table.</w:t>
+      </w:r>
+    </w:p>
+    <w:p>
+      <w:pPr>
+        <w:pStyle w:val="BodyText"/>
+      </w:pPr>
+      <w:r>
+        <w:t xml:space="preserve">Replacing the gate with a fixed mean changes five-seed F1 from</w:t>
       </w:r>
       <w:r>
         <w:t xml:space="preserve"> </w:t>
       </w:r>
       <m:oMath>
         <m:r>
-          <m:t>52.4</m:t>
+          <m:t>51.4</m:t>
         </m:r>
         <m:r>
           <m:rPr>
@@ -6872,6 +7572,29 @@
           <m:t>±</m:t>
         </m:r>
         <m:r>
+          <m:t>1.8</m:t>
+        </m:r>
+      </m:oMath>
+      <w:r>
+        <w:t xml:space="preserve"> </w:t>
+      </w:r>
+      <w:r>
+        <w:t xml:space="preserve">to</w:t>
+      </w:r>
+      <w:r>
+        <w:t xml:space="preserve"> </w:t>
+      </w:r>
+      <m:oMath>
+        <m:r>
+          <m:t>52.4</m:t>
+        </m:r>
+        <m:r>
+          <m:rPr>
+            <m:sty m:val="p"/>
+          </m:rPr>
+          <m:t>±</m:t>
+        </m:r>
+        <m:r>
           <m:t>2.3</m:t>
         </m:r>
       </m:oMath>
@@ -6899,29 +7622,11 @@
         </m:r>
       </m:oMath>
       <w:r>
-        <w:t xml:space="preserve">). The previous claim that</w:t>
-      </w:r>
-      <w:r>
-        <w:t xml:space="preserve"> </w:t>
-      </w:r>
-      <w:r>
-        <w:t xml:space="preserve">“</w:t>
-      </w:r>
-      <w:r>
-        <w:t xml:space="preserve">mean fusion collapses toward the weaker modality</w:t>
-      </w:r>
-      <w:r>
-        <w:t xml:space="preserve">”</w:t>
-      </w:r>
-      <w:r>
-        <w:t xml:space="preserve"> </w:t>
-      </w:r>
-      <w:r>
-        <w:t xml:space="preserve">is not supported here.</w:t>
-      </w:r>
-    </w:p>
-    <w:bookmarkEnd w:id="47"/>
-    <w:bookmarkStart w:id="49" w:name="sec:vlm"/>
+        <w:t xml:space="preserve">).</w:t>
+      </w:r>
+    </w:p>
+    <w:bookmarkEnd w:id="56"/>
+    <w:bookmarkStart w:id="58" w:name="sec:vlm"/>
     <w:p>
       <w:pPr>
         <w:pStyle w:val="Heading2"/>
@@ -7111,7 +7816,7 @@
           <w:rPr>
             <w:rStyle w:val="Hyperlink"/>
           </w:rPr>
-          <w:t xml:space="preserve">4</w:t>
+          <w:t xml:space="preserve">5</w:t>
         </w:r>
       </w:hyperlink>
       <w:r>
@@ -7179,7 +7884,7 @@
         <w:t xml:space="preserve">.</w:t>
       </w:r>
     </w:p>
-    <w:bookmarkStart w:id="48" w:name="tab:vlm"/>
+    <w:bookmarkStart w:id="57" w:name="tab:vlm"/>
     <w:p>
       <w:pPr>
         <w:pStyle w:val="TableCaption"/>
@@ -7202,7 +7907,7 @@
         </m:r>
       </m:oMath>
       <w:r>
-        <w:t xml:space="preserve">). Not fine-tuned.</w:t>
+        <w:t xml:space="preserve">), with no fine-tune.</w:t>
       </w:r>
     </w:p>
     <w:tbl>
@@ -7211,7 +7916,7 @@
         <w:tblW w:type="auto" w:w="0"/>
         <w:tblLook w:firstRow="1" w:lastRow="0" w:firstColumn="0" w:lastColumn="0" w:noHBand="0" w:noVBand="0" w:val="0020"/>
         <w:jc w:val="start"/>
-        <w:tblCaption w:val="Zero-shot CPU screenshot VLMs on the full test window (n=308). Not fine-tuned."/>
+        <w:tblCaption w:val="Zero-shot CPU screenshot VLMs on the full test window (n=308), with no fine-tune."/>
       </w:tblPr>
       <w:tblGrid>
         <w:gridCol w:w="1980"/>
@@ -7347,7 +8052,7 @@
               <w:jc w:val="center"/>
             </w:pPr>
             <w:r>
-              <w:t xml:space="preserve">–</w:t>
+              <w:t xml:space="preserve">n/a</w:t>
             </w:r>
           </w:p>
         </w:tc>
@@ -7521,9 +8226,9 @@
         </w:tc>
       </w:tr>
     </w:tbl>
-    <w:bookmarkEnd w:id="48"/>
-    <w:bookmarkEnd w:id="49"/>
-    <w:bookmarkStart w:id="54" w:name="sec:tiers"/>
+    <w:bookmarkEnd w:id="57"/>
+    <w:bookmarkEnd w:id="58"/>
+    <w:bookmarkStart w:id="63" w:name="sec:tiers"/>
     <w:p>
       <w:pPr>
         <w:pStyle w:val="Heading2"/>
@@ -7544,7 +8249,7 @@
           <w:rPr>
             <w:rStyle w:val="Hyperlink"/>
           </w:rPr>
-          <w:t xml:space="preserve">5</w:t>
+          <w:t xml:space="preserve">6</w:t>
         </w:r>
       </w:hyperlink>
       <w:r>
@@ -7558,27 +8263,14 @@
           <w:rPr>
             <w:rStyle w:val="Hyperlink"/>
           </w:rPr>
-          <w:t xml:space="preserve">3</w:t>
+          <w:t xml:space="preserve">6</w:t>
         </w:r>
       </w:hyperlink>
       <w:r>
         <w:t xml:space="preserve"> </w:t>
       </w:r>
       <w:r>
-        <w:t xml:space="preserve">measure the Temporal Orchestration Layer. Latencies 0.9 / 2.1 / 3.4 s are</w:t>
-      </w:r>
-      <w:r>
-        <w:t xml:space="preserve"> </w:t>
-      </w:r>
-      <w:r>
-        <w:rPr>
-          <w:iCs/>
-          <w:i/>
-        </w:rPr>
-        <w:t xml:space="preserve">declared budgets</w:t>
-      </w:r>
-      <w:r>
-        <w:t xml:space="preserve">, not wall-clock. On seed 0, T1 covers 32.5% of days (60.0% among emitted calls; 55.2% after majority fill). T3/T10 always fire at 49.7%. Accuracy does not rise with budget because extra tokens are templated explanations.</w:t>
+        <w:t xml:space="preserve">measure the Temporal Orchestration Layer. Latencies 0.9 / 2.1 / 3.4 s are declared budgets, not wall-clock. On seed 0, T1 covers 32.5% of days (60.0% among emitted calls; 55.2% after majority fill). T3 and T10 always emit (coverage 100%); accuracy among those calls is 49.7%. Accuracy does not rise with budget because extra tokens are templated explanations.</w:t>
       </w:r>
       <w:r>
         <w:t xml:space="preserve"> </w:t>
@@ -7690,7 +8382,7 @@
         <w:t xml:space="preserve">is 60.3 / 82.1 / 93.6% on filler-padded templates.</w:t>
       </w:r>
     </w:p>
-    <w:bookmarkStart w:id="50" w:name="tab:tiers"/>
+    <w:bookmarkStart w:id="59" w:name="tab:tiers"/>
     <w:p>
       <w:pPr>
         <w:pStyle w:val="TableCaption"/>
@@ -8134,7 +8826,7 @@
         </w:tc>
       </w:tr>
     </w:tbl>
-    <w:bookmarkEnd w:id="50"/>
+    <w:bookmarkEnd w:id="59"/>
     <w:p>
       <w:pPr>
         <w:pStyle w:val="CaptionedFigure"/>
@@ -8144,18 +8836,18 @@
           <wp:inline>
             <wp:extent cx="4587240" cy="1947565"/>
             <wp:effectExtent b="0" l="0" r="0" t="0"/>
-            <wp:docPr descr="" title="" id="52" name="Picture"/>
+            <wp:docPr descr="" title="" id="61" name="Picture"/>
             <a:graphic>
               <a:graphicData uri="http://schemas.openxmlformats.org/drawingml/2006/picture">
                 <pic:pic>
                   <pic:nvPicPr>
-                    <pic:cNvPr descr="figures/tiers.png" id="53" name="Picture"/>
+                    <pic:cNvPr descr="figures/tiers.png" id="62" name="Picture"/>
                     <pic:cNvPicPr>
                       <a:picLocks noChangeArrowheads="1" noChangeAspect="1"/>
                     </pic:cNvPicPr>
                   </pic:nvPicPr>
                   <pic:blipFill>
-                    <a:blip r:embed="rId51"/>
+                    <a:blip r:embed="rId60"/>
                     <a:stretch>
                       <a:fillRect/>
                     </a:stretch>
@@ -8187,10 +8879,7 @@
         <w:pStyle w:val="ImageCaption"/>
       </w:pPr>
       <w:r>
-        <w:t xml:space="preserve">Left:</w:t>
-      </w:r>
-      <w:r>
-        <w:t xml:space="preserve"> </w:t>
+        <w:t xml:space="preserve">Left: length-normalized noise of the delivered briefing (</w:t>
       </w:r>
       <m:oMath>
         <m:sSub>
@@ -8234,7 +8923,7 @@
         <w:t xml:space="preserve"> </w:t>
       </w:r>
       <w:r>
-        <w:t xml:space="preserve">versus</w:t>
+        <w:t xml:space="preserve">vs</w:t>
       </w:r>
       <w:r>
         <w:t xml:space="preserve"> </w:t>
@@ -8278,11 +8967,11 @@
         </m:sSub>
       </m:oMath>
       <w:r>
-        <w:t xml:space="preserve">. Right: per-tier latency and coverage. Neither panel is mirrored; both axes read left-to-right.</w:t>
-      </w:r>
-    </w:p>
-    <w:bookmarkEnd w:id="54"/>
-    <w:bookmarkStart w:id="56" w:name="decision-quality"/>
+        <w:t xml:space="preserve">). Right: declared latency and coverage for T1, T3 and T10.</w:t>
+      </w:r>
+    </w:p>
+    <w:bookmarkEnd w:id="63"/>
+    <w:bookmarkStart w:id="65" w:name="decision-quality"/>
     <w:p>
       <w:pPr>
         <w:pStyle w:val="Heading2"/>
@@ -8303,14 +8992,14 @@
           <w:rPr>
             <w:rStyle w:val="Hyperlink"/>
           </w:rPr>
-          <w:t xml:space="preserve">6</w:t>
+          <w:t xml:space="preserve">7</w:t>
         </w:r>
       </w:hyperlink>
       <w:r>
         <w:t xml:space="preserve"> </w:t>
       </w:r>
       <w:r>
-        <w:t xml:space="preserve">asks whether acting on the output would have helped. In the May 2025–August 2026 test window BIST100 buy-and-hold returned</w:t>
+        <w:t xml:space="preserve">asks whether acting on the output would have helped. In the May 2025 to August 2026 test window BIST100 buy-and-hold returned</w:t>
       </w:r>
       <w:r>
         <w:t xml:space="preserve"> </w:t>
@@ -8336,16 +9025,16 @@
         <w:t xml:space="preserve"> </w:t>
       </w:r>
       <w:r>
-        <w:t xml:space="preserve">(Sharpe 1.69). Every seed-0 overlay we tried underperformed that long-only benchmark after 5 bp costs. Vision-only (Sharpe 0.37) and the scalar gate (0.33) were positive but far below BH; GMU and tabular were negative. We report this as a negative result, not as an unused figure. A bull-market holdout is a hard test for a long/short overlay </w:t>
+        <w:t xml:space="preserve">(Sharpe 1.69). Every seed-0 overlay we tried underperformed that long-only benchmark after 5 bp costs. Vision-only (Sharpe 0.37) and the scalar gate (0.33) were positive but far below BH; GMU and tabular were negative. A bull-market holdout is a hard test for a long/short overlay </w:t>
       </w:r>
       <w:r>
         <w:t xml:space="preserve">(Harvey, Liu, and Zhu 2016)</w:t>
       </w:r>
       <w:r>
-        <w:t xml:space="preserve">, and it is precisely the test a decision-support paper must pass before claiming that users should act.</w:t>
-      </w:r>
-    </w:p>
-    <w:bookmarkStart w:id="55" w:name="tab:bt"/>
+        <w:t xml:space="preserve">.</w:t>
+      </w:r>
+    </w:p>
+    <w:bookmarkStart w:id="64" w:name="tab:bt"/>
     <w:p>
       <w:pPr>
         <w:pStyle w:val="TableCaption"/>
@@ -8831,16 +9520,16 @@
         </w:tc>
       </w:tr>
     </w:tbl>
-    <w:bookmarkEnd w:id="55"/>
-    <w:bookmarkEnd w:id="56"/>
-    <w:bookmarkEnd w:id="57"/>
-    <w:bookmarkStart w:id="58" w:name="sec:user"/>
+    <w:bookmarkEnd w:id="64"/>
+    <w:bookmarkEnd w:id="65"/>
+    <w:bookmarkEnd w:id="66"/>
+    <w:bookmarkStart w:id="67" w:name="sec:user"/>
     <w:p>
       <w:pPr>
         <w:pStyle w:val="Heading1"/>
       </w:pPr>
       <w:r>
-        <w:t xml:space="preserve">User-study protocol (not yet run)</w:t>
+        <w:t xml:space="preserve">Cognitive protocol</w:t>
       </w:r>
     </w:p>
     <w:p>
@@ -8848,13 +9537,123 @@
         <w:pStyle w:val="FirstParagraph"/>
       </w:pPr>
       <w:r>
-        <w:t xml:space="preserve">A computational backtest still does not measure cognitive effort </w:t>
+        <w:t xml:space="preserve">The cognitive work has two layers. The first is computational and is already in Table </w:t>
+      </w:r>
+      <w:hyperlink w:anchor="tab:tiers">
+        <w:r>
+          <w:rPr>
+            <w:rStyle w:val="Hyperlink"/>
+          </w:rPr>
+          <w:t xml:space="preserve">6</w:t>
+        </w:r>
+      </w:hyperlink>
+      <w:r>
+        <w:t xml:space="preserve">. A BIST retail user on a mobile desk has about one, three or ten minutes between a KAP drop and an order. That clock is the independent variable. The dependent quantities are coverage (how often the system speaks), declared latency, tokens delivered, and</w:t>
+      </w:r>
+      <w:r>
+        <w:t xml:space="preserve"> </w:t>
+      </w:r>
+      <m:oMath>
+        <m:sSub>
+          <m:e>
+            <m:r>
+              <m:rPr>
+                <m:sty m:val="p"/>
+              </m:rPr>
+              <m:t>I</m:t>
+            </m:r>
+            <m:r>
+              <m:rPr>
+                <m:sty m:val="p"/>
+              </m:rPr>
+              <m:t>N</m:t>
+            </m:r>
+          </m:e>
+          <m:sub>
+            <m:r>
+              <m:rPr>
+                <m:sty m:val="p"/>
+              </m:rPr>
+              <m:t>n</m:t>
+            </m:r>
+            <m:r>
+              <m:rPr>
+                <m:sty m:val="p"/>
+              </m:rPr>
+              <m:t>e</m:t>
+            </m:r>
+            <m:r>
+              <m:rPr>
+                <m:sty m:val="p"/>
+              </m:rPr>
+              <m:t>w</m:t>
+            </m:r>
+          </m:sub>
+        </m:sSub>
+      </m:oMath>
+      <w:r>
+        <w:t xml:space="preserve"> </w:t>
+      </w:r>
+      <w:r>
+        <w:t xml:space="preserve">(what fraction of the delivered briefing is non-actionable). The token bags are built from the day’s finance flags: session return, USD/TRY, gold, realized vol, a KAP digest, and, on T3/T10, a historical analogue and a hedge sketch. Those counts measure load on the payload. They do not measure load on a person </w:t>
       </w:r>
       <w:r>
         <w:t xml:space="preserve">(Gajos et al. 2006; Findlater and Gajos 2009)</w:t>
       </w:r>
       <w:r>
-        <w:t xml:space="preserve">. We specify, but do not fake, a 12-participant study. Raw session-sign hits</w:t>
+        <w:t xml:space="preserve">.</w:t>
+      </w:r>
+    </w:p>
+    <w:p>
+      <w:pPr>
+        <w:pStyle w:val="BodyText"/>
+      </w:pPr>
+      <w:r>
+        <w:t xml:space="preserve">The second layer is a human protocol in</w:t>
+      </w:r>
+      <w:r>
+        <w:t xml:space="preserve"> </w:t>
+      </w:r>
+      <w:r>
+        <w:rPr>
+          <w:rStyle w:val="VerbatimChar"/>
+        </w:rPr>
+        <w:t xml:space="preserve">study/</w:t>
+      </w:r>
+      <w:r>
+        <w:t xml:space="preserve">. Twelve retail-account holders, within-subject, see eight sealed snapshots drawn from the public test window of VESTA-Public (two XU100 sessions and six constituents: SASA, SISE, YKBNK, TAVHL, AKBNK, PETKM). Each snapshot is a real calendar day. The data that arrive on screen are the session return, the USD/TRY and gold moves, RSI, and the KAP list teasers published that day. The sealed gold is the subsequent week’s realized direction of that name. Participants see one snapshot at a time under a 1-, 3- or 10-minute cap, in one of three information conditions: the raw KAP+OHLC feed, a unimodal text or chart, or the VESTA tier that matches the cap. Order is Latin-squared. Outcomes are the week-direction call, time-to-decision in seconds, six NASA-TLX items on a 0-20 scale (mental demand, physical demand, time pressure, perceived success, effort, frustration), and a 7-point trust item (</w:t>
+      </w:r>
+      <w:r>
+        <w:t xml:space="preserve">“</w:t>
+      </w:r>
+      <w:r>
+        <w:t xml:space="preserve">I would act on this briefing with real money</w:t>
+      </w:r>
+      <w:r>
+        <w:t xml:space="preserve">”</w:t>
+      </w:r>
+      <w:r>
+        <w:t xml:space="preserve">). Consent and the bilingual instrument are in</w:t>
+      </w:r>
+      <w:r>
+        <w:t xml:space="preserve"> </w:t>
+      </w:r>
+      <w:r>
+        <w:rPr>
+          <w:rStyle w:val="VerbatimChar"/>
+        </w:rPr>
+        <w:t xml:space="preserve">study/</w:t>
+      </w:r>
+      <w:r>
+        <w:t xml:space="preserve">.</w:t>
+      </w:r>
+    </w:p>
+    <w:p>
+      <w:pPr>
+        <w:pStyle w:val="BodyText"/>
+      </w:pPr>
+      <w:r>
+        <w:t xml:space="preserve">Responses have not been collected. A model dry-run on the sealed gold hits</w:t>
       </w:r>
       <w:r>
         <w:t xml:space="preserve"> </w:t>
@@ -8877,7 +9676,7 @@
         <w:t xml:space="preserve"> </w:t>
       </w:r>
       <w:r>
-        <w:t xml:space="preserve">name-level week golds. Index mixers are scored only on the two XU100 scenarios (text</w:t>
+        <w:t xml:space="preserve">name-level weeks for the raw session sign; index mixers are scored only on the two XU100 weeks (text</w:t>
       </w:r>
       <w:r>
         <w:t xml:space="preserve"> </w:t>
@@ -8917,11 +9716,11 @@
         </m:r>
       </m:oMath>
       <w:r>
-        <w:t xml:space="preserve">). NASA-TLX is blank.</w:t>
-      </w:r>
-    </w:p>
-    <w:bookmarkEnd w:id="58"/>
-    <w:bookmarkStart w:id="59" w:name="discussion-and-limitations"/>
+        <w:t xml:space="preserve">). NASA-TLX and trust stay blank.</w:t>
+      </w:r>
+    </w:p>
+    <w:bookmarkEnd w:id="67"/>
+    <w:bookmarkStart w:id="68" w:name="discussion-and-limitations"/>
     <w:p>
       <w:pPr>
         <w:pStyle w:val="Heading1"/>
@@ -8935,20 +9734,54 @@
         <w:pStyle w:val="FirstParagraph"/>
       </w:pPr>
       <w:r>
-        <w:t xml:space="preserve">The scientific contribution that survives this revision is the</w:t>
-      </w:r>
-      <w:r>
-        <w:t xml:space="preserve"> </w:t>
-      </w:r>
-      <w:r>
-        <w:rPr>
-          <w:iCs/>
-          <w:i/>
-        </w:rPr>
-        <w:t xml:space="preserve">problem formulation and the evaluation</w:t>
-      </w:r>
-      <w:r>
-        <w:t xml:space="preserve">: time as a budget, fusion as a swap-in block, leakage made visible, and actionability measured. The engineering stack (DataClaw0, VisualClaw, gated delivery) is a coherent system, not a new learning rule. Weaker directional numbers on a public daily corpus are preferable to a 92% F1 that does not mean what it says.</w:t>
+        <w:t xml:space="preserve">VESTA’s contribution is a time-budgeted briefing for BIST retail users and the evaluation that scores it: time as a budget, leakage made visible, delivery measured per tier, and action compared with buy-and-hold. DataClaw0, VisualClaw and gated delivery are the engineering stack. Next-day accuracy is modest and the overlay loses to buy-and-hold on a bull holdout. The time budget shows up in the tier table: T1 stays silent on most days; T3 and T10 always fire and add templated tokens, so</w:t>
+      </w:r>
+      <w:r>
+        <w:t xml:space="preserve"> </w:t>
+      </w:r>
+      <m:oMath>
+        <m:sSub>
+          <m:e>
+            <m:r>
+              <m:rPr>
+                <m:sty m:val="p"/>
+              </m:rPr>
+              <m:t>I</m:t>
+            </m:r>
+            <m:r>
+              <m:rPr>
+                <m:sty m:val="p"/>
+              </m:rPr>
+              <m:t>N</m:t>
+            </m:r>
+          </m:e>
+          <m:sub>
+            <m:r>
+              <m:rPr>
+                <m:sty m:val="p"/>
+              </m:rPr>
+              <m:t>n</m:t>
+            </m:r>
+            <m:r>
+              <m:rPr>
+                <m:sty m:val="p"/>
+              </m:rPr>
+              <m:t>e</m:t>
+            </m:r>
+            <m:r>
+              <m:rPr>
+                <m:sty m:val="p"/>
+              </m:rPr>
+              <m:t>w</m:t>
+            </m:r>
+          </m:sub>
+        </m:sSub>
+      </m:oMath>
+      <w:r>
+        <w:t xml:space="preserve"> </w:t>
+      </w:r>
+      <w:r>
+        <w:t xml:space="preserve">rises with depth.</w:t>
       </w:r>
     </w:p>
     <w:p>
@@ -8956,7 +9789,7 @@
         <w:pStyle w:val="BodyText"/>
       </w:pPr>
       <w:r>
-        <w:t xml:space="preserve">Limitations: public BGE-M3 is list-text, not Infina HTML; frozen ViT-B/16 does not beat the</w:t>
+        <w:t xml:space="preserve">Public BGE-M3 is run on KAP list teasers; full disclosure-detail pages are not in the package. Frozen ViT-B/16 does not beat the</w:t>
       </w:r>
       <w:r>
         <w:t xml:space="preserve"> </w:t>
@@ -8979,7 +9812,7 @@
         <w:t xml:space="preserve"> </w:t>
       </w:r>
       <w:r>
-        <w:t xml:space="preserve">MLP; DePlot/MatCha are zero-shot on 308 days; twelve participants have not been recruited; the public chart is</w:t>
+        <w:t xml:space="preserve">MLP. DePlot and MatCha are zero-shot on 308 days. The 12-participant NASA-TLX study has no responses. The public chart uses bars</w:t>
       </w:r>
       <w:r>
         <w:t xml:space="preserve"> </w:t>
@@ -9029,44 +9862,21 @@
         </m:r>
       </m:oMath>
       <w:r>
-        <w:t xml:space="preserve">;</w:t>
-      </w:r>
-      <w:r>
-        <w:t xml:space="preserve"> </w:t>
-      </w:r>
-      <m:oMath>
-        <m:r>
-          <m:rPr>
-            <m:sty m:val="p"/>
-          </m:rPr>
-          <m:t>I</m:t>
-        </m:r>
-        <m:r>
-          <m:rPr>
-            <m:sty m:val="p"/>
-          </m:rPr>
-          <m:t>N</m:t>
-        </m:r>
-      </m:oMath>
-      <w:r>
-        <w:t xml:space="preserve"> </w:t>
-      </w:r>
-      <w:r>
-        <w:t xml:space="preserve">and tier latencies are simulated; Table </w:t>
+        <w:t xml:space="preserve">. Information noise and tier latencies are simulated. Table </w:t>
       </w:r>
       <w:hyperlink w:anchor="tab:fwd">
         <w:r>
           <w:rPr>
             <w:rStyle w:val="Hyperlink"/>
           </w:rPr>
-          <w:t xml:space="preserve">3</w:t>
+          <w:t xml:space="preserve">4</w:t>
         </w:r>
       </w:hyperlink>
       <w:r>
         <w:t xml:space="preserve"> </w:t>
       </w:r>
       <w:r>
-        <w:t xml:space="preserve">mixers fuse unimodal scores, not learned</w:t>
+        <w:t xml:space="preserve">mixers fuse unimodal scores;</w:t>
       </w:r>
       <w:r>
         <w:t xml:space="preserve"> </w:t>
@@ -9086,11 +9896,14 @@
         </m:sSub>
       </m:oMath>
       <w:r>
-        <w:t xml:space="preserve">.</w:t>
-      </w:r>
-    </w:p>
-    <w:bookmarkEnd w:id="59"/>
-    <w:bookmarkStart w:id="113" w:name="conclusion"/>
+        <w:t xml:space="preserve"> </w:t>
+      </w:r>
+      <w:r>
+        <w:t xml:space="preserve">is not trained.</w:t>
+      </w:r>
+    </w:p>
+    <w:bookmarkEnd w:id="68"/>
+    <w:bookmarkStart w:id="122" w:name="conclusion"/>
     <w:p>
       <w:pPr>
         <w:pStyle w:val="Heading1"/>
@@ -9104,26 +9917,350 @@
         <w:pStyle w:val="FirstParagraph"/>
       </w:pPr>
       <w:r>
-        <w:t xml:space="preserve">VESTA is a time-budgeted multimodal briefing system for BIST retail users. After correcting the evaluation, three statements hold. First, a volatility-threshold label is not an anomaly task; a closed-form numeric baseline scores perfectly. Second, on next-day direction, standard mixers including GMU are statistically indistinguishable from the scalar gate we used to ship. Third, the Temporal Orchestration Layer</w:t>
+        <w:t xml:space="preserve">This paper’s contribution is a briefing stack that gives a BIST retail user KAP list text and a 40-bar candlestick under a 1-, 3- or 10-minute budget, together with an evaluation that treats that clock as a compute budget and measures leakage, per-tier delivery, and action against buy-and-hold. Financial LLM agents such as FinMem organise memory by how old a fact is and are scored as traders </w:t>
+      </w:r>
+      <w:r>
+        <w:t xml:space="preserve">(Yu et al. 2024)</w:t>
+      </w:r>
+      <w:r>
+        <w:t xml:space="preserve">. Chart-reading and fusion papers typically introduce a new mixer or report a high F1 on a label computed from the same day’s OHLCV. Conventional decision-support systems keep text and charts in separate pipelines and emit the same density whether the user has one minute or ten </w:t>
+      </w:r>
+      <w:r>
+        <w:t xml:space="preserve">(Eppler and Mengis 2004; Sweller 1988)</w:t>
+      </w:r>
+      <w:r>
+        <w:t xml:space="preserve">. DataClaw0 retrieves KAP list text, VisualClaw reads the candlestick, a standard gate fuses the two streams, and the Temporal Orchestration Layer spends the budget by changing chain depth. The protocol scores next-day BIST100 direction, places a tabular OHLCV baseline beside every chart encoder, measures coverage, declared latency, tokens and length-normalized noise per tier, and paper-trades a long/short overlay against buy-and-hold. VESTA-Public (37</w:t>
+      </w:r>
+      <w:r>
+        <w:t xml:space="preserve">,</w:t>
+      </w:r>
+      <w:r>
+        <w:t xml:space="preserve">046 events, KAP list teasers, chronological splits) makes those numbers reproducible.</w:t>
+      </w:r>
+    </w:p>
+    <w:p>
+      <w:pPr>
+        <w:pStyle w:val="BodyText"/>
+      </w:pPr>
+      <w:r>
+        <w:t xml:space="preserve">On the public test window (</w:t>
+      </w:r>
+      <m:oMath>
+        <m:r>
+          <m:t>n</m:t>
+        </m:r>
+        <m:r>
+          <m:rPr>
+            <m:sty m:val="p"/>
+          </m:rPr>
+          <m:t>=</m:t>
+        </m:r>
+        <m:r>
+          <m:t>308</m:t>
+        </m:r>
+      </m:oMath>
+      <w:r>
+        <w:t xml:space="preserve">) the benefit is the protocol itself: leakage is visible, tiers are measured, and action is scored against buy-and-hold. A</w:t>
+      </w:r>
+      <w:r>
+        <w:t xml:space="preserve"> </w:t>
+      </w:r>
+      <m:oMath>
+        <m:r>
+          <m:t>2</m:t>
+        </m:r>
+        <m:r>
+          <m:t>σ</m:t>
+        </m:r>
+      </m:oMath>
+      <w:r>
+        <w:t xml:space="preserve"> </w:t>
+      </w:r>
+      <w:r>
+        <w:t xml:space="preserve">realized-vol flag is recovered at 100% F1 by a closed-form OHLCV rule, so the headline label is next-day direction. No mixer beats GMU on that task (mean fusion is the point estimate,</w:t>
+      </w:r>
+      <w:r>
+        <w:t xml:space="preserve"> </w:t>
+      </w:r>
+      <m:oMath>
+        <m:r>
+          <m:t>53.0</m:t>
+        </m:r>
+        <m:r>
+          <m:rPr>
+            <m:sty m:val="p"/>
+          </m:rPr>
+          <m:t>±</m:t>
+        </m:r>
+        <m:r>
+          <m:t>2.2</m:t>
+        </m:r>
+      </m:oMath>
+      <w:r>
+        <w:t xml:space="preserve"> </w:t>
+      </w:r>
+      <w:r>
+        <w:t xml:space="preserve">accuracy /</w:t>
+      </w:r>
+      <w:r>
+        <w:t xml:space="preserve"> </w:t>
+      </w:r>
+      <m:oMath>
+        <m:r>
+          <m:t>52.4</m:t>
+        </m:r>
+        <m:r>
+          <m:rPr>
+            <m:sty m:val="p"/>
+          </m:rPr>
+          <m:t>±</m:t>
+        </m:r>
+        <m:r>
+          <m:t>2.3</m:t>
+        </m:r>
+      </m:oMath>
+      <w:r>
+        <w:t xml:space="preserve"> </w:t>
+      </w:r>
+      <w:r>
+        <w:t xml:space="preserve">macro-F1; seed-0 McNemar</w:t>
+      </w:r>
+      <w:r>
+        <w:t xml:space="preserve"> </w:t>
+      </w:r>
+      <m:oMath>
+        <m:r>
+          <m:t>p</m:t>
+        </m:r>
+        <m:r>
+          <m:rPr>
+            <m:sty m:val="p"/>
+          </m:rPr>
+          <m:t>&gt;</m:t>
+        </m:r>
+        <m:r>
+          <m:t>0.46</m:t>
+        </m:r>
+      </m:oMath>
+      <w:r>
+        <w:t xml:space="preserve">). A long/short overlay loses to buy-and-hold in the 2025-2026 window (BH Sharpe 1.69 versus at most 0.37). What the time budget changes is coverage (T1 32.5% on seed 0), declared latency, tokens, and</w:t>
+      </w:r>
+      <w:r>
+        <w:t xml:space="preserve"> </w:t>
+      </w:r>
+      <m:oMath>
+        <m:sSub>
+          <m:e>
+            <m:r>
+              <m:rPr>
+                <m:sty m:val="p"/>
+              </m:rPr>
+              <m:t>I</m:t>
+            </m:r>
+            <m:r>
+              <m:rPr>
+                <m:sty m:val="p"/>
+              </m:rPr>
+              <m:t>N</m:t>
+            </m:r>
+          </m:e>
+          <m:sub>
+            <m:r>
+              <m:rPr>
+                <m:sty m:val="p"/>
+              </m:rPr>
+              <m:t>n</m:t>
+            </m:r>
+            <m:r>
+              <m:rPr>
+                <m:sty m:val="p"/>
+              </m:rPr>
+              <m:t>e</m:t>
+            </m:r>
+            <m:r>
+              <m:rPr>
+                <m:sty m:val="p"/>
+              </m:rPr>
+              <m:t>w</m:t>
+            </m:r>
+          </m:sub>
+        </m:sSub>
+      </m:oMath>
+      <w:r>
+        <w:t xml:space="preserve"> </w:t>
+      </w:r>
+      <w:r>
+        <w:t xml:space="preserve">(60.3 / 82.1 / 93.6% on templated bags). Those four measurements are what the protocol adds: time as a budget, leakage made visible, delivery scored per tier, and action compared with buy-and-hold.</w:t>
+      </w:r>
+    </w:p>
+    <w:p>
+      <w:pPr>
+        <w:pStyle w:val="BodyText"/>
+      </w:pPr>
+      <w:r>
+        <w:t xml:space="preserve">Three items remain open. The computational cognitive measurement is Table </w:t>
+      </w:r>
+      <w:hyperlink w:anchor="tab:tiers">
+        <w:r>
+          <w:rPr>
+            <w:rStyle w:val="Hyperlink"/>
+          </w:rPr>
+          <w:t xml:space="preserve">6</w:t>
+        </w:r>
+      </w:hyperlink>
+      <w:r>
+        <w:t xml:space="preserve">; the 12-participant NASA-TLX study in</w:t>
       </w:r>
       <w:r>
         <w:t xml:space="preserve"> </w:t>
       </w:r>
       <w:r>
         <w:rPr>
-          <w:iCs/>
-          <w:i/>
+          <w:rStyle w:val="VerbatimChar"/>
         </w:rPr>
-        <w:t xml:space="preserve">does</w:t>
-      </w:r>
-      <w:r>
-        <w:t xml:space="preserve"> </w:t>
-      </w:r>
-      <w:r>
-        <w:t xml:space="preserve">change measurable quantities—coverage, latency, and length-normalized noise—even when it does not yet change alpha. Those are the claims we are willing to take to another venue.</w:t>
-      </w:r>
-    </w:p>
-    <w:bookmarkStart w:id="112" w:name="disclosure-of-interests."/>
+        <w:t xml:space="preserve">study/</w:t>
+      </w:r>
+      <w:r>
+        <w:t xml:space="preserve"> </w:t>
+      </w:r>
+      <w:r>
+        <w:t xml:space="preserve">has no responses, so human load and trust are unspecified. There is no three-annotator gold set; polarity is silver codebook output (Fleiss</w:t>
+      </w:r>
+      <w:r>
+        <w:t xml:space="preserve"> </w:t>
+      </w:r>
+      <m:oMath>
+        <m:r>
+          <m:t>κ</m:t>
+        </m:r>
+        <m:r>
+          <m:rPr>
+            <m:sty m:val="p"/>
+          </m:rPr>
+          <m:t>=</m:t>
+        </m:r>
+        <m:r>
+          <m:t>0.50</m:t>
+        </m:r>
+      </m:oMath>
+      <w:r>
+        <w:t xml:space="preserve"> </w:t>
+      </w:r>
+      <w:r>
+        <w:t xml:space="preserve">on the 10k slice). Public text is KAP list teasers; full disclosure-detail pages are absent. Table </w:t>
+      </w:r>
+      <w:hyperlink w:anchor="tab:fwd">
+        <w:r>
+          <w:rPr>
+            <w:rStyle w:val="Hyperlink"/>
+          </w:rPr>
+          <w:t xml:space="preserve">4</w:t>
+        </w:r>
+      </w:hyperlink>
+      <w:r>
+        <w:t xml:space="preserve"> </w:t>
+      </w:r>
+      <w:r>
+        <w:t xml:space="preserve">mixers fuse unimodal scores;</w:t>
+      </w:r>
+      <w:r>
+        <w:t xml:space="preserve"> </w:t>
+      </w:r>
+      <m:oMath>
+        <m:sSub>
+          <m:e>
+            <m:r>
+              <m:t>W</m:t>
+            </m:r>
+          </m:e>
+          <m:sub>
+            <m:r>
+              <m:t>g</m:t>
+            </m:r>
+          </m:sub>
+        </m:sSub>
+      </m:oMath>
+      <w:r>
+        <w:t xml:space="preserve"> </w:t>
+      </w:r>
+      <w:r>
+        <w:t xml:space="preserve">is unused. The public chart is bars</w:t>
+      </w:r>
+      <w:r>
+        <w:t xml:space="preserve"> </w:t>
+      </w:r>
+      <m:oMath>
+        <m:r>
+          <m:t>t</m:t>
+        </m:r>
+        <m:r>
+          <m:rPr>
+            <m:sty m:val="p"/>
+          </m:rPr>
+          <m:t>−</m:t>
+        </m:r>
+        <m:r>
+          <m:t>40</m:t>
+        </m:r>
+        <m:r>
+          <m:rPr>
+            <m:sty m:val="p"/>
+          </m:rPr>
+          <m:t>,</m:t>
+        </m:r>
+        <m:r>
+          <m:rPr>
+            <m:sty m:val="p"/>
+          </m:rPr>
+          <m:t>…</m:t>
+        </m:r>
+        <m:r>
+          <m:rPr>
+            <m:sty m:val="p"/>
+          </m:rPr>
+          <m:t>,</m:t>
+        </m:r>
+        <m:r>
+          <m:t>t</m:t>
+        </m:r>
+        <m:r>
+          <m:rPr>
+            <m:sty m:val="p"/>
+          </m:rPr>
+          <m:t>−</m:t>
+        </m:r>
+        <m:r>
+          <m:t>1</m:t>
+        </m:r>
+      </m:oMath>
+      <w:r>
+        <w:t xml:space="preserve">,</w:t>
+      </w:r>
+      <w:r>
+        <w:t xml:space="preserve"> </w:t>
+      </w:r>
+      <m:oMath>
+        <m:r>
+          <m:rPr>
+            <m:sty m:val="p"/>
+          </m:rPr>
+          <m:t>I</m:t>
+        </m:r>
+        <m:r>
+          <m:rPr>
+            <m:sty m:val="p"/>
+          </m:rPr>
+          <m:t>N</m:t>
+        </m:r>
+      </m:oMath>
+      <w:r>
+        <w:t xml:space="preserve"> </w:t>
+      </w:r>
+      <w:r>
+        <w:t xml:space="preserve">and tier latencies are simulated, and DePlot / MatCha remain zero-shot on 308 screenshots. Those are the next measurements.</w:t>
+      </w:r>
+    </w:p>
+    <w:bookmarkStart w:id="121" w:name="disclosure-of-interests."/>
     <w:p>
       <w:pPr>
         <w:pStyle w:val="Heading3"/>
@@ -9140,8 +10277,8 @@
         <w:t xml:space="preserve">The authors declare that they have no competing interests relevant to the content of this article. P.G. and H.B. are employed by Infina Software Development Inc., which operates a BIST retail platform; the public replication does not use proprietary KAP text.</w:t>
       </w:r>
     </w:p>
-    <w:bookmarkStart w:id="111" w:name="refs"/>
-    <w:bookmarkStart w:id="61" w:name="ref-akturk2026bist"/>
+    <w:bookmarkStart w:id="120" w:name="refs"/>
+    <w:bookmarkStart w:id="70" w:name="ref-akturk2026bist"/>
     <w:p>
       <w:pPr>
         <w:pStyle w:val="Bibliography"/>
@@ -9186,7 +10323,7 @@
       <w:r>
         <w:t xml:space="preserve"> </w:t>
       </w:r>
-      <w:hyperlink r:id="rId60">
+      <w:hyperlink r:id="rId69">
         <w:r>
           <w:rPr>
             <w:rStyle w:val="Hyperlink"/>
@@ -9198,8 +10335,8 @@
         <w:t xml:space="preserve">.</w:t>
       </w:r>
     </w:p>
-    <w:bookmarkEnd w:id="61"/>
-    <w:bookmarkStart w:id="63" w:name="ref-arevalo2017gmu"/>
+    <w:bookmarkEnd w:id="70"/>
+    <w:bookmarkStart w:id="72" w:name="ref-arevalo2017gmu"/>
     <w:p>
       <w:pPr>
         <w:pStyle w:val="Bibliography"/>
@@ -9229,7 +10366,7 @@
       <w:r>
         <w:t xml:space="preserve"> </w:t>
       </w:r>
-      <w:hyperlink r:id="rId62">
+      <w:hyperlink r:id="rId71">
         <w:r>
           <w:rPr>
             <w:rStyle w:val="Hyperlink"/>
@@ -9241,8 +10378,8 @@
         <w:t xml:space="preserve">.</w:t>
       </w:r>
     </w:p>
-    <w:bookmarkEnd w:id="63"/>
-    <w:bookmarkStart w:id="65" w:name="ref-chen2024m3"/>
+    <w:bookmarkEnd w:id="72"/>
+    <w:bookmarkStart w:id="74" w:name="ref-chen2024m3"/>
     <w:p>
       <w:pPr>
         <w:pStyle w:val="Bibliography"/>
@@ -9312,7 +10449,7 @@
       <w:r>
         <w:t xml:space="preserve"> </w:t>
       </w:r>
-      <w:hyperlink r:id="rId64">
+      <w:hyperlink r:id="rId73">
         <w:r>
           <w:rPr>
             <w:rStyle w:val="Hyperlink"/>
@@ -9324,8 +10461,8 @@
         <w:t xml:space="preserve">.</w:t>
       </w:r>
     </w:p>
-    <w:bookmarkEnd w:id="65"/>
-    <w:bookmarkStart w:id="67" w:name="ref-cohen1960kappa"/>
+    <w:bookmarkEnd w:id="74"/>
+    <w:bookmarkStart w:id="76" w:name="ref-cohen1960kappa"/>
     <w:p>
       <w:pPr>
         <w:pStyle w:val="Bibliography"/>
@@ -9358,7 +10495,7 @@
       <w:r>
         <w:t xml:space="preserve"> </w:t>
       </w:r>
-      <w:hyperlink r:id="rId66">
+      <w:hyperlink r:id="rId75">
         <w:r>
           <w:rPr>
             <w:rStyle w:val="Hyperlink"/>
@@ -9370,8 +10507,8 @@
         <w:t xml:space="preserve">.</w:t>
       </w:r>
     </w:p>
-    <w:bookmarkEnd w:id="67"/>
-    <w:bookmarkStart w:id="69" w:name="ref-dietterich1998approx"/>
+    <w:bookmarkEnd w:id="76"/>
+    <w:bookmarkStart w:id="78" w:name="ref-dietterich1998approx"/>
     <w:p>
       <w:pPr>
         <w:pStyle w:val="Bibliography"/>
@@ -9404,7 +10541,7 @@
       <w:r>
         <w:t xml:space="preserve"> </w:t>
       </w:r>
-      <w:hyperlink r:id="rId68">
+      <w:hyperlink r:id="rId77">
         <w:r>
           <w:rPr>
             <w:rStyle w:val="Hyperlink"/>
@@ -9416,8 +10553,8 @@
         <w:t xml:space="preserve">.</w:t>
       </w:r>
     </w:p>
-    <w:bookmarkEnd w:id="69"/>
-    <w:bookmarkStart w:id="70" w:name="ref-dosovitskiy2021vit"/>
+    <w:bookmarkEnd w:id="78"/>
+    <w:bookmarkStart w:id="79" w:name="ref-dosovitskiy2021vit"/>
     <w:p>
       <w:pPr>
         <w:pStyle w:val="Bibliography"/>
@@ -9451,8 +10588,8 @@
         <w:t xml:space="preserve">.</w:t>
       </w:r>
     </w:p>
-    <w:bookmarkEnd w:id="70"/>
-    <w:bookmarkStart w:id="72" w:name="ref-eppler2004overload"/>
+    <w:bookmarkEnd w:id="79"/>
+    <w:bookmarkStart w:id="81" w:name="ref-eppler2004overload"/>
     <w:p>
       <w:pPr>
         <w:pStyle w:val="Bibliography"/>
@@ -9494,7 +10631,7 @@
       <w:r>
         <w:t xml:space="preserve"> </w:t>
       </w:r>
-      <w:hyperlink r:id="rId71">
+      <w:hyperlink r:id="rId80">
         <w:r>
           <w:rPr>
             <w:rStyle w:val="Hyperlink"/>
@@ -9506,8 +10643,8 @@
         <w:t xml:space="preserve">.</w:t>
       </w:r>
     </w:p>
-    <w:bookmarkEnd w:id="72"/>
-    <w:bookmarkStart w:id="74" w:name="ref-findlater2009adaptive"/>
+    <w:bookmarkEnd w:id="81"/>
+    <w:bookmarkStart w:id="83" w:name="ref-findlater2009adaptive"/>
     <w:p>
       <w:pPr>
         <w:pStyle w:val="Bibliography"/>
@@ -9540,7 +10677,7 @@
       <w:r>
         <w:t xml:space="preserve"> </w:t>
       </w:r>
-      <w:hyperlink r:id="rId73">
+      <w:hyperlink r:id="rId82">
         <w:r>
           <w:rPr>
             <w:rStyle w:val="Hyperlink"/>
@@ -9552,8 +10689,8 @@
         <w:t xml:space="preserve">.</w:t>
       </w:r>
     </w:p>
-    <w:bookmarkEnd w:id="74"/>
-    <w:bookmarkStart w:id="76" w:name="ref-gajos2006exploring"/>
+    <w:bookmarkEnd w:id="83"/>
+    <w:bookmarkStart w:id="85" w:name="ref-gajos2006exploring"/>
     <w:p>
       <w:pPr>
         <w:pStyle w:val="Bibliography"/>
@@ -9589,7 +10726,7 @@
       <w:r>
         <w:t xml:space="preserve"> </w:t>
       </w:r>
-      <w:hyperlink r:id="rId75">
+      <w:hyperlink r:id="rId84">
         <w:r>
           <w:rPr>
             <w:rStyle w:val="Hyperlink"/>
@@ -9601,8 +10738,8 @@
         <w:t xml:space="preserve">.</w:t>
       </w:r>
     </w:p>
-    <w:bookmarkEnd w:id="76"/>
-    <w:bookmarkStart w:id="78" w:name="ref-harvey2016and"/>
+    <w:bookmarkEnd w:id="85"/>
+    <w:bookmarkStart w:id="87" w:name="ref-harvey2016and"/>
     <w:p>
       <w:pPr>
         <w:pStyle w:val="Bibliography"/>
@@ -9644,7 +10781,7 @@
       <w:r>
         <w:t xml:space="preserve"> </w:t>
       </w:r>
-      <w:hyperlink r:id="rId77">
+      <w:hyperlink r:id="rId86">
         <w:r>
           <w:rPr>
             <w:rStyle w:val="Hyperlink"/>
@@ -9656,8 +10793,8 @@
         <w:t xml:space="preserve">.</w:t>
       </w:r>
     </w:p>
-    <w:bookmarkEnd w:id="78"/>
-    <w:bookmarkStart w:id="80" w:name="ref-jiang2023reimagining"/>
+    <w:bookmarkEnd w:id="87"/>
+    <w:bookmarkStart w:id="89" w:name="ref-jiang2023reimagining"/>
     <w:p>
       <w:pPr>
         <w:pStyle w:val="Bibliography"/>
@@ -9702,7 +10839,7 @@
       <w:r>
         <w:t xml:space="preserve"> </w:t>
       </w:r>
-      <w:hyperlink r:id="rId79">
+      <w:hyperlink r:id="rId88">
         <w:r>
           <w:rPr>
             <w:rStyle w:val="Hyperlink"/>
@@ -9714,8 +10851,8 @@
         <w:t xml:space="preserve">.</w:t>
       </w:r>
     </w:p>
-    <w:bookmarkEnd w:id="80"/>
-    <w:bookmarkStart w:id="82" w:name="ref-jiang2022cmga"/>
+    <w:bookmarkEnd w:id="89"/>
+    <w:bookmarkStart w:id="91" w:name="ref-jiang2022cmga"/>
     <w:p>
       <w:pPr>
         <w:pStyle w:val="Bibliography"/>
@@ -9745,7 +10882,7 @@
       <w:r>
         <w:t xml:space="preserve"> </w:t>
       </w:r>
-      <w:hyperlink r:id="rId81">
+      <w:hyperlink r:id="rId90">
         <w:r>
           <w:rPr>
             <w:rStyle w:val="Hyperlink"/>
@@ -9757,8 +10894,8 @@
         <w:t xml:space="preserve">.</w:t>
       </w:r>
     </w:p>
-    <w:bookmarkEnd w:id="82"/>
-    <w:bookmarkStart w:id="83" w:name="ref-kang2023deficiency"/>
+    <w:bookmarkEnd w:id="91"/>
+    <w:bookmarkStart w:id="92" w:name="ref-kang2023deficiency"/>
     <w:p>
       <w:pPr>
         <w:pStyle w:val="Bibliography"/>
@@ -9792,8 +10929,8 @@
         <w:t xml:space="preserve">.</w:t>
       </w:r>
     </w:p>
-    <w:bookmarkEnd w:id="83"/>
-    <w:bookmarkStart w:id="84" w:name="ref-lee2023pix2struct"/>
+    <w:bookmarkEnd w:id="92"/>
+    <w:bookmarkStart w:id="93" w:name="ref-lee2023pix2struct"/>
     <w:p>
       <w:pPr>
         <w:pStyle w:val="Bibliography"/>
@@ -9833,8 +10970,8 @@
         <w:t xml:space="preserve">, 202:18893–912. Proceedings of Machine Learning Research.</w:t>
       </w:r>
     </w:p>
-    <w:bookmarkEnd w:id="84"/>
-    <w:bookmarkStart w:id="85" w:name="ref-lewis2020rag"/>
+    <w:bookmarkEnd w:id="93"/>
+    <w:bookmarkStart w:id="94" w:name="ref-lewis2020rag"/>
     <w:p>
       <w:pPr>
         <w:pStyle w:val="Bibliography"/>
@@ -9880,8 +11017,8 @@
         <w:t xml:space="preserve">, 33:9459–74.</w:t>
       </w:r>
     </w:p>
-    <w:bookmarkEnd w:id="85"/>
-    <w:bookmarkStart w:id="87" w:name="ref-liu2023matcha"/>
+    <w:bookmarkEnd w:id="94"/>
+    <w:bookmarkStart w:id="96" w:name="ref-liu2023matcha"/>
     <w:p>
       <w:pPr>
         <w:pStyle w:val="Bibliography"/>
@@ -9923,7 +11060,7 @@
       <w:r>
         <w:t xml:space="preserve"> </w:t>
       </w:r>
-      <w:hyperlink r:id="rId86">
+      <w:hyperlink r:id="rId95">
         <w:r>
           <w:rPr>
             <w:rStyle w:val="Hyperlink"/>
@@ -9935,8 +11072,8 @@
         <w:t xml:space="preserve">.</w:t>
       </w:r>
     </w:p>
-    <w:bookmarkEnd w:id="87"/>
-    <w:bookmarkStart w:id="89" w:name="ref-miller1956magical"/>
+    <w:bookmarkEnd w:id="96"/>
+    <w:bookmarkStart w:id="98" w:name="ref-miller1956magical"/>
     <w:p>
       <w:pPr>
         <w:pStyle w:val="Bibliography"/>
@@ -9969,7 +11106,7 @@
       <w:r>
         <w:t xml:space="preserve"> </w:t>
       </w:r>
-      <w:hyperlink r:id="rId88">
+      <w:hyperlink r:id="rId97">
         <w:r>
           <w:rPr>
             <w:rStyle w:val="Hyperlink"/>
@@ -9981,8 +11118,8 @@
         <w:t xml:space="preserve">.</w:t>
       </w:r>
     </w:p>
-    <w:bookmarkEnd w:id="89"/>
-    <w:bookmarkStart w:id="91" w:name="ref-kap2026"/>
+    <w:bookmarkEnd w:id="98"/>
+    <w:bookmarkStart w:id="100" w:name="ref-kap2026"/>
     <w:p>
       <w:pPr>
         <w:pStyle w:val="Bibliography"/>
@@ -10008,7 +11145,7 @@
       <w:r>
         <w:t xml:space="preserve"> </w:t>
       </w:r>
-      <w:hyperlink r:id="rId90">
+      <w:hyperlink r:id="rId99">
         <w:r>
           <w:rPr>
             <w:rStyle w:val="Hyperlink"/>
@@ -10020,8 +11157,8 @@
         <w:t xml:space="preserve">.</w:t>
       </w:r>
     </w:p>
-    <w:bookmarkEnd w:id="91"/>
-    <w:bookmarkStart w:id="93" w:name="ref-reimers2019sentence"/>
+    <w:bookmarkEnd w:id="100"/>
+    <w:bookmarkStart w:id="102" w:name="ref-reimers2019sentence"/>
     <w:p>
       <w:pPr>
         <w:pStyle w:val="Bibliography"/>
@@ -10086,7 +11223,7 @@
       <w:r>
         <w:t xml:space="preserve"> </w:t>
       </w:r>
-      <w:hyperlink r:id="rId92">
+      <w:hyperlink r:id="rId101">
         <w:r>
           <w:rPr>
             <w:rStyle w:val="Hyperlink"/>
@@ -10098,8 +11235,8 @@
         <w:t xml:space="preserve">.</w:t>
       </w:r>
     </w:p>
-    <w:bookmarkEnd w:id="93"/>
-    <w:bookmarkStart w:id="95" w:name="ref-sohangir2018big"/>
+    <w:bookmarkEnd w:id="102"/>
+    <w:bookmarkStart w:id="104" w:name="ref-sohangir2018big"/>
     <w:p>
       <w:pPr>
         <w:pStyle w:val="Bibliography"/>
@@ -10132,7 +11269,7 @@
       <w:r>
         <w:t xml:space="preserve"> </w:t>
       </w:r>
-      <w:hyperlink r:id="rId94">
+      <w:hyperlink r:id="rId103">
         <w:r>
           <w:rPr>
             <w:rStyle w:val="Hyperlink"/>
@@ -10144,8 +11281,8 @@
         <w:t xml:space="preserve">.</w:t>
       </w:r>
     </w:p>
-    <w:bookmarkEnd w:id="95"/>
-    <w:bookmarkStart w:id="97" w:name="ref-sun2019compare"/>
+    <w:bookmarkEnd w:id="104"/>
+    <w:bookmarkStart w:id="106" w:name="ref-sun2019compare"/>
     <w:p>
       <w:pPr>
         <w:pStyle w:val="Bibliography"/>
@@ -10181,7 +11318,7 @@
       <w:r>
         <w:t xml:space="preserve"> </w:t>
       </w:r>
-      <w:hyperlink r:id="rId96">
+      <w:hyperlink r:id="rId105">
         <w:r>
           <w:rPr>
             <w:rStyle w:val="Hyperlink"/>
@@ -10193,8 +11330,8 @@
         <w:t xml:space="preserve">.</w:t>
       </w:r>
     </w:p>
-    <w:bookmarkEnd w:id="97"/>
-    <w:bookmarkStart w:id="99" w:name="ref-sweller1988cognitive"/>
+    <w:bookmarkEnd w:id="106"/>
+    <w:bookmarkStart w:id="108" w:name="ref-sweller1988cognitive"/>
     <w:p>
       <w:pPr>
         <w:pStyle w:val="Bibliography"/>
@@ -10227,7 +11364,7 @@
       <w:r>
         <w:t xml:space="preserve"> </w:t>
       </w:r>
-      <w:hyperlink r:id="rId98">
+      <w:hyperlink r:id="rId107">
         <w:r>
           <w:rPr>
             <w:rStyle w:val="Hyperlink"/>
@@ -10239,8 +11376,8 @@
         <w:t xml:space="preserve">.</w:t>
       </w:r>
     </w:p>
-    <w:bookmarkEnd w:id="99"/>
-    <w:bookmarkStart w:id="101" w:name="ref-sweller2023clt"/>
+    <w:bookmarkEnd w:id="108"/>
+    <w:bookmarkStart w:id="110" w:name="ref-sweller2023clt"/>
     <w:p>
       <w:pPr>
         <w:pStyle w:val="Bibliography"/>
@@ -10273,7 +11410,7 @@
       <w:r>
         <w:t xml:space="preserve"> </w:t>
       </w:r>
-      <w:hyperlink r:id="rId100">
+      <w:hyperlink r:id="rId109">
         <w:r>
           <w:rPr>
             <w:rStyle w:val="Hyperlink"/>
@@ -10285,8 +11422,8 @@
         <w:t xml:space="preserve">.</w:t>
       </w:r>
     </w:p>
-    <w:bookmarkEnd w:id="101"/>
-    <w:bookmarkStart w:id="103" w:name="ref-tsai2019mult"/>
+    <w:bookmarkEnd w:id="110"/>
+    <w:bookmarkStart w:id="112" w:name="ref-tsai2019mult"/>
     <w:p>
       <w:pPr>
         <w:pStyle w:val="Bibliography"/>
@@ -10322,7 +11459,7 @@
       <w:r>
         <w:t xml:space="preserve"> </w:t>
       </w:r>
-      <w:hyperlink r:id="rId102">
+      <w:hyperlink r:id="rId111">
         <w:r>
           <w:rPr>
             <w:rStyle w:val="Hyperlink"/>
@@ -10334,8 +11471,8 @@
         <w:t xml:space="preserve">.</w:t>
       </w:r>
     </w:p>
-    <w:bookmarkEnd w:id="103"/>
-    <w:bookmarkStart w:id="105" w:name="ref-yang2023fingpt"/>
+    <w:bookmarkEnd w:id="112"/>
+    <w:bookmarkStart w:id="114" w:name="ref-yang2023fingpt"/>
     <w:p>
       <w:pPr>
         <w:pStyle w:val="Bibliography"/>
@@ -10371,7 +11508,7 @@
       <w:r>
         <w:t xml:space="preserve"> </w:t>
       </w:r>
-      <w:hyperlink r:id="rId104">
+      <w:hyperlink r:id="rId113">
         <w:r>
           <w:rPr>
             <w:rStyle w:val="Hyperlink"/>
@@ -10383,8 +11520,8 @@
         <w:t xml:space="preserve">.</w:t>
       </w:r>
     </w:p>
-    <w:bookmarkEnd w:id="105"/>
-    <w:bookmarkStart w:id="106" w:name="ref-yao2023react"/>
+    <w:bookmarkEnd w:id="114"/>
+    <w:bookmarkStart w:id="115" w:name="ref-yao2023react"/>
     <w:p>
       <w:pPr>
         <w:pStyle w:val="Bibliography"/>
@@ -10424,8 +11561,8 @@
         <w:t xml:space="preserve">.</w:t>
       </w:r>
     </w:p>
-    <w:bookmarkEnd w:id="106"/>
-    <w:bookmarkStart w:id="108" w:name="ref-yu2024finmem"/>
+    <w:bookmarkEnd w:id="115"/>
+    <w:bookmarkStart w:id="117" w:name="ref-yu2024finmem"/>
     <w:p>
       <w:pPr>
         <w:pStyle w:val="Bibliography"/>
@@ -10504,7 +11641,7 @@
       <w:r>
         <w:t xml:space="preserve"> </w:t>
       </w:r>
-      <w:hyperlink r:id="rId107">
+      <w:hyperlink r:id="rId116">
         <w:r>
           <w:rPr>
             <w:rStyle w:val="Hyperlink"/>
@@ -10516,8 +11653,8 @@
         <w:t xml:space="preserve">.</w:t>
       </w:r>
     </w:p>
-    <w:bookmarkEnd w:id="108"/>
-    <w:bookmarkStart w:id="110" w:name="ref-zadeh2017tfn"/>
+    <w:bookmarkEnd w:id="117"/>
+    <w:bookmarkStart w:id="119" w:name="ref-zadeh2017tfn"/>
     <w:p>
       <w:pPr>
         <w:pStyle w:val="Bibliography"/>
@@ -10553,7 +11690,7 @@
       <w:r>
         <w:t xml:space="preserve"> </w:t>
       </w:r>
-      <w:hyperlink r:id="rId109">
+      <w:hyperlink r:id="rId118">
         <w:r>
           <w:rPr>
             <w:rStyle w:val="Hyperlink"/>
@@ -10565,10 +11702,10 @@
         <w:t xml:space="preserve">.</w:t>
       </w:r>
     </w:p>
-    <w:bookmarkEnd w:id="110"/>
-    <w:bookmarkEnd w:id="111"/>
-    <w:bookmarkEnd w:id="112"/>
-    <w:bookmarkEnd w:id="113"/>
+    <w:bookmarkEnd w:id="119"/>
+    <w:bookmarkEnd w:id="120"/>
+    <w:bookmarkEnd w:id="121"/>
+    <w:bookmarkEnd w:id="122"/>
     <w:sectPr/>
   </w:body>
 </w:document>
@@ -10870,6 +12007,36 @@
     </w:lvlOverride>
   </w:num>
   <w:num w:numId="1002">
+    <w:abstractNumId w:val="99201"/>
+    <w:lvlOverride w:ilvl="0">
+      <w:startOverride w:val="1"/>
+    </w:lvlOverride>
+    <w:lvlOverride w:ilvl="1">
+      <w:startOverride w:val="1"/>
+    </w:lvlOverride>
+    <w:lvlOverride w:ilvl="2">
+      <w:startOverride w:val="1"/>
+    </w:lvlOverride>
+    <w:lvlOverride w:ilvl="3">
+      <w:startOverride w:val="1"/>
+    </w:lvlOverride>
+    <w:lvlOverride w:ilvl="4">
+      <w:startOverride w:val="1"/>
+    </w:lvlOverride>
+    <w:lvlOverride w:ilvl="5">
+      <w:startOverride w:val="1"/>
+    </w:lvlOverride>
+    <w:lvlOverride w:ilvl="6">
+      <w:startOverride w:val="1"/>
+    </w:lvlOverride>
+    <w:lvlOverride w:ilvl="7">
+      <w:startOverride w:val="1"/>
+    </w:lvlOverride>
+    <w:lvlOverride w:ilvl="8">
+      <w:startOverride w:val="1"/>
+    </w:lvlOverride>
+  </w:num>
+  <w:num w:numId="1003">
     <w:abstractNumId w:val="991"/>
   </w:num>
 </w:numbering>

--- a/paper/vesta.docx
+++ b/paper/vesta.docx
@@ -863,13 +863,25 @@
         <w:t xml:space="preserve"> </w:t>
       </w:r>
       <w:r>
+        <w:t xml:space="preserve">class</w:t>
+      </w:r>
+      <w:r>
+        <w:t xml:space="preserve"> </w:t>
+      </w:r>
+      <w:r>
+        <w:t xml:space="preserve">scores</w:t>
+      </w:r>
+      <w:r>
+        <w:t xml:space="preserve"> </w:t>
+      </w:r>
+      <w:r>
         <w:t xml:space="preserve">are</w:t>
       </w:r>
       <w:r>
         <w:t xml:space="preserve"> </w:t>
       </w:r>
       <w:r>
-        <w:t xml:space="preserve">combined</w:t>
+        <w:t xml:space="preserve">mixed</w:t>
       </w:r>
       <w:r>
         <w:t xml:space="preserve"> </w:t>
@@ -881,25 +893,43 @@
         <w:t xml:space="preserve"> </w:t>
       </w:r>
       <w:r>
+        <w:t xml:space="preserve">GMU,</w:t>
+      </w:r>
+      <w:r>
+        <w:t xml:space="preserve"> </w:t>
+      </w:r>
+      <w:r>
+        <w:t xml:space="preserve">tensor</w:t>
+      </w:r>
+      <w:r>
+        <w:t xml:space="preserve"> </w:t>
+      </w:r>
+      <w:r>
+        <w:t xml:space="preserve">fusion,</w:t>
+      </w:r>
+      <w:r>
+        <w:t xml:space="preserve"> </w:t>
+      </w:r>
+      <w:r>
         <w:t xml:space="preserve">a</w:t>
       </w:r>
       <w:r>
         <w:t xml:space="preserve"> </w:t>
       </w:r>
       <w:r>
-        <w:t xml:space="preserve">standard</w:t>
-      </w:r>
-      <w:r>
-        <w:t xml:space="preserve"> </w:t>
-      </w:r>
-      <w:r>
-        <w:t xml:space="preserve">sigmoid</w:t>
-      </w:r>
-      <w:r>
-        <w:t xml:space="preserve"> </w:t>
-      </w:r>
-      <w:r>
-        <w:t xml:space="preserve">mixer</w:t>
+        <w:t xml:space="preserve">scalar</w:t>
+      </w:r>
+      <w:r>
+        <w:t xml:space="preserve"> </w:t>
+      </w:r>
+      <w:r>
+        <w:t xml:space="preserve">gate,</w:t>
+      </w:r>
+      <w:r>
+        <w:t xml:space="preserve"> </w:t>
+      </w:r>
+      <w:r>
+        <w:t xml:space="preserve">mean</w:t>
       </w:r>
       <w:r>
         <w:t xml:space="preserve"> </w:t>
@@ -911,37 +941,7 @@
         <w:t xml:space="preserve"> </w:t>
       </w:r>
       <w:r>
-        <w:t xml:space="preserve">compared</w:t>
-      </w:r>
-      <w:r>
-        <w:t xml:space="preserve"> </w:t>
-      </w:r>
-      <w:r>
-        <w:t xml:space="preserve">with</w:t>
-      </w:r>
-      <w:r>
-        <w:t xml:space="preserve"> </w:t>
-      </w:r>
-      <w:r>
-        <w:t xml:space="preserve">GMU</w:t>
-      </w:r>
-      <w:r>
-        <w:t xml:space="preserve"> </w:t>
-      </w:r>
-      <w:r>
-        <w:t xml:space="preserve">and</w:t>
-      </w:r>
-      <w:r>
-        <w:t xml:space="preserve"> </w:t>
-      </w:r>
-      <w:r>
-        <w:t xml:space="preserve">tensor</w:t>
-      </w:r>
-      <w:r>
-        <w:t xml:space="preserve"> </w:t>
-      </w:r>
-      <w:r>
-        <w:t xml:space="preserve">fusion.</w:t>
+        <w:t xml:space="preserve">concat.</w:t>
       </w:r>
       <w:r>
         <w:t xml:space="preserve"> </w:t>
@@ -1444,28 +1444,22 @@
         <w:t xml:space="preserve">(J. Jiang, Kelly, and Xiu 2023)</w:t>
       </w:r>
       <w:r>
-        <w:t xml:space="preserve">. The mixer is a standard sigmoid over concatenated features </w:t>
-      </w:r>
-      <w:r>
-        <w:t xml:space="preserve">(Arevalo et al. 2017; M. Jiang and Ji 2022)</w:t>
-      </w:r>
-      <w:r>
-        <w:t xml:space="preserve">; we compare it with GMU </w:t>
+        <w:t xml:space="preserve">. The public tables mix unimodal class scores with GMU </w:t>
       </w:r>
       <w:r>
         <w:t xml:space="preserve">(Arevalo et al. 2017)</w:t>
       </w:r>
       <w:r>
-        <w:t xml:space="preserve"> </w:t>
-      </w:r>
-      <w:r>
-        <w:t xml:space="preserve">and tensor fusion </w:t>
+        <w:t xml:space="preserve">, tensor fusion </w:t>
       </w:r>
       <w:r>
         <w:t xml:space="preserve">(Zadeh et al. 2017)</w:t>
       </w:r>
       <w:r>
-        <w:t xml:space="preserve">. Actionability is a long/short overlay against buy-and-hold, not classification F1 alone. The public chart is bars</w:t>
+        <w:t xml:space="preserve"> </w:t>
+      </w:r>
+      <w:r>
+        <w:t xml:space="preserve">and a scalar gate. Actionability is a long/short overlay against buy-and-hold, not classification F1 alone. The public chart is bars</w:t>
       </w:r>
       <w:r>
         <w:t xml:space="preserve"> </w:t>
@@ -1632,7 +1626,7 @@
         <w:t xml:space="preserve">(M. Jiang and Ji 2022)</w:t>
       </w:r>
       <w:r>
-        <w:t xml:space="preserve">. VESTA’s mixer is the bimodal special case of this family; we report GMU and TFN as external controls.</w:t>
+        <w:t xml:space="preserve">. Public tables mix unimodal class scores with GMU, TFN, a scalar gate, mean, concat and a MulT-style layer.</w:t>
       </w:r>
     </w:p>
     <w:p>
@@ -1894,7 +1888,7 @@
         </w:numPr>
       </w:pPr>
       <w:r>
-        <w:t xml:space="preserve">Score each document against the portfolio and the day’s gold / USD/TRY moves. A light sector-to-macro graph says which names are sensitive to those macros. Relevance of document</w:t>
+        <w:t xml:space="preserve">Score each document</w:t>
       </w:r>
       <w:r>
         <w:t xml:space="preserve"> </w:t>
@@ -1917,7 +1911,21 @@
         <w:t xml:space="preserve"> </w:t>
       </w:r>
       <w:r>
-        <w:t xml:space="preserve">is</w:t>
+        <w:t xml:space="preserve">by cosine to</w:t>
+      </w:r>
+      <w:r>
+        <w:t xml:space="preserve"> </w:t>
+      </w:r>
+      <m:oMath>
+        <m:r>
+          <m:t>P</m:t>
+        </m:r>
+      </m:oMath>
+      <w:r>
+        <w:t xml:space="preserve"> </w:t>
+      </w:r>
+      <w:r>
+        <w:t xml:space="preserve">plus the day’s gold, USD/TRY and session moves,</w:t>
       </w:r>
     </w:p>
     <w:p>
@@ -2038,77 +2046,27 @@
                 </m:rPr>
                 <m:t>+</m:t>
               </m:r>
-              <m:nary>
-                <m:naryPr>
-                  <m:chr m:val="∑"/>
-                  <m:limLoc m:val="undOvr"/>
-                  <m:subHide m:val="off"/>
-                  <m:supHide m:val="on"/>
-                </m:naryPr>
+              <m:sSub>
+                <m:e>
+                  <m:r>
+                    <m:t>β</m:t>
+                  </m:r>
+                </m:e>
                 <m:sub>
                   <m:r>
-                    <m:t>j</m:t>
+                    <m:rPr>
+                      <m:sty m:val="p"/>
+                    </m:rPr>
+                    <m:t>A</m:t>
                   </m:r>
                   <m:r>
                     <m:rPr>
                       <m:sty m:val="p"/>
                     </m:rPr>
-                    <m:t>∈</m:t>
-                  </m:r>
-                  <m:r>
-                    <m:rPr>
-                      <m:sty m:val="p"/>
-                    </m:rPr>
-                    <m:t>{</m:t>
-                  </m:r>
-                  <m:r>
-                    <m:t>G</m:t>
-                  </m:r>
-                  <m:r>
-                    <m:rPr>
-                      <m:sty m:val="p"/>
-                    </m:rPr>
-                    <m:t>,</m:t>
-                  </m:r>
-                  <m:r>
-                    <m:t>X</m:t>
-                  </m:r>
-                  <m:r>
-                    <m:rPr>
-                      <m:sty m:val="p"/>
-                    </m:rPr>
-                    <m:t>,</m:t>
-                  </m:r>
-                  <m:r>
-                    <m:t>T</m:t>
-                  </m:r>
-                  <m:r>
-                    <m:rPr>
-                      <m:sty m:val="p"/>
-                    </m:rPr>
-                    <m:t>}</m:t>
+                    <m:t>u</m:t>
                   </m:r>
                 </m:sub>
-                <m:sup>
-                  <m:r>
-                    <m:t>​</m:t>
-                  </m:r>
-                </m:sup>
-                <m:e>
-                  <m:sSub>
-                    <m:e>
-                      <m:r>
-                        <m:t>β</m:t>
-                      </m:r>
-                    </m:e>
-                    <m:sub>
-                      <m:r>
-                        <m:t>j</m:t>
-                      </m:r>
-                    </m:sub>
-                  </m:sSub>
-                </m:e>
-              </m:nary>
+              </m:sSub>
               <m:sSub>
                 <m:e>
                   <m:r>
@@ -2117,7 +2075,94 @@
                 </m:e>
                 <m:sub>
                   <m:r>
-                    <m:t>j</m:t>
+                    <m:rPr>
+                      <m:sty m:val="p"/>
+                    </m:rPr>
+                    <m:t>A</m:t>
+                  </m:r>
+                  <m:r>
+                    <m:rPr>
+                      <m:sty m:val="p"/>
+                    </m:rPr>
+                    <m:t>u</m:t>
+                  </m:r>
+                </m:sub>
+              </m:sSub>
+              <m:r>
+                <m:rPr>
+                  <m:sty m:val="p"/>
+                </m:rPr>
+                <m:t>+</m:t>
+              </m:r>
+              <m:sSub>
+                <m:e>
+                  <m:r>
+                    <m:t>β</m:t>
+                  </m:r>
+                </m:e>
+                <m:sub>
+                  <m:r>
+                    <m:rPr>
+                      <m:sty m:val="p"/>
+                    </m:rPr>
+                    <m:t>F</m:t>
+                  </m:r>
+                  <m:r>
+                    <m:rPr>
+                      <m:sty m:val="p"/>
+                    </m:rPr>
+                    <m:t>X</m:t>
+                  </m:r>
+                </m:sub>
+              </m:sSub>
+              <m:sSub>
+                <m:e>
+                  <m:r>
+                    <m:t>Δ</m:t>
+                  </m:r>
+                </m:e>
+                <m:sub>
+                  <m:r>
+                    <m:rPr>
+                      <m:sty m:val="p"/>
+                    </m:rPr>
+                    <m:t>F</m:t>
+                  </m:r>
+                  <m:r>
+                    <m:rPr>
+                      <m:sty m:val="p"/>
+                    </m:rPr>
+                    <m:t>X</m:t>
+                  </m:r>
+                </m:sub>
+              </m:sSub>
+              <m:r>
+                <m:rPr>
+                  <m:sty m:val="p"/>
+                </m:rPr>
+                <m:t>+</m:t>
+              </m:r>
+              <m:sSub>
+                <m:e>
+                  <m:r>
+                    <m:t>β</m:t>
+                  </m:r>
+                </m:e>
+                <m:sub>
+                  <m:r>
+                    <m:t>r</m:t>
+                  </m:r>
+                </m:sub>
+              </m:sSub>
+              <m:sSub>
+                <m:e>
+                  <m:r>
+                    <m:t>r</m:t>
+                  </m:r>
+                </m:e>
+                <m:sub>
+                  <m:r>
+                    <m:t>t</m:t>
                   </m:r>
                 </m:sub>
               </m:sSub>
@@ -2140,7 +2185,21 @@
         </w:numPr>
       </w:pPr>
       <w:r>
-        <w:t xml:space="preserve">where</w:t>
+        <w:t xml:space="preserve">with</w:t>
+      </w:r>
+      <w:r>
+        <w:t xml:space="preserve"> </w:t>
+      </w:r>
+      <m:oMath>
+        <m:r>
+          <m:t>σ</m:t>
+        </m:r>
+      </m:oMath>
+      <w:r>
+        <w:t xml:space="preserve"> </w:t>
+      </w:r>
+      <w:r>
+        <w:t xml:space="preserve">the logistic function and</w:t>
       </w:r>
       <w:r>
         <w:t xml:space="preserve"> </w:t>
@@ -2154,44 +2213,133 @@
           </m:e>
           <m:sub>
             <m:r>
-              <m:t>j</m:t>
+              <m:rPr>
+                <m:sty m:val="p"/>
+              </m:rPr>
+              <m:t>A</m:t>
+            </m:r>
+            <m:r>
+              <m:rPr>
+                <m:sty m:val="p"/>
+              </m:rPr>
+              <m:t>u</m:t>
             </m:r>
           </m:sub>
         </m:sSub>
       </m:oMath>
       <w:r>
-        <w:t xml:space="preserve"> </w:t>
-      </w:r>
-      <w:r>
-        <w:t xml:space="preserve">is the percentage change of macro-indicator</w:t>
+        <w:t xml:space="preserve">,</w:t>
       </w:r>
       <w:r>
         <w:t xml:space="preserve"> </w:t>
       </w:r>
       <m:oMath>
-        <m:r>
-          <m:t>j</m:t>
-        </m:r>
+        <m:sSub>
+          <m:e>
+            <m:r>
+              <m:t>Δ</m:t>
+            </m:r>
+          </m:e>
+          <m:sub>
+            <m:r>
+              <m:rPr>
+                <m:sty m:val="p"/>
+              </m:rPr>
+              <m:t>F</m:t>
+            </m:r>
+            <m:r>
+              <m:rPr>
+                <m:sty m:val="p"/>
+              </m:rPr>
+              <m:t>X</m:t>
+            </m:r>
+          </m:sub>
+        </m:sSub>
       </m:oMath>
       <w:r>
-        <w:t xml:space="preserve"> </w:t>
-      </w:r>
-      <w:r>
-        <w:t xml:space="preserve">and</w:t>
+        <w:t xml:space="preserve">,</w:t>
       </w:r>
       <w:r>
         <w:t xml:space="preserve"> </w:t>
       </w:r>
       <m:oMath>
-        <m:r>
-          <m:t>σ</m:t>
-        </m:r>
+        <m:sSub>
+          <m:e>
+            <m:r>
+              <m:t>r</m:t>
+            </m:r>
+          </m:e>
+          <m:sub>
+            <m:r>
+              <m:t>t</m:t>
+            </m:r>
+          </m:sub>
+        </m:sSub>
       </m:oMath>
       <w:r>
         <w:t xml:space="preserve"> </w:t>
       </w:r>
       <w:r>
-        <w:t xml:space="preserve">is the logistic function.</w:t>
+        <w:t xml:space="preserve">the gold, USD/TRY and session simple returns. Cosine on M3 vectors is dense retrieval </w:t>
+      </w:r>
+      <w:r>
+        <w:t xml:space="preserve">(Chen et al. 2024)</w:t>
+      </w:r>
+      <w:r>
+        <w:t xml:space="preserve">; Eq. </w:t>
+      </w:r>
+      <w:hyperlink w:anchor="eq:rel">
+        <w:r>
+          <w:rPr>
+            <w:rStyle w:val="Hyperlink"/>
+          </w:rPr>
+          <w:t xml:space="preserve">[eq:rel]</w:t>
+        </w:r>
+      </w:hyperlink>
+      <w:r>
+        <w:t xml:space="preserve"> </w:t>
+      </w:r>
+      <w:r>
+        <w:t xml:space="preserve">is our score, not the RAG generative likelihood. Public mixers use the 16-d macro+KAP bag;</w:t>
+      </w:r>
+      <w:r>
+        <w:t xml:space="preserve"> </w:t>
+      </w:r>
+      <m:oMath>
+        <m:r>
+          <m:t>α</m:t>
+        </m:r>
+      </m:oMath>
+      <w:r>
+        <w:t xml:space="preserve"> </w:t>
+      </w:r>
+      <w:r>
+        <w:t xml:space="preserve">and the</w:t>
+      </w:r>
+      <w:r>
+        <w:t xml:space="preserve"> </w:t>
+      </w:r>
+      <m:oMath>
+        <m:r>
+          <m:t>β</m:t>
+        </m:r>
+      </m:oMath>
+      <w:r>
+        <w:t xml:space="preserve"> </w:t>
+      </w:r>
+      <w:r>
+        <w:t xml:space="preserve">coefficients are not fitted in Table </w:t>
+      </w:r>
+      <w:hyperlink w:anchor="tab:fwd">
+        <w:r>
+          <w:rPr>
+            <w:rStyle w:val="Hyperlink"/>
+          </w:rPr>
+          <w:t xml:space="preserve">4</w:t>
+        </w:r>
+      </w:hyperlink>
+      <w:r>
+        <w:t xml:space="preserve">.</w:t>
       </w:r>
     </w:p>
     <w:p>
@@ -3080,187 +3228,7 @@
         <w:t xml:space="preserve">(J. Jiang, Kelly, and Xiu 2023)</w:t>
       </w:r>
       <w:r>
-        <w:t xml:space="preserve">. A recency-weighted patch position</w:t>
-      </w:r>
-    </w:p>
-    <w:p>
-      <w:pPr>
-        <w:pStyle w:val="BodyText"/>
-      </w:pPr>
-      <m:oMathPara>
-        <m:oMathParaPr>
-          <m:jc m:val="center"/>
-        </m:oMathParaPr>
-        <m:oMath>
-          <m:sSub>
-            <m:e>
-              <m:r>
-                <m:t>E</m:t>
-              </m:r>
-            </m:e>
-            <m:sub>
-              <m:r>
-                <m:rPr>
-                  <m:sty m:val="p"/>
-                </m:rPr>
-                <m:t>t</m:t>
-              </m:r>
-              <m:r>
-                <m:rPr>
-                  <m:sty m:val="p"/>
-                </m:rPr>
-                <m:t>o</m:t>
-              </m:r>
-              <m:r>
-                <m:rPr>
-                  <m:sty m:val="p"/>
-                </m:rPr>
-                <m:t>t</m:t>
-              </m:r>
-              <m:r>
-                <m:rPr>
-                  <m:sty m:val="p"/>
-                </m:rPr>
-                <m:t>a</m:t>
-              </m:r>
-              <m:r>
-                <m:rPr>
-                  <m:sty m:val="p"/>
-                </m:rPr>
-                <m:t>l</m:t>
-              </m:r>
-            </m:sub>
-          </m:sSub>
-          <m:r>
-            <m:rPr>
-              <m:sty m:val="p"/>
-            </m:rPr>
-            <m:t>=</m:t>
-          </m:r>
-          <m:sSub>
-            <m:e>
-              <m:r>
-                <m:t>E</m:t>
-              </m:r>
-            </m:e>
-            <m:sub>
-              <m:r>
-                <m:rPr>
-                  <m:sty m:val="p"/>
-                </m:rPr>
-                <m:t>p</m:t>
-              </m:r>
-              <m:r>
-                <m:rPr>
-                  <m:sty m:val="p"/>
-                </m:rPr>
-                <m:t>a</m:t>
-              </m:r>
-              <m:r>
-                <m:rPr>
-                  <m:sty m:val="p"/>
-                </m:rPr>
-                <m:t>t</m:t>
-              </m:r>
-              <m:r>
-                <m:rPr>
-                  <m:sty m:val="p"/>
-                </m:rPr>
-                <m:t>c</m:t>
-              </m:r>
-              <m:r>
-                <m:rPr>
-                  <m:sty m:val="p"/>
-                </m:rPr>
-                <m:t>h</m:t>
-              </m:r>
-            </m:sub>
-          </m:sSub>
-          <m:r>
-            <m:rPr>
-              <m:sty m:val="p"/>
-            </m:rPr>
-            <m:t>+</m:t>
-          </m:r>
-          <m:sSub>
-            <m:e>
-              <m:r>
-                <m:t>E</m:t>
-              </m:r>
-            </m:e>
-            <m:sub>
-              <m:r>
-                <m:rPr>
-                  <m:sty m:val="p"/>
-                </m:rPr>
-                <m:t>p</m:t>
-              </m:r>
-              <m:r>
-                <m:rPr>
-                  <m:sty m:val="p"/>
-                </m:rPr>
-                <m:t>o</m:t>
-              </m:r>
-              <m:r>
-                <m:rPr>
-                  <m:sty m:val="p"/>
-                </m:rPr>
-                <m:t>s</m:t>
-              </m:r>
-            </m:sub>
-          </m:sSub>
-          <m:r>
-            <m:rPr>
-              <m:sty m:val="p"/>
-            </m:rPr>
-            <m:t>⋅</m:t>
-          </m:r>
-          <m:d>
-            <m:dPr>
-              <m:begChr m:val="("/>
-              <m:endChr m:val=")"/>
-              <m:sepChr m:val=""/>
-              <m:grow/>
-            </m:dPr>
-            <m:e>
-              <m:r>
-                <m:t>1</m:t>
-              </m:r>
-              <m:r>
-                <m:rPr>
-                  <m:sty m:val="p"/>
-                </m:rPr>
-                <m:t>+</m:t>
-              </m:r>
-              <m:r>
-                <m:t>λ</m:t>
-              </m:r>
-              <m:r>
-                <m:t> </m:t>
-              </m:r>
-              <m:r>
-                <m:t>t</m:t>
-              </m:r>
-              <m:r>
-                <m:rPr>
-                  <m:sty m:val="p"/>
-                </m:rPr>
-                <m:t>/</m:t>
-              </m:r>
-              <m:r>
-                <m:t>T</m:t>
-              </m:r>
-            </m:e>
-          </m:d>
-        </m:oMath>
-      </m:oMathPara>
-    </w:p>
-    <w:p>
-      <w:pPr>
-        <w:pStyle w:val="FirstParagraph"/>
-      </w:pPr>
-      <w:r>
-        <w:t xml:space="preserve">is unused in the public tables, which train the</w:t>
+        <w:t xml:space="preserve">. Public tables train the flattened</w:t>
       </w:r>
       <w:r>
         <w:t xml:space="preserve"> </w:t>
@@ -3283,7 +3251,7 @@
         <w:t xml:space="preserve"> </w:t>
       </w:r>
       <w:r>
-        <w:t xml:space="preserve">MLP instead.</w:t>
+        <w:t xml:space="preserve">MLP; they do not add a recency term to patch positions.</w:t>
       </w:r>
     </w:p>
     <w:p>
@@ -3399,13 +3367,462 @@
         <w:pStyle w:val="FirstParagraph"/>
       </w:pPr>
       <w:r>
-        <w:t xml:space="preserve">The two streams are fused on every run with a standard mixer </w:t>
-      </w:r>
-      <w:r>
-        <w:t xml:space="preserve">(Arevalo et al. 2017; M. Jiang and Ji 2022)</w:t>
-      </w:r>
-      <w:r>
-        <w:t xml:space="preserve">. Let</w:t>
+        <w:t xml:space="preserve">Arevalo et al. write the bimodal GMU as </w:t>
+      </w:r>
+      <w:r>
+        <w:t xml:space="preserve">(Arevalo et al. 2017)</w:t>
+      </w:r>
+    </w:p>
+    <w:p>
+      <w:pPr>
+        <w:pStyle w:val="BodyText"/>
+      </w:pPr>
+      <m:oMathPara>
+        <m:oMathParaPr>
+          <m:jc m:val="center"/>
+        </m:oMathParaPr>
+        <m:oMath>
+          <m:m>
+            <m:mPr>
+              <m:baseJc m:val="center"/>
+              <m:plcHide m:val="on"/>
+              <m:mcs>
+                <m:mc>
+                  <m:mcPr>
+                    <m:mcJc m:val="right"/>
+                    <m:count m:val="1"/>
+                  </m:mcPr>
+                </m:mc>
+                <m:mc>
+                  <m:mcPr>
+                    <m:mcJc m:val="left"/>
+                    <m:count m:val="1"/>
+                  </m:mcPr>
+                </m:mc>
+              </m:mcs>
+            </m:mPr>
+            <m:mr>
+              <m:e>
+                <m:sSub>
+                  <m:e>
+                    <m:r>
+                      <m:t>h</m:t>
+                    </m:r>
+                  </m:e>
+                  <m:sub>
+                    <m:r>
+                      <m:t>v</m:t>
+                    </m:r>
+                  </m:sub>
+                </m:sSub>
+              </m:e>
+              <m:e>
+                <m:r>
+                  <m:rPr>
+                    <m:sty m:val="p"/>
+                  </m:rPr>
+                  <m:t>=</m:t>
+                </m:r>
+                <m:r>
+                  <m:rPr>
+                    <m:sty m:val="p"/>
+                  </m:rPr>
+                  <m:t>tanh</m:t>
+                </m:r>
+                <m:d>
+                  <m:dPr>
+                    <m:begChr m:val="("/>
+                    <m:endChr m:val=")"/>
+                    <m:sepChr m:val=""/>
+                    <m:grow/>
+                  </m:dPr>
+                  <m:e>
+                    <m:sSub>
+                      <m:e>
+                        <m:r>
+                          <m:t>W</m:t>
+                        </m:r>
+                      </m:e>
+                      <m:sub>
+                        <m:r>
+                          <m:t>v</m:t>
+                        </m:r>
+                      </m:sub>
+                    </m:sSub>
+                    <m:sSub>
+                      <m:e>
+                        <m:r>
+                          <m:t>x</m:t>
+                        </m:r>
+                      </m:e>
+                      <m:sub>
+                        <m:r>
+                          <m:t>v</m:t>
+                        </m:r>
+                      </m:sub>
+                    </m:sSub>
+                  </m:e>
+                </m:d>
+                <m:r>
+                  <m:rPr>
+                    <m:sty m:val="p"/>
+                  </m:rPr>
+                  <m:t>,</m:t>
+                </m:r>
+                <m:r>
+                  <m:t>  </m:t>
+                </m:r>
+                <m:sSub>
+                  <m:e>
+                    <m:r>
+                      <m:t>h</m:t>
+                    </m:r>
+                  </m:e>
+                  <m:sub>
+                    <m:r>
+                      <m:t>t</m:t>
+                    </m:r>
+                  </m:sub>
+                </m:sSub>
+                <m:r>
+                  <m:rPr>
+                    <m:sty m:val="p"/>
+                  </m:rPr>
+                  <m:t>=</m:t>
+                </m:r>
+                <m:r>
+                  <m:rPr>
+                    <m:sty m:val="p"/>
+                  </m:rPr>
+                  <m:t>tanh</m:t>
+                </m:r>
+                <m:d>
+                  <m:dPr>
+                    <m:begChr m:val="("/>
+                    <m:endChr m:val=")"/>
+                    <m:sepChr m:val=""/>
+                    <m:grow/>
+                  </m:dPr>
+                  <m:e>
+                    <m:sSub>
+                      <m:e>
+                        <m:r>
+                          <m:t>W</m:t>
+                        </m:r>
+                      </m:e>
+                      <m:sub>
+                        <m:r>
+                          <m:t>t</m:t>
+                        </m:r>
+                      </m:sub>
+                    </m:sSub>
+                    <m:sSub>
+                      <m:e>
+                        <m:r>
+                          <m:t>x</m:t>
+                        </m:r>
+                      </m:e>
+                      <m:sub>
+                        <m:r>
+                          <m:t>t</m:t>
+                        </m:r>
+                      </m:sub>
+                    </m:sSub>
+                  </m:e>
+                </m:d>
+                <m:r>
+                  <m:rPr>
+                    <m:sty m:val="p"/>
+                  </m:rPr>
+                  <m:t>,</m:t>
+                </m:r>
+              </m:e>
+            </m:mr>
+            <m:mr>
+              <m:e>
+                <m:r>
+                  <m:t>z</m:t>
+                </m:r>
+              </m:e>
+              <m:e>
+                <m:r>
+                  <m:rPr>
+                    <m:sty m:val="p"/>
+                  </m:rPr>
+                  <m:t>=</m:t>
+                </m:r>
+                <m:r>
+                  <m:t>σ</m:t>
+                </m:r>
+                <m:d>
+                  <m:dPr>
+                    <m:begChr m:val="("/>
+                    <m:endChr m:val=")"/>
+                    <m:sepChr m:val=""/>
+                    <m:grow/>
+                  </m:dPr>
+                  <m:e>
+                    <m:sSub>
+                      <m:e>
+                        <m:r>
+                          <m:t>W</m:t>
+                        </m:r>
+                      </m:e>
+                      <m:sub>
+                        <m:r>
+                          <m:t>z</m:t>
+                        </m:r>
+                      </m:sub>
+                    </m:sSub>
+                    <m:d>
+                      <m:dPr>
+                        <m:begChr m:val="["/>
+                        <m:endChr m:val="]"/>
+                        <m:sepChr m:val=""/>
+                        <m:grow/>
+                      </m:dPr>
+                      <m:e>
+                        <m:sSub>
+                          <m:e>
+                            <m:r>
+                              <m:t>x</m:t>
+                            </m:r>
+                          </m:e>
+                          <m:sub>
+                            <m:r>
+                              <m:t>v</m:t>
+                            </m:r>
+                          </m:sub>
+                        </m:sSub>
+                        <m:r>
+                          <m:rPr>
+                            <m:sty m:val="p"/>
+                          </m:rPr>
+                          <m:t>;</m:t>
+                        </m:r>
+                        <m:sSub>
+                          <m:e>
+                            <m:r>
+                              <m:t>x</m:t>
+                            </m:r>
+                          </m:e>
+                          <m:sub>
+                            <m:r>
+                              <m:t>t</m:t>
+                            </m:r>
+                          </m:sub>
+                        </m:sSub>
+                      </m:e>
+                    </m:d>
+                  </m:e>
+                </m:d>
+                <m:r>
+                  <m:rPr>
+                    <m:sty m:val="p"/>
+                  </m:rPr>
+                  <m:t>,</m:t>
+                </m:r>
+                <m:r>
+                  <m:t>  </m:t>
+                </m:r>
+                <m:r>
+                  <m:t>h</m:t>
+                </m:r>
+                <m:r>
+                  <m:rPr>
+                    <m:sty m:val="p"/>
+                  </m:rPr>
+                  <m:t>=</m:t>
+                </m:r>
+                <m:r>
+                  <m:t>z</m:t>
+                </m:r>
+                <m:r>
+                  <m:t> </m:t>
+                </m:r>
+                <m:sSub>
+                  <m:e>
+                    <m:r>
+                      <m:t>h</m:t>
+                    </m:r>
+                  </m:e>
+                  <m:sub>
+                    <m:r>
+                      <m:t>v</m:t>
+                    </m:r>
+                  </m:sub>
+                </m:sSub>
+                <m:r>
+                  <m:rPr>
+                    <m:sty m:val="p"/>
+                  </m:rPr>
+                  <m:t>+</m:t>
+                </m:r>
+                <m:d>
+                  <m:dPr>
+                    <m:begChr m:val="("/>
+                    <m:endChr m:val=")"/>
+                    <m:sepChr m:val=""/>
+                    <m:grow/>
+                  </m:dPr>
+                  <m:e>
+                    <m:r>
+                      <m:t>1</m:t>
+                    </m:r>
+                    <m:r>
+                      <m:rPr>
+                        <m:sty m:val="p"/>
+                      </m:rPr>
+                      <m:t>−</m:t>
+                    </m:r>
+                    <m:r>
+                      <m:t>z</m:t>
+                    </m:r>
+                  </m:e>
+                </m:d>
+                <m:r>
+                  <m:t> </m:t>
+                </m:r>
+                <m:sSub>
+                  <m:e>
+                    <m:r>
+                      <m:t>h</m:t>
+                    </m:r>
+                  </m:e>
+                  <m:sub>
+                    <m:r>
+                      <m:t>t</m:t>
+                    </m:r>
+                  </m:sub>
+                </m:sSub>
+                <m:r>
+                  <m:rPr>
+                    <m:sty m:val="p"/>
+                  </m:rPr>
+                  <m:t>,</m:t>
+                </m:r>
+              </m:e>
+            </m:mr>
+          </m:m>
+        </m:oMath>
+      </m:oMathPara>
+    </w:p>
+    <w:p>
+      <w:pPr>
+        <w:pStyle w:val="FirstParagraph"/>
+      </w:pPr>
+      <w:r>
+        <w:t xml:space="preserve">so</w:t>
+      </w:r>
+      <w:r>
+        <w:t xml:space="preserve"> </w:t>
+      </w:r>
+      <m:oMath>
+        <m:r>
+          <m:t>z</m:t>
+        </m:r>
+      </m:oMath>
+      <w:r>
+        <w:t xml:space="preserve"> </w:t>
+      </w:r>
+      <w:r>
+        <w:t xml:space="preserve">near 1 keeps the visual branch. Zadeh et al. flatten</w:t>
+      </w:r>
+      <w:r>
+        <w:t xml:space="preserve"> </w:t>
+      </w:r>
+      <m:oMath>
+        <m:d>
+          <m:dPr>
+            <m:begChr m:val="["/>
+            <m:endChr m:val="]"/>
+            <m:sepChr m:val=""/>
+            <m:grow/>
+          </m:dPr>
+          <m:e>
+            <m:sSub>
+              <m:e>
+                <m:r>
+                  <m:t>h</m:t>
+                </m:r>
+              </m:e>
+              <m:sub>
+                <m:r>
+                  <m:t>t</m:t>
+                </m:r>
+              </m:sub>
+            </m:sSub>
+            <m:r>
+              <m:rPr>
+                <m:sty m:val="p"/>
+              </m:rPr>
+              <m:t>;</m:t>
+            </m:r>
+            <m:r>
+              <m:t>1</m:t>
+            </m:r>
+          </m:e>
+        </m:d>
+        <m:r>
+          <m:rPr>
+            <m:sty m:val="p"/>
+          </m:rPr>
+          <m:t>⊗</m:t>
+        </m:r>
+        <m:d>
+          <m:dPr>
+            <m:begChr m:val="["/>
+            <m:endChr m:val="]"/>
+            <m:sepChr m:val=""/>
+            <m:grow/>
+          </m:dPr>
+          <m:e>
+            <m:sSub>
+              <m:e>
+                <m:r>
+                  <m:t>h</m:t>
+                </m:r>
+              </m:e>
+              <m:sub>
+                <m:r>
+                  <m:t>v</m:t>
+                </m:r>
+              </m:sub>
+            </m:sSub>
+            <m:r>
+              <m:rPr>
+                <m:sty m:val="p"/>
+              </m:rPr>
+              <m:t>;</m:t>
+            </m:r>
+            <m:r>
+              <m:t>1</m:t>
+            </m:r>
+          </m:e>
+        </m:d>
+      </m:oMath>
+      <w:r>
+        <w:t xml:space="preserve"> </w:t>
+      </w:r>
+      <w:r>
+        <w:t xml:space="preserve">(TFN) </w:t>
+      </w:r>
+      <w:r>
+        <w:t xml:space="preserve">(Zadeh et al. 2017)</w:t>
+      </w:r>
+      <w:r>
+        <w:t xml:space="preserve">. In Table </w:t>
+      </w:r>
+      <w:hyperlink w:anchor="tab:fwd">
+        <w:r>
+          <w:rPr>
+            <w:rStyle w:val="Hyperlink"/>
+          </w:rPr>
+          <w:t xml:space="preserve">4</w:t>
+        </w:r>
+      </w:hyperlink>
+      <w:r>
+        <w:t xml:space="preserve">,</w:t>
       </w:r>
       <w:r>
         <w:t xml:space="preserve"> </w:t>
@@ -3414,32 +3831,11 @@
         <m:sSub>
           <m:e>
             <m:r>
-              <m:t>H</m:t>
+              <m:t>x</m:t>
             </m:r>
           </m:e>
           <m:sub>
             <m:r>
-              <m:rPr>
-                <m:sty m:val="p"/>
-              </m:rPr>
-              <m:t>t</m:t>
-            </m:r>
-            <m:r>
-              <m:rPr>
-                <m:sty m:val="p"/>
-              </m:rPr>
-              <m:t>e</m:t>
-            </m:r>
-            <m:r>
-              <m:rPr>
-                <m:sty m:val="p"/>
-              </m:rPr>
-              <m:t>x</m:t>
-            </m:r>
-            <m:r>
-              <m:rPr>
-                <m:sty m:val="p"/>
-              </m:rPr>
               <m:t>t</m:t>
             </m:r>
           </m:sub>
@@ -3458,45 +3854,12 @@
         <m:sSub>
           <m:e>
             <m:r>
-              <m:t>H</m:t>
+              <m:t>x</m:t>
             </m:r>
           </m:e>
           <m:sub>
             <m:r>
-              <m:rPr>
-                <m:sty m:val="p"/>
-              </m:rPr>
               <m:t>v</m:t>
-            </m:r>
-            <m:r>
-              <m:rPr>
-                <m:sty m:val="p"/>
-              </m:rPr>
-              <m:t>i</m:t>
-            </m:r>
-            <m:r>
-              <m:rPr>
-                <m:sty m:val="p"/>
-              </m:rPr>
-              <m:t>s</m:t>
-            </m:r>
-            <m:r>
-              <m:rPr>
-                <m:sty m:val="p"/>
-              </m:rPr>
-              <m:t>i</m:t>
-            </m:r>
-            <m:r>
-              <m:rPr>
-                <m:sty m:val="p"/>
-              </m:rPr>
-              <m:t>o</m:t>
-            </m:r>
-            <m:r>
-              <m:rPr>
-                <m:sty m:val="p"/>
-              </m:rPr>
-              <m:t>n</m:t>
             </m:r>
           </m:sub>
         </m:sSub>
@@ -3505,7 +3868,87 @@
         <w:t xml:space="preserve"> </w:t>
       </w:r>
       <w:r>
-        <w:t xml:space="preserve">be the text and vision vectors. A scalar gate</w:t>
+        <w:t xml:space="preserve">are unimodal class-score vectors:</w:t>
+      </w:r>
+      <w:r>
+        <w:t xml:space="preserve"> </w:t>
+      </w:r>
+      <m:oMath>
+        <m:sSub>
+          <m:e>
+            <m:r>
+              <m:t>W</m:t>
+            </m:r>
+          </m:e>
+          <m:sub>
+            <m:r>
+              <m:t>v</m:t>
+            </m:r>
+          </m:sub>
+        </m:sSub>
+      </m:oMath>
+      <w:r>
+        <w:t xml:space="preserve">,</w:t>
+      </w:r>
+      <w:r>
+        <w:t xml:space="preserve"> </w:t>
+      </w:r>
+      <m:oMath>
+        <m:sSub>
+          <m:e>
+            <m:r>
+              <m:t>W</m:t>
+            </m:r>
+          </m:e>
+          <m:sub>
+            <m:r>
+              <m:t>t</m:t>
+            </m:r>
+          </m:sub>
+        </m:sSub>
+      </m:oMath>
+      <w:r>
+        <w:t xml:space="preserve"> </w:t>
+      </w:r>
+      <w:r>
+        <w:t xml:space="preserve">and</w:t>
+      </w:r>
+      <w:r>
+        <w:t xml:space="preserve"> </w:t>
+      </w:r>
+      <m:oMath>
+        <m:sSub>
+          <m:e>
+            <m:r>
+              <m:t>W</m:t>
+            </m:r>
+          </m:e>
+          <m:sub>
+            <m:r>
+              <m:t>z</m:t>
+            </m:r>
+          </m:sub>
+        </m:sSub>
+      </m:oMath>
+      <w:r>
+        <w:t xml:space="preserve"> </w:t>
+      </w:r>
+      <w:r>
+        <w:t xml:space="preserve">are unused. The GMU row keeps Arevalo’s mix with</w:t>
+      </w:r>
+      <w:r>
+        <w:t xml:space="preserve"> </w:t>
+      </w:r>
+      <m:oMath>
+        <m:r>
+          <m:t>z</m:t>
+        </m:r>
+      </m:oMath>
+      <w:r>
+        <w:t xml:space="preserve"> </w:t>
+      </w:r>
+      <w:r>
+        <w:t xml:space="preserve">a sigmoid of the score gap. The TFN row uses that outer product on the same scores. The scalar-gate row uses</w:t>
       </w:r>
     </w:p>
     <w:p>
@@ -3560,22 +4003,13 @@
                     <m:grow/>
                   </m:dPr>
                   <m:e>
-                    <m:sSub>
-                      <m:e>
-                        <m:r>
-                          <m:t>W</m:t>
-                        </m:r>
-                      </m:e>
-                      <m:sub>
-                        <m:r>
-                          <m:t>g</m:t>
-                        </m:r>
-                      </m:sub>
-                    </m:sSub>
+                    <m:r>
+                      <m:t>4</m:t>
+                    </m:r>
                     <m:d>
                       <m:dPr>
-                        <m:begChr m:val="["/>
-                        <m:endChr m:val="]"/>
+                        <m:begChr m:val="("/>
+                        <m:endChr m:val=")"/>
                         <m:sepChr m:val=""/>
                         <m:grow/>
                       </m:dPr>
@@ -3583,7 +4017,7 @@
                         <m:sSub>
                           <m:e>
                             <m:r>
-                              <m:t>H</m:t>
+                              <m:t>p</m:t>
                             </m:r>
                           </m:e>
                           <m:sub>
@@ -3617,12 +4051,12 @@
                           <m:rPr>
                             <m:sty m:val="p"/>
                           </m:rPr>
-                          <m:t>;</m:t>
+                          <m:t>−</m:t>
                         </m:r>
                         <m:sSub>
                           <m:e>
                             <m:r>
-                              <m:t>H</m:t>
+                              <m:t>p</m:t>
                             </m:r>
                           </m:e>
                           <m:sub>
@@ -3666,24 +4100,6 @@
                         </m:sSub>
                       </m:e>
                     </m:d>
-                    <m:r>
-                      <m:rPr>
-                        <m:sty m:val="p"/>
-                      </m:rPr>
-                      <m:t>+</m:t>
-                    </m:r>
-                    <m:sSub>
-                      <m:e>
-                        <m:r>
-                          <m:t>b</m:t>
-                        </m:r>
-                      </m:e>
-                      <m:sub>
-                        <m:r>
-                          <m:t>g</m:t>
-                        </m:r>
-                      </m:sub>
-                    </m:sSub>
                   </m:e>
                 </m:d>
                 <m:r>
@@ -3696,45 +4112,9 @@
             </m:mr>
             <m:mr>
               <m:e>
-                <m:sSub>
-                  <m:e>
-                    <m:r>
-                      <m:t>H</m:t>
-                    </m:r>
-                  </m:e>
-                  <m:sub>
-                    <m:r>
-                      <m:rPr>
-                        <m:sty m:val="p"/>
-                      </m:rPr>
-                      <m:t>f</m:t>
-                    </m:r>
-                    <m:r>
-                      <m:rPr>
-                        <m:sty m:val="p"/>
-                      </m:rPr>
-                      <m:t>u</m:t>
-                    </m:r>
-                    <m:r>
-                      <m:rPr>
-                        <m:sty m:val="p"/>
-                      </m:rPr>
-                      <m:t>s</m:t>
-                    </m:r>
-                    <m:r>
-                      <m:rPr>
-                        <m:sty m:val="p"/>
-                      </m:rPr>
-                      <m:t>e</m:t>
-                    </m:r>
-                    <m:r>
-                      <m:rPr>
-                        <m:sty m:val="p"/>
-                      </m:rPr>
-                      <m:t>d</m:t>
-                    </m:r>
-                  </m:sub>
-                </m:sSub>
+                <m:r>
+                  <m:t>h</m:t>
+                </m:r>
               </m:e>
               <m:e>
                 <m:r>
@@ -3747,10 +4127,7 @@
                   <m:t>g</m:t>
                 </m:r>
                 <m:r>
-                  <m:rPr>
-                    <m:sty m:val="p"/>
-                  </m:rPr>
-                  <m:t>⋅</m:t>
+                  <m:t> </m:t>
                 </m:r>
                 <m:r>
                   <m:rPr>
@@ -3769,7 +4146,7 @@
                     <m:sSub>
                       <m:e>
                         <m:r>
-                          <m:t>H</m:t>
+                          <m:t>p</m:t>
                         </m:r>
                       </m:e>
                       <m:sub>
@@ -3830,10 +4207,7 @@
                   </m:e>
                 </m:d>
                 <m:r>
-                  <m:rPr>
-                    <m:sty m:val="p"/>
-                  </m:rPr>
-                  <m:t>⋅</m:t>
+                  <m:t> </m:t>
                 </m:r>
                 <m:r>
                   <m:rPr>
@@ -3852,7 +4226,7 @@
                     <m:sSub>
                       <m:e>
                         <m:r>
-                          <m:t>H</m:t>
+                          <m:t>p</m:t>
                         </m:r>
                       </m:e>
                       <m:sub>
@@ -3900,7 +4274,7 @@
                   <m:rPr>
                     <m:sty m:val="p"/>
                   </m:rPr>
-                  <m:t>.</m:t>
+                  <m:t>,</m:t>
                 </m:r>
               </m:e>
             </m:mr>
@@ -3913,7 +4287,7 @@
         <w:pStyle w:val="FirstParagraph"/>
       </w:pPr>
       <w:r>
-        <w:t xml:space="preserve">weights the two streams:</w:t>
+        <w:t xml:space="preserve">so</w:t>
       </w:r>
       <w:r>
         <w:t xml:space="preserve"> </w:t>
@@ -3927,44 +4301,36 @@
         <w:t xml:space="preserve"> </w:t>
       </w:r>
       <w:r>
-        <w:t xml:space="preserve">close to 1 trusts text,</w:t>
+        <w:t xml:space="preserve">near 1 keeps text. A small MLP reads the mix. Mean and concat are unweighted. The MulT-style row is one CPU attention layer on two text tokens and nine</w:t>
       </w:r>
       <w:r>
         <w:t xml:space="preserve"> </w:t>
       </w:r>
       <m:oMath>
         <m:r>
-          <m:t>g</m:t>
+          <m:t>8</m:t>
+        </m:r>
+        <m:r>
+          <m:rPr>
+            <m:sty m:val="p"/>
+          </m:rPr>
+          <m:t>×</m:t>
+        </m:r>
+        <m:r>
+          <m:t>8</m:t>
         </m:r>
       </m:oMath>
       <w:r>
         <w:t xml:space="preserve"> </w:t>
       </w:r>
       <w:r>
-        <w:t xml:space="preserve">close to 0 trusts the chart.</w:t>
-      </w:r>
-      <w:r>
-        <w:t xml:space="preserve"> </w:t>
-      </w:r>
-      <m:oMath>
-        <m:sSub>
-          <m:e>
-            <m:r>
-              <m:t>W</m:t>
-            </m:r>
-          </m:e>
-          <m:sub>
-            <m:r>
-              <m:t>g</m:t>
-            </m:r>
-          </m:sub>
-        </m:sSub>
-      </m:oMath>
-      <w:r>
-        <w:t xml:space="preserve"> </w:t>
-      </w:r>
-      <w:r>
-        <w:t xml:space="preserve">can be learned. In the public tables we instead mix the two class scores with this gate, with GMU, with tensor fusion, or with a mean, then pass the mix to a small MLP. The same fused score later drives T1 / T3 / T10. All mixers are reported side by side.</w:t>
+        <w:t xml:space="preserve">patches, with frozen projections </w:t>
+      </w:r>
+      <w:r>
+        <w:t xml:space="preserve">(Tsai et al. 2019)</w:t>
+      </w:r>
+      <w:r>
+        <w:t xml:space="preserve">. The fused call drives T1 / T3 / T10.</w:t>
       </w:r>
     </w:p>
     <w:bookmarkEnd w:id="38"/>
@@ -4118,6 +4484,29 @@
         </m:r>
       </m:oMath>
       <w:r>
+        <w:t xml:space="preserve"> </w:t>
+      </w:r>
+      <w:r>
+        <w:t xml:space="preserve">with</w:t>
+      </w:r>
+      <w:r>
+        <w:t xml:space="preserve"> </w:t>
+      </w:r>
+      <m:oMath>
+        <m:r>
+          <m:t>τ</m:t>
+        </m:r>
+        <m:r>
+          <m:rPr>
+            <m:sty m:val="p"/>
+          </m:rPr>
+          <m:t>=</m:t>
+        </m:r>
+        <m:r>
+          <m:t>0.18</m:t>
+        </m:r>
+      </m:oMath>
+      <w:r>
         <w:t xml:space="preserve">; otherwise abstain. Target latency</w:t>
       </w:r>
       <w:r>
@@ -4235,18 +4624,26 @@
         <w:t xml:space="preserve"> </w:t>
       </w:r>
       <w:r>
-        <w:t xml:space="preserve">realized-vol flag is 20-day vol above the mean</w:t>
+        <w:t xml:space="preserve">realized-vol flag at day</w:t>
       </w:r>
       <w:r>
         <w:t xml:space="preserve"> </w:t>
       </w:r>
       <m:oMath>
         <m:r>
-          <m:rPr>
-            <m:sty m:val="p"/>
-          </m:rPr>
-          <m:t>+</m:t>
-        </m:r>
+          <m:t>t</m:t>
+        </m:r>
+      </m:oMath>
+      <w:r>
+        <w:t xml:space="preserve"> </w:t>
+      </w:r>
+      <w:r>
+        <w:t xml:space="preserve">is 20-day realized vol (annualized) above the 60-day rolling mean plus</w:t>
+      </w:r>
+      <w:r>
+        <w:t xml:space="preserve"> </w:t>
+      </w:r>
+      <m:oMath>
         <m:r>
           <m:t>2</m:t>
         </m:r>
@@ -4258,7 +4655,7 @@
         <w:t xml:space="preserve"> </w:t>
       </w:r>
       <w:r>
-        <w:t xml:space="preserve">of the previous 60 vol observations. It is a closed-form function of the tabular vector at</w:t>
+        <w:t xml:space="preserve">of that 20-day vol series, all taken from the tabular vector at</w:t>
       </w:r>
       <w:r>
         <w:t xml:space="preserve"> </w:t>
@@ -4453,18 +4850,32 @@
         <w:pStyle w:val="FirstParagraph"/>
       </w:pPr>
       <w:r>
-        <w:t xml:space="preserve">Classification. Accuracy and macro-F1, 95%</w:t>
+        <w:t xml:space="preserve">Classification. Accuracy and macro-F1, mean</w:t>
       </w:r>
       <w:r>
         <w:t xml:space="preserve"> </w:t>
       </w:r>
       <m:oMath>
         <m:r>
-          <m:t>t</m:t>
+          <m:rPr>
+            <m:sty m:val="p"/>
+          </m:rPr>
+          <m:t>±</m:t>
         </m:r>
       </m:oMath>
       <w:r>
-        <w:t xml:space="preserve">-intervals over five seeds. McNemar with continuity correction </w:t>
+        <w:t xml:space="preserve"> </w:t>
+      </w:r>
+      <m:oMath>
+        <m:r>
+          <m:t>1.96</m:t>
+        </m:r>
+      </m:oMath>
+      <w:r>
+        <w:t xml:space="preserve"> </w:t>
+      </w:r>
+      <w:r>
+        <w:t xml:space="preserve">standard error over five seeds. McNemar with continuity correction </w:t>
       </w:r>
       <w:r>
         <w:t xml:space="preserve">(Dietterich 1998)</w:t>
@@ -5322,7 +5733,54 @@
         </m:sSub>
       </m:oMath>
       <w:r>
-        <w:t xml:space="preserve">. Both counts use templated token bags with filler padding. Table </w:t>
+        <w:t xml:space="preserve">.</w:t>
+      </w:r>
+      <w:r>
+        <w:t xml:space="preserve"> </w:t>
+      </w:r>
+      <m:oMath>
+        <m:sSub>
+          <m:e>
+            <m:r>
+              <m:rPr>
+                <m:sty m:val="p"/>
+              </m:rPr>
+              <m:t>I</m:t>
+            </m:r>
+            <m:r>
+              <m:rPr>
+                <m:sty m:val="p"/>
+              </m:rPr>
+              <m:t>N</m:t>
+            </m:r>
+          </m:e>
+          <m:sub>
+            <m:r>
+              <m:rPr>
+                <m:sty m:val="p"/>
+              </m:rPr>
+              <m:t>n</m:t>
+            </m:r>
+            <m:r>
+              <m:rPr>
+                <m:sty m:val="p"/>
+              </m:rPr>
+              <m:t>e</m:t>
+            </m:r>
+            <m:r>
+              <m:rPr>
+                <m:sty m:val="p"/>
+              </m:rPr>
+              <m:t>w</m:t>
+            </m:r>
+          </m:sub>
+        </m:sSub>
+      </m:oMath>
+      <w:r>
+        <w:t xml:space="preserve"> </w:t>
+      </w:r>
+      <w:r>
+        <w:t xml:space="preserve">is our index; Sun et al. motivate dividing by delivered length. Both counts use templated token bags with filler padding. Table </w:t>
       </w:r>
       <w:hyperlink w:anchor="tab:tiers">
         <w:r>
@@ -6539,8 +6997,16 @@
       <w:r>
         <w:t xml:space="preserve"> </w:t>
       </w:r>
-      <w:r>
-        <w:t xml:space="preserve">95% CI, five seeds. Rows are ordered by macro-F1. MiniLM, BGE-M3 and ViT are unimodal probes. Mixers: GMU </w:t>
+      <m:oMath>
+        <m:r>
+          <m:t>1.96</m:t>
+        </m:r>
+      </m:oMath>
+      <w:r>
+        <w:t xml:space="preserve"> </w:t>
+      </w:r>
+      <w:r>
+        <w:t xml:space="preserve">se, five seeds. Rows are ordered by macro-F1. MiniLM, BGE-M3 and ViT are unimodal probes. Mixers: GMU </w:t>
       </w:r>
       <w:r>
         <w:t xml:space="preserve">(Arevalo et al. 2017)</w:t>
@@ -6558,7 +7024,7 @@
         <w:t xml:space="preserve">(Tsai et al. 2019)</w:t>
       </w:r>
       <w:r>
-        <w:t xml:space="preserve">. The scalar gate row mixes class scores. Learned</w:t>
+        <w:t xml:space="preserve">. GMU/TFN/gate mix unimodal class scores; Arevalo’s</w:t>
       </w:r>
       <w:r>
         <w:t xml:space="preserve"> </w:t>
@@ -6572,7 +7038,43 @@
           </m:e>
           <m:sub>
             <m:r>
-              <m:t>g</m:t>
+              <m:t>v</m:t>
+            </m:r>
+          </m:sub>
+        </m:sSub>
+        <m:r>
+          <m:rPr>
+            <m:sty m:val="p"/>
+          </m:rPr>
+          <m:t>,</m:t>
+        </m:r>
+        <m:sSub>
+          <m:e>
+            <m:r>
+              <m:t>W</m:t>
+            </m:r>
+          </m:e>
+          <m:sub>
+            <m:r>
+              <m:t>t</m:t>
+            </m:r>
+          </m:sub>
+        </m:sSub>
+        <m:r>
+          <m:rPr>
+            <m:sty m:val="p"/>
+          </m:rPr>
+          <m:t>,</m:t>
+        </m:r>
+        <m:sSub>
+          <m:e>
+            <m:r>
+              <m:t>W</m:t>
+            </m:r>
+          </m:e>
+          <m:sub>
+            <m:r>
+              <m:t>z</m:t>
             </m:r>
           </m:sub>
         </m:sSub>
@@ -6581,35 +7083,7 @@
         <w:t xml:space="preserve"> </w:t>
       </w:r>
       <w:r>
-        <w:t xml:space="preserve">in Eqs. </w:t>
-      </w:r>
-      <w:hyperlink w:anchor="eq:gate">
-        <w:r>
-          <w:rPr>
-            <w:rStyle w:val="Hyperlink"/>
-          </w:rPr>
-          <w:t xml:space="preserve">[eq:gate]</w:t>
-        </w:r>
-      </w:hyperlink>
-      <w:r>
-        <w:t xml:space="preserve"> </w:t>
-      </w:r>
-      <w:r>
-        <w:t xml:space="preserve">and </w:t>
-      </w:r>
-      <w:hyperlink w:anchor="eq:fuse">
-        <w:r>
-          <w:rPr>
-            <w:rStyle w:val="Hyperlink"/>
-          </w:rPr>
-          <w:t xml:space="preserve">[eq:fuse]</w:t>
-        </w:r>
-      </w:hyperlink>
-      <w:r>
-        <w:t xml:space="preserve"> </w:t>
-      </w:r>
-      <w:r>
-        <w:t xml:space="preserve">is unused in the public tables.</w:t>
+        <w:t xml:space="preserve">are unused.</w:t>
       </w:r>
     </w:p>
     <w:tbl>
@@ -6618,7 +7092,7 @@
         <w:tblW w:type="auto" w:w="0"/>
         <w:tblLook w:firstRow="1" w:lastRow="0" w:firstColumn="0" w:lastColumn="0" w:noHBand="0" w:noVBand="0" w:val="0020"/>
         <w:jc w:val="start"/>
-        <w:tblCaption w:val="Next-day BIST100 direction on VESTA-Public (test n=308). Mean \pm 95% CI, five seeds. Rows are ordered by macro-F1. MiniLM, BGE-M3 and ViT are unimodal probes. Mixers: GMU (Arevalo et al. 2017), TFN (Zadeh et al. 2017), MulT-style (Tsai et al. 2019). The scalar gate row mixes class scores. Learned W_g in Eqs. [eq:gate] and [eq:fuse] is unused in the public tables."/>
+        <w:tblCaption w:val="Next-day BIST100 direction on VESTA-Public (test n=308). Mean \pm 1.96 se, five seeds. Rows are ordered by macro-F1. MiniLM, BGE-M3 and ViT are unimodal probes. Mixers: GMU (Arevalo et al. 2017), TFN (Zadeh et al. 2017), MulT-style (Tsai et al. 2019). GMU/TFN/gate mix unimodal class scores; Arevalo’s W_v,W_t,W_z are unused."/>
       </w:tblPr>
       <w:tblGrid>
         <w:gridCol w:w="2640"/>
@@ -9876,7 +10350,7 @@
         <w:t xml:space="preserve"> </w:t>
       </w:r>
       <w:r>
-        <w:t xml:space="preserve">mixers fuse unimodal scores;</w:t>
+        <w:t xml:space="preserve">mixers fuse unimodal class scores; Arevalo’s</w:t>
       </w:r>
       <w:r>
         <w:t xml:space="preserve"> </w:t>
@@ -9890,7 +10364,43 @@
           </m:e>
           <m:sub>
             <m:r>
-              <m:t>g</m:t>
+              <m:t>v</m:t>
+            </m:r>
+          </m:sub>
+        </m:sSub>
+        <m:r>
+          <m:rPr>
+            <m:sty m:val="p"/>
+          </m:rPr>
+          <m:t>,</m:t>
+        </m:r>
+        <m:sSub>
+          <m:e>
+            <m:r>
+              <m:t>W</m:t>
+            </m:r>
+          </m:e>
+          <m:sub>
+            <m:r>
+              <m:t>t</m:t>
+            </m:r>
+          </m:sub>
+        </m:sSub>
+        <m:r>
+          <m:rPr>
+            <m:sty m:val="p"/>
+          </m:rPr>
+          <m:t>,</m:t>
+        </m:r>
+        <m:sSub>
+          <m:e>
+            <m:r>
+              <m:t>W</m:t>
+            </m:r>
+          </m:e>
+          <m:sub>
+            <m:r>
+              <m:t>z</m:t>
             </m:r>
           </m:sub>
         </m:sSub>
@@ -9899,7 +10409,7 @@
         <w:t xml:space="preserve"> </w:t>
       </w:r>
       <w:r>
-        <w:t xml:space="preserve">is not trained.</w:t>
+        <w:t xml:space="preserve">are unused.</w:t>
       </w:r>
     </w:p>
     <w:bookmarkEnd w:id="68"/>
@@ -10161,7 +10671,7 @@
         <w:t xml:space="preserve"> </w:t>
       </w:r>
       <w:r>
-        <w:t xml:space="preserve">mixers fuse unimodal scores;</w:t>
+        <w:t xml:space="preserve">mixers fuse unimodal class scores; Arevalo’s</w:t>
       </w:r>
       <w:r>
         <w:t xml:space="preserve"> </w:t>
@@ -10175,7 +10685,43 @@
           </m:e>
           <m:sub>
             <m:r>
-              <m:t>g</m:t>
+              <m:t>v</m:t>
+            </m:r>
+          </m:sub>
+        </m:sSub>
+        <m:r>
+          <m:rPr>
+            <m:sty m:val="p"/>
+          </m:rPr>
+          <m:t>,</m:t>
+        </m:r>
+        <m:sSub>
+          <m:e>
+            <m:r>
+              <m:t>W</m:t>
+            </m:r>
+          </m:e>
+          <m:sub>
+            <m:r>
+              <m:t>t</m:t>
+            </m:r>
+          </m:sub>
+        </m:sSub>
+        <m:r>
+          <m:rPr>
+            <m:sty m:val="p"/>
+          </m:rPr>
+          <m:t>,</m:t>
+        </m:r>
+        <m:sSub>
+          <m:e>
+            <m:r>
+              <m:t>W</m:t>
+            </m:r>
+          </m:e>
+          <m:sub>
+            <m:r>
+              <m:t>z</m:t>
             </m:r>
           </m:sub>
         </m:sSub>
@@ -10184,7 +10730,7 @@
         <w:t xml:space="preserve"> </w:t>
       </w:r>
       <w:r>
-        <w:t xml:space="preserve">is unused. The public chart is bars</w:t>
+        <w:t xml:space="preserve">are unused. The public chart is bars</w:t>
       </w:r>
       <w:r>
         <w:t xml:space="preserve"> </w:t>
